--- a/Mau bao cao ML4D.docx
+++ b/Mau bao cao ML4D.docx
@@ -5,6 +5,8 @@
     <w:p>
       <w:pPr>
         <w:pStyle w:val="BodyText"/>
+        <w:spacing w:line="360" w:lineRule="auto"/>
+        <w:ind w:firstLine="720"/>
         <w:rPr>
           <w:sz w:val="20"/>
         </w:rPr>
@@ -17,7 +19,7 @@
           <w14:ligatures w14:val="standardContextual"/>
         </w:rPr>
         <w:drawing>
-          <wp:anchor distT="0" distB="0" distL="114300" distR="114300" simplePos="0" relativeHeight="251659264" behindDoc="1" locked="0" layoutInCell="1" allowOverlap="1" wp14:anchorId="49162918" wp14:editId="0E6CE978">
+          <wp:anchor distT="0" distB="0" distL="114300" distR="114300" simplePos="0" relativeHeight="251659264" behindDoc="1" locked="0" layoutInCell="1" allowOverlap="1" wp14:anchorId="49162918" wp14:editId="0EA9E275">
             <wp:simplePos x="0" y="0"/>
             <wp:positionH relativeFrom="page">
               <wp:align>center</wp:align>
@@ -76,6 +78,7 @@
     </w:p>
     <w:p>
       <w:pPr>
+        <w:spacing w:line="360" w:lineRule="auto"/>
         <w:ind w:left="-284" w:hanging="142"/>
         <w:jc w:val="center"/>
         <w:rPr>
@@ -102,6 +105,7 @@
     </w:p>
     <w:p>
       <w:pPr>
+        <w:spacing w:line="360" w:lineRule="auto"/>
         <w:ind w:left="-284" w:hanging="142"/>
         <w:jc w:val="center"/>
         <w:rPr>
@@ -126,6 +130,8 @@
     </w:p>
     <w:p>
       <w:pPr>
+        <w:spacing w:line="360" w:lineRule="auto"/>
+        <w:ind w:firstLine="720"/>
         <w:jc w:val="center"/>
         <w:rPr>
           <w:b/>
@@ -139,7 +145,8 @@
     <w:p>
       <w:pPr>
         <w:pStyle w:val="BodyText"/>
-        <w:spacing w:before="5"/>
+        <w:spacing w:before="5" w:line="360" w:lineRule="auto"/>
+        <w:ind w:firstLine="720"/>
         <w:rPr>
           <w:b/>
           <w:sz w:val="24"/>
@@ -149,8 +156,8 @@
     </w:p>
     <w:p>
       <w:pPr>
-        <w:spacing w:before="160"/>
-        <w:ind w:left="28" w:right="153" w:hanging="312"/>
+        <w:spacing w:before="160" w:line="360" w:lineRule="auto"/>
+        <w:ind w:left="-284" w:right="153" w:firstLine="0"/>
         <w:jc w:val="center"/>
         <w:rPr>
           <w:b/>
@@ -164,7 +171,7 @@
           <w:noProof/>
         </w:rPr>
         <w:drawing>
-          <wp:inline distT="0" distB="0" distL="0" distR="0" wp14:anchorId="39423D23" wp14:editId="37EBC6F8">
+          <wp:inline distT="0" distB="0" distL="0" distR="0" wp14:anchorId="39423D23" wp14:editId="6CF394C1">
             <wp:extent cx="1201615" cy="1201615"/>
             <wp:effectExtent l="0" t="0" r="0" b="5715"/>
             <wp:docPr id="41098514" name="Picture 1"/>
@@ -216,6 +223,8 @@
     <w:p>
       <w:pPr>
         <w:pStyle w:val="BodyText"/>
+        <w:spacing w:line="360" w:lineRule="auto"/>
+        <w:ind w:firstLine="720"/>
         <w:rPr>
           <w:b/>
           <w:sz w:val="32"/>
@@ -239,16 +248,20 @@
         <w:tblLook w:val="04A0" w:firstRow="1" w:lastRow="0" w:firstColumn="1" w:lastColumn="0" w:noHBand="0" w:noVBand="1"/>
       </w:tblPr>
       <w:tblGrid>
-        <w:gridCol w:w="8216"/>
+        <w:gridCol w:w="8269"/>
       </w:tblGrid>
       <w:tr>
+        <w:trPr>
+          <w:trHeight w:val="5967"/>
+        </w:trPr>
         <w:tc>
           <w:tcPr>
-            <w:tcW w:w="8216" w:type="dxa"/>
+            <w:tcW w:w="8269" w:type="dxa"/>
           </w:tcPr>
           <w:p>
             <w:pPr>
-              <w:spacing w:before="320" w:after="120"/>
+              <w:spacing w:before="320" w:after="120" w:line="360" w:lineRule="auto"/>
+              <w:ind w:firstLine="460"/>
               <w:jc w:val="center"/>
             </w:pPr>
             <w:r>
@@ -264,7 +277,8 @@
           </w:p>
           <w:p>
             <w:pPr>
-              <w:spacing w:before="80" w:after="320"/>
+              <w:spacing w:before="80" w:after="120" w:line="360" w:lineRule="auto"/>
+              <w:ind w:firstLine="319"/>
               <w:jc w:val="center"/>
               <w:rPr>
                 <w:sz w:val="20"/>
@@ -286,7 +300,8 @@
           <w:p>
             <w:pPr>
               <w:pStyle w:val="BodyText"/>
-              <w:spacing w:after="120" w:line="312" w:lineRule="auto"/>
+              <w:spacing w:after="120" w:line="360" w:lineRule="auto"/>
+              <w:ind w:firstLine="460"/>
               <w:jc w:val="center"/>
               <w:rPr>
                 <w:b/>
@@ -310,7 +325,8 @@
           <w:p>
             <w:pPr>
               <w:pStyle w:val="BodyText"/>
-              <w:spacing w:after="120" w:line="312" w:lineRule="auto"/>
+              <w:spacing w:after="120" w:line="360" w:lineRule="auto"/>
+              <w:ind w:firstLine="460"/>
               <w:jc w:val="center"/>
               <w:rPr>
                 <w:b/>
@@ -354,7 +370,8 @@
           <w:p>
             <w:pPr>
               <w:pStyle w:val="BodyText"/>
-              <w:spacing w:after="120" w:line="312" w:lineRule="auto"/>
+              <w:spacing w:after="120" w:line="360" w:lineRule="auto"/>
+              <w:ind w:firstLine="720"/>
               <w:jc w:val="center"/>
               <w:rPr>
                 <w:b/>
@@ -370,7 +387,8 @@
               <w:tabs>
                 <w:tab w:val="left" w:pos="5130"/>
               </w:tabs>
-              <w:ind w:left="28" w:right="153" w:firstLine="566"/>
+              <w:spacing w:after="120" w:line="360" w:lineRule="auto"/>
+              <w:ind w:left="28" w:right="153" w:firstLine="720"/>
               <w:rPr>
                 <w:b/>
                 <w:sz w:val="28"/>
@@ -412,7 +430,8 @@
               <w:tabs>
                 <w:tab w:val="left" w:pos="5130"/>
               </w:tabs>
-              <w:ind w:left="28" w:right="153" w:firstLine="566"/>
+              <w:spacing w:after="120" w:line="360" w:lineRule="auto"/>
+              <w:ind w:left="28" w:right="153" w:firstLine="720"/>
               <w:rPr>
                 <w:b/>
                 <w:sz w:val="28"/>
@@ -445,7 +464,8 @@
               <w:tabs>
                 <w:tab w:val="left" w:pos="5130"/>
               </w:tabs>
-              <w:ind w:left="28" w:right="153" w:firstLine="566"/>
+              <w:spacing w:after="120" w:line="360" w:lineRule="auto"/>
+              <w:ind w:left="28" w:right="153" w:firstLine="720"/>
               <w:rPr>
                 <w:b/>
                 <w:sz w:val="28"/>
@@ -476,60 +496,88 @@
         </w:tc>
       </w:tr>
       <w:tr>
+        <w:trPr>
+          <w:trHeight w:val="873"/>
+        </w:trPr>
         <w:tc>
           <w:tcPr>
-            <w:tcW w:w="8216" w:type="dxa"/>
+            <w:tcW w:w="8269" w:type="dxa"/>
           </w:tcPr>
           <w:p>
             <w:pPr>
-              <w:spacing w:before="320"/>
+              <w:spacing w:after="120" w:line="360" w:lineRule="auto"/>
+              <w:ind w:firstLine="720"/>
+              <w:jc w:val="center"/>
               <w:rPr>
                 <w:b/>
                 <w:bCs/>
-                <w:color w:val="1F4E79"/>
-                <w:sz w:val="48"/>
-                <w:szCs w:val="48"/>
-                <w:lang w:val="vi-VN"/>
+                <w:sz w:val="24"/>
+                <w:szCs w:val="24"/>
+                <w:lang w:val="en-US"/>
               </w:rPr>
             </w:pPr>
             <w:bookmarkStart w:id="3" w:name="_Hlk180741335"/>
             <w:bookmarkEnd w:id="3"/>
           </w:p>
+          <w:p>
+            <w:pPr>
+              <w:spacing w:after="120" w:line="360" w:lineRule="auto"/>
+              <w:ind w:firstLine="720"/>
+              <w:jc w:val="center"/>
+              <w:rPr>
+                <w:b/>
+                <w:bCs/>
+                <w:sz w:val="24"/>
+                <w:szCs w:val="24"/>
+                <w:lang w:val="en-US"/>
+              </w:rPr>
+            </w:pPr>
+          </w:p>
+          <w:p>
+            <w:pPr>
+              <w:spacing w:after="120" w:line="360" w:lineRule="auto"/>
+              <w:ind w:firstLine="720"/>
+              <w:jc w:val="center"/>
+              <w:rPr>
+                <w:b/>
+                <w:bCs/>
+                <w:sz w:val="24"/>
+                <w:szCs w:val="24"/>
+                <w:lang w:val="en-US"/>
+              </w:rPr>
+            </w:pPr>
+          </w:p>
+          <w:p>
+            <w:pPr>
+              <w:spacing w:after="120" w:line="360" w:lineRule="auto"/>
+              <w:ind w:firstLine="720"/>
+              <w:jc w:val="center"/>
+              <w:rPr>
+                <w:b/>
+                <w:bCs/>
+                <w:sz w:val="24"/>
+                <w:szCs w:val="24"/>
+                <w:lang w:val="en-US"/>
+              </w:rPr>
+            </w:pPr>
+            <w:r>
+              <w:rPr>
+                <w:b/>
+                <w:bCs/>
+                <w:sz w:val="28"/>
+                <w:szCs w:val="28"/>
+                <w:lang w:val="en-US"/>
+              </w:rPr>
+              <w:t>HÀ NỘI 2026</w:t>
+            </w:r>
+          </w:p>
         </w:tc>
       </w:tr>
     </w:tbl>
     <w:p>
       <w:pPr>
-        <w:pStyle w:val="BodyText"/>
-        <w:rPr>
-          <w:sz w:val="30"/>
-          <w:lang w:val="vi-VN"/>
-        </w:rPr>
-      </w:pPr>
-    </w:p>
-    <w:p>
-      <w:pPr>
-        <w:pStyle w:val="BodyText"/>
-        <w:rPr>
-          <w:sz w:val="30"/>
-        </w:rPr>
-      </w:pPr>
-    </w:p>
-    <w:p>
-      <w:pPr>
-        <w:pStyle w:val="Heading1"/>
-      </w:pPr>
-      <w:bookmarkStart w:id="4" w:name="_Toc160803242"/>
-    </w:p>
-    <w:p>
-      <w:pPr>
-        <w:pStyle w:val="Heading1"/>
-      </w:pPr>
-    </w:p>
-    <w:bookmarkEnd w:id="4"/>
-    <w:p>
-      <w:pPr>
-        <w:jc w:val="center"/>
+        <w:spacing w:line="360" w:lineRule="auto"/>
+        <w:ind w:firstLine="0"/>
         <w:rPr>
           <w:b/>
           <w:bCs/>
@@ -538,48 +586,18 @@
           <w:lang w:val="en-US"/>
         </w:rPr>
       </w:pPr>
-      <w:r>
+    </w:p>
+    <w:p>
+      <w:pPr>
+        <w:spacing w:line="360" w:lineRule="auto"/>
+        <w:ind w:left="-284" w:firstLine="720"/>
+        <w:jc w:val="center"/>
         <w:rPr>
           <w:b/>
           <w:bCs/>
           <w:sz w:val="24"/>
           <w:szCs w:val="24"/>
           <w:lang w:val="en-US"/>
-        </w:rPr>
-        <w:t>HÀ NỘI 202</w:t>
-      </w:r>
-      <w:r>
-        <w:rPr>
-          <w:b/>
-          <w:bCs/>
-          <w:sz w:val="24"/>
-          <w:szCs w:val="24"/>
-          <w:lang w:val="en-US"/>
-        </w:rPr>
-        <w:t>6</w:t>
-      </w:r>
-    </w:p>
-    <w:p>
-      <w:pPr>
-        <w:spacing w:after="160" w:line="259" w:lineRule="auto"/>
-        <w:rPr>
-          <w:b/>
-          <w:bCs/>
-          <w:sz w:val="24"/>
-          <w:szCs w:val="24"/>
-          <w:lang w:val="vi-VN"/>
-        </w:rPr>
-      </w:pPr>
-    </w:p>
-    <w:p>
-      <w:pPr>
-        <w:jc w:val="center"/>
-        <w:rPr>
-          <w:b/>
-          <w:bCs/>
-          <w:sz w:val="24"/>
-          <w:szCs w:val="24"/>
-          <w:lang w:val="vi-VN"/>
         </w:rPr>
       </w:pPr>
       <w:r>
@@ -588,15 +606,14 @@
           <w:sz w:val="20"/>
           <w14:ligatures w14:val="standardContextual"/>
         </w:rPr>
-        <w:lastRenderedPageBreak/>
         <w:drawing>
-          <wp:anchor distT="0" distB="0" distL="114300" distR="114300" simplePos="0" relativeHeight="251661312" behindDoc="1" locked="0" layoutInCell="1" allowOverlap="1" wp14:anchorId="7C6FD75D" wp14:editId="12BD484C">
+          <wp:anchor distT="0" distB="0" distL="114300" distR="114300" simplePos="0" relativeHeight="251661312" behindDoc="1" locked="0" layoutInCell="1" allowOverlap="1" wp14:anchorId="7C6FD75D" wp14:editId="1A652EFA">
             <wp:simplePos x="0" y="0"/>
-            <wp:positionH relativeFrom="page">
+            <wp:positionH relativeFrom="margin">
               <wp:align>center</wp:align>
             </wp:positionH>
-            <wp:positionV relativeFrom="paragraph">
-              <wp:posOffset>-240323</wp:posOffset>
+            <wp:positionV relativeFrom="margin">
+              <wp:align>center</wp:align>
             </wp:positionV>
             <wp:extent cx="5829300" cy="9163050"/>
             <wp:effectExtent l="0" t="0" r="0" b="0"/>
@@ -646,11 +663,7 @@
           </wp:anchor>
         </w:drawing>
       </w:r>
-    </w:p>
-    <w:p>
-      <w:pPr>
-        <w:ind w:left="-284"/>
-        <w:jc w:val="center"/>
+      <w:r>
         <w:rPr>
           <w:b/>
           <w:bCs/>
@@ -658,8 +671,14 @@
           <w:szCs w:val="24"/>
           <w:lang w:val="en-US"/>
         </w:rPr>
-      </w:pPr>
-      <w:r>
+        <w:t>ĐẠI HỌC QUỐC GIA HÀ NỘI</w:t>
+      </w:r>
+    </w:p>
+    <w:p>
+      <w:pPr>
+        <w:spacing w:line="360" w:lineRule="auto"/>
+        <w:ind w:left="-284" w:firstLine="720"/>
+        <w:jc w:val="center"/>
         <w:rPr>
           <w:b/>
           <w:bCs/>
@@ -667,13 +686,8 @@
           <w:szCs w:val="24"/>
           <w:lang w:val="en-US"/>
         </w:rPr>
-        <w:t>ĐẠI HỌC QUỐC GIA HÀ NỘI</w:t>
-      </w:r>
-    </w:p>
-    <w:p>
-      <w:pPr>
-        <w:ind w:left="-284"/>
-        <w:jc w:val="center"/>
+      </w:pPr>
+      <w:r>
         <w:rPr>
           <w:b/>
           <w:bCs/>
@@ -681,50 +695,18 @@
           <w:szCs w:val="24"/>
           <w:lang w:val="en-US"/>
         </w:rPr>
-      </w:pPr>
-      <w:r>
-        <w:rPr>
-          <w:b/>
-          <w:bCs/>
-          <w:sz w:val="24"/>
-          <w:szCs w:val="24"/>
-          <w:lang w:val="en-US"/>
-        </w:rPr>
         <w:t>TRƯỜNG ĐẠI HỌC CÔNG NGHỆ</w:t>
       </w:r>
     </w:p>
     <w:p>
       <w:pPr>
-        <w:ind w:left="28" w:right="153"/>
+        <w:spacing w:line="360" w:lineRule="auto"/>
+        <w:ind w:right="153" w:firstLine="0"/>
         <w:jc w:val="center"/>
         <w:rPr>
           <w:b/>
           <w:sz w:val="32"/>
           <w:szCs w:val="32"/>
-          <w:lang w:val="en-US"/>
-        </w:rPr>
-      </w:pPr>
-    </w:p>
-    <w:p>
-      <w:pPr>
-        <w:ind w:left="28" w:right="153"/>
-        <w:jc w:val="center"/>
-        <w:rPr>
-          <w:b/>
-          <w:sz w:val="32"/>
-          <w:szCs w:val="32"/>
-          <w:lang w:val="en-US"/>
-        </w:rPr>
-      </w:pPr>
-    </w:p>
-    <w:p>
-      <w:pPr>
-        <w:pStyle w:val="BodyText"/>
-        <w:tabs>
-          <w:tab w:val="left" w:pos="398"/>
-          <w:tab w:val="left" w:pos="1257"/>
-        </w:tabs>
-        <w:rPr>
           <w:lang w:val="en-US"/>
         </w:rPr>
       </w:pPr>
@@ -732,7 +714,7 @@
     <w:tbl>
       <w:tblPr>
         <w:tblStyle w:val="TableGrid"/>
-        <w:tblpPr w:leftFromText="180" w:rightFromText="180" w:vertAnchor="text" w:horzAnchor="margin" w:tblpX="-284" w:tblpY="202"/>
+        <w:tblpPr w:leftFromText="180" w:rightFromText="180" w:vertAnchor="text" w:horzAnchor="margin" w:tblpY="3243"/>
         <w:tblW w:w="0" w:type="auto"/>
         <w:tblBorders>
           <w:top w:val="none" w:sz="0" w:space="0" w:color="auto"/>
@@ -745,18 +727,20 @@
         <w:tblLook w:val="04A0" w:firstRow="1" w:lastRow="0" w:firstColumn="1" w:lastColumn="0" w:noHBand="0" w:noVBand="1"/>
       </w:tblPr>
       <w:tblGrid>
-        <w:gridCol w:w="284"/>
-        <w:gridCol w:w="8788"/>
+        <w:gridCol w:w="8929"/>
       </w:tblGrid>
       <w:tr>
+        <w:trPr>
+          <w:trHeight w:val="6093"/>
+        </w:trPr>
         <w:tc>
           <w:tcPr>
-            <w:tcW w:w="9072" w:type="dxa"/>
-            <w:gridSpan w:val="2"/>
+            <w:tcW w:w="8929" w:type="dxa"/>
           </w:tcPr>
           <w:p>
             <w:pPr>
-              <w:spacing w:before="320" w:after="120"/>
+              <w:spacing w:before="320" w:after="120" w:line="360" w:lineRule="auto"/>
+              <w:ind w:firstLine="177"/>
               <w:jc w:val="center"/>
             </w:pPr>
             <w:r>
@@ -772,12 +756,13 @@
           </w:p>
           <w:p>
             <w:pPr>
-              <w:spacing w:before="80" w:after="320"/>
+              <w:spacing w:before="80" w:after="120" w:line="360" w:lineRule="auto"/>
+              <w:ind w:firstLine="177"/>
               <w:jc w:val="center"/>
               <w:rPr>
                 <w:sz w:val="20"/>
                 <w:szCs w:val="20"/>
-                <w:lang w:val="vi-VN"/>
+                <w:lang w:val="en-US"/>
               </w:rPr>
             </w:pPr>
             <w:r>
@@ -794,21 +779,8 @@
           <w:p>
             <w:pPr>
               <w:pStyle w:val="BodyText"/>
-              <w:spacing w:after="120" w:line="312" w:lineRule="auto"/>
-              <w:jc w:val="center"/>
-              <w:rPr>
-                <w:b/>
-                <w:bCs/>
-                <w:sz w:val="32"/>
-                <w:szCs w:val="32"/>
-                <w:lang w:val="en-US"/>
-              </w:rPr>
-            </w:pPr>
-          </w:p>
-          <w:p>
-            <w:pPr>
-              <w:pStyle w:val="BodyText"/>
-              <w:spacing w:after="120" w:line="312" w:lineRule="auto"/>
+              <w:spacing w:after="120" w:line="360" w:lineRule="auto"/>
+              <w:ind w:firstLine="319"/>
               <w:jc w:val="center"/>
               <w:rPr>
                 <w:b/>
@@ -818,24 +790,6 @@
                 <w:lang w:val="vi-VN"/>
               </w:rPr>
             </w:pPr>
-            <w:r>
-              <w:rPr>
-                <w:b/>
-                <w:bCs/>
-                <w:lang w:val="en-US"/>
-              </w:rPr>
-              <w:t xml:space="preserve"> </w:t>
-            </w:r>
-            <w:r>
-              <w:rPr>
-                <w:b/>
-                <w:bCs/>
-                <w:sz w:val="32"/>
-                <w:szCs w:val="32"/>
-                <w:lang w:val="vi-VN"/>
-              </w:rPr>
-              <w:t xml:space="preserve"> </w:t>
-            </w:r>
             <w:r>
               <w:rPr>
                 <w:b/>
@@ -850,7 +804,8 @@
           <w:p>
             <w:pPr>
               <w:pStyle w:val="BodyText"/>
-              <w:spacing w:after="120" w:line="312" w:lineRule="auto"/>
+              <w:spacing w:after="120" w:line="360" w:lineRule="auto"/>
+              <w:ind w:firstLine="319"/>
               <w:jc w:val="center"/>
               <w:rPr>
                 <w:b/>
@@ -884,31 +839,22 @@
           <w:p>
             <w:pPr>
               <w:pStyle w:val="BodyText"/>
-              <w:spacing w:after="120" w:line="312" w:lineRule="auto"/>
+              <w:spacing w:after="120" w:line="360" w:lineRule="auto"/>
+              <w:ind w:firstLine="0"/>
               <w:rPr>
                 <w:b/>
                 <w:bCs/>
-                <w:lang w:val="en-US"/>
-              </w:rPr>
-            </w:pPr>
-          </w:p>
-          <w:p>
-            <w:pPr>
-              <w:pStyle w:val="BodyText"/>
-              <w:spacing w:after="120" w:line="312" w:lineRule="auto"/>
-              <w:rPr>
-                <w:b/>
-                <w:bCs/>
-                <w:lang w:val="en-US"/>
+                <w:lang w:val="vi-VN"/>
               </w:rPr>
             </w:pPr>
           </w:p>
           <w:p>
             <w:pPr>
               <w:tabs>
-                <w:tab w:val="left" w:pos="5130"/>
+                <w:tab w:val="left" w:pos="5280"/>
               </w:tabs>
-              <w:ind w:left="456" w:right="153" w:firstLine="566"/>
+              <w:spacing w:after="120" w:line="360" w:lineRule="auto"/>
+              <w:ind w:left="1027" w:right="153" w:firstLine="0"/>
               <w:rPr>
                 <w:b/>
                 <w:sz w:val="28"/>
@@ -948,14 +894,15 @@
           <w:p>
             <w:pPr>
               <w:tabs>
-                <w:tab w:val="left" w:pos="5130"/>
+                <w:tab w:val="left" w:pos="5280"/>
               </w:tabs>
-              <w:ind w:left="456" w:right="153" w:firstLine="566"/>
+              <w:spacing w:after="120" w:line="360" w:lineRule="auto"/>
+              <w:ind w:left="1027" w:right="153" w:firstLine="0"/>
               <w:rPr>
                 <w:b/>
                 <w:sz w:val="28"/>
                 <w:szCs w:val="28"/>
-                <w:lang w:val="vi-VN"/>
+                <w:lang w:val="en-US"/>
               </w:rPr>
             </w:pPr>
             <w:r>
@@ -978,28 +925,18 @@
               <w:t>24022956</w:t>
             </w:r>
           </w:p>
-        </w:tc>
-      </w:tr>
-      <w:tr>
-        <w:trPr>
-          <w:gridBefore w:val="1"/>
-          <w:wBefore w:w="284" w:type="dxa"/>
-        </w:trPr>
-        <w:tc>
-          <w:tcPr>
-            <w:tcW w:w="8788" w:type="dxa"/>
-          </w:tcPr>
           <w:p>
             <w:pPr>
-              <w:pStyle w:val="BodyText"/>
               <w:tabs>
-                <w:tab w:val="left" w:pos="4857"/>
+                <w:tab w:val="left" w:pos="5280"/>
               </w:tabs>
-              <w:spacing w:before="5" w:after="120" w:line="312" w:lineRule="auto"/>
-              <w:ind w:left="746"/>
+              <w:spacing w:after="120" w:line="360" w:lineRule="auto"/>
+              <w:ind w:left="1027" w:right="153" w:firstLine="0"/>
               <w:rPr>
                 <w:b/>
                 <w:bCs/>
+                <w:sz w:val="28"/>
+                <w:szCs w:val="28"/>
                 <w:lang w:val="vi-VN"/>
               </w:rPr>
             </w:pPr>
@@ -1007,6 +944,8 @@
               <w:rPr>
                 <w:b/>
                 <w:bCs/>
+                <w:sz w:val="28"/>
+                <w:szCs w:val="28"/>
                 <w:lang w:val="en-US"/>
               </w:rPr>
               <w:t>Cán bộ hướng dẫn:</w:t>
@@ -1015,6 +954,8 @@
               <w:rPr>
                 <w:b/>
                 <w:bCs/>
+                <w:sz w:val="28"/>
+                <w:szCs w:val="28"/>
                 <w:lang w:val="vi-VN"/>
               </w:rPr>
               <w:tab/>
@@ -1023,6 +964,8 @@
               <w:rPr>
                 <w:b/>
                 <w:bCs/>
+                <w:sz w:val="28"/>
+                <w:szCs w:val="28"/>
                 <w:lang w:val="en-US"/>
               </w:rPr>
               <w:t>Ts</w:t>
@@ -1031,29 +974,57 @@
               <w:rPr>
                 <w:b/>
                 <w:bCs/>
+                <w:sz w:val="28"/>
+                <w:szCs w:val="28"/>
                 <w:lang w:val="vi-VN"/>
               </w:rPr>
               <w:t>. Vũ Minh Anh</w:t>
             </w:r>
           </w:p>
-        </w:tc>
-      </w:tr>
-      <w:tr>
-        <w:trPr>
-          <w:gridBefore w:val="1"/>
-          <w:wBefore w:w="284" w:type="dxa"/>
-        </w:trPr>
-        <w:tc>
-          <w:tcPr>
-            <w:tcW w:w="8788" w:type="dxa"/>
-          </w:tcPr>
           <w:p>
             <w:pPr>
-              <w:pStyle w:val="BodyText"/>
-              <w:spacing w:before="5" w:after="120" w:line="312" w:lineRule="auto"/>
+              <w:tabs>
+                <w:tab w:val="left" w:pos="5280"/>
+              </w:tabs>
+              <w:spacing w:after="120" w:line="360" w:lineRule="auto"/>
+              <w:ind w:left="1027" w:right="153" w:firstLine="0"/>
               <w:rPr>
                 <w:b/>
                 <w:bCs/>
+                <w:sz w:val="28"/>
+                <w:szCs w:val="28"/>
+                <w:lang w:val="vi-VN"/>
+              </w:rPr>
+            </w:pPr>
+          </w:p>
+          <w:p>
+            <w:pPr>
+              <w:tabs>
+                <w:tab w:val="left" w:pos="5280"/>
+              </w:tabs>
+              <w:spacing w:after="120" w:line="360" w:lineRule="auto"/>
+              <w:ind w:left="1027" w:right="153" w:firstLine="0"/>
+              <w:rPr>
+                <w:b/>
+                <w:bCs/>
+                <w:sz w:val="28"/>
+                <w:szCs w:val="28"/>
+                <w:lang w:val="vi-VN"/>
+              </w:rPr>
+            </w:pPr>
+          </w:p>
+          <w:p>
+            <w:pPr>
+              <w:tabs>
+                <w:tab w:val="left" w:pos="5280"/>
+              </w:tabs>
+              <w:spacing w:after="120" w:line="360" w:lineRule="auto"/>
+              <w:ind w:left="1027" w:right="153" w:firstLine="0"/>
+              <w:jc w:val="center"/>
+              <w:rPr>
+                <w:b/>
+                <w:sz w:val="28"/>
+                <w:szCs w:val="28"/>
                 <w:lang w:val="vi-VN"/>
               </w:rPr>
             </w:pPr>
@@ -1061,9 +1032,11 @@
               <w:rPr>
                 <w:b/>
                 <w:bCs/>
+                <w:sz w:val="28"/>
+                <w:szCs w:val="28"/>
                 <w:lang w:val="vi-VN"/>
               </w:rPr>
-              <w:t xml:space="preserve"> </w:t>
+              <w:t>HÀ NỘI 2026</w:t>
             </w:r>
           </w:p>
         </w:tc>
@@ -1071,7 +1044,9 @@
     </w:tbl>
     <w:p>
       <w:pPr>
-        <w:pStyle w:val="BodyText"/>
+        <w:spacing w:line="360" w:lineRule="auto"/>
+        <w:ind w:right="153" w:firstLine="426"/>
+        <w:jc w:val="center"/>
         <w:rPr>
           <w:b/>
           <w:sz w:val="32"/>
@@ -1079,141 +1054,96 @@
           <w:lang w:val="en-US"/>
         </w:rPr>
       </w:pPr>
-    </w:p>
-    <w:p>
-      <w:pPr>
-        <w:jc w:val="center"/>
-        <w:rPr>
-          <w:b/>
-          <w:bCs/>
-          <w:sz w:val="24"/>
-          <w:szCs w:val="24"/>
-          <w:lang w:val="vi-VN"/>
-        </w:rPr>
-      </w:pPr>
-    </w:p>
-    <w:p>
-      <w:pPr>
-        <w:jc w:val="center"/>
-        <w:rPr>
-          <w:b/>
-          <w:bCs/>
-          <w:sz w:val="24"/>
-          <w:szCs w:val="24"/>
-          <w:lang w:val="vi-VN"/>
-        </w:rPr>
-      </w:pPr>
-    </w:p>
-    <w:p>
-      <w:pPr>
-        <w:jc w:val="center"/>
-        <w:rPr>
-          <w:b/>
-          <w:bCs/>
-          <w:sz w:val="24"/>
-          <w:szCs w:val="24"/>
-          <w:lang w:val="vi-VN"/>
-        </w:rPr>
-      </w:pPr>
-    </w:p>
-    <w:p>
-      <w:pPr>
-        <w:jc w:val="center"/>
-        <w:rPr>
-          <w:b/>
-          <w:bCs/>
-          <w:sz w:val="24"/>
-          <w:szCs w:val="24"/>
-          <w:lang w:val="en-US"/>
-        </w:rPr>
-      </w:pPr>
-    </w:p>
-    <w:p>
-      <w:pPr>
-        <w:jc w:val="center"/>
-        <w:rPr>
-          <w:b/>
-          <w:bCs/>
-          <w:sz w:val="24"/>
-          <w:szCs w:val="24"/>
-          <w:lang w:val="en-US"/>
-        </w:rPr>
-      </w:pPr>
-      <w:r>
-        <w:rPr>
-          <w:b/>
-          <w:bCs/>
-          <w:sz w:val="24"/>
-          <w:szCs w:val="24"/>
-          <w:lang w:val="en-US"/>
-        </w:rPr>
-        <w:t>HÀ NỘI</w:t>
-      </w:r>
-      <w:r>
-        <w:rPr>
-          <w:b/>
-          <w:bCs/>
-          <w:sz w:val="24"/>
-          <w:szCs w:val="24"/>
-          <w:lang w:val="en-US"/>
-        </w:rPr>
-        <w:t xml:space="preserve"> 202</w:t>
-      </w:r>
-      <w:r>
-        <w:rPr>
-          <w:b/>
-          <w:bCs/>
-          <w:sz w:val="24"/>
-          <w:szCs w:val="24"/>
-          <w:lang w:val="en-US"/>
-        </w:rPr>
-        <w:t>6</w:t>
+      <w:r>
+        <w:rPr>
+          <w:noProof/>
+        </w:rPr>
+        <w:drawing>
+          <wp:inline distT="0" distB="0" distL="0" distR="0" wp14:anchorId="407C9A2E" wp14:editId="42E0C83B">
+            <wp:extent cx="1648178" cy="1648178"/>
+            <wp:effectExtent l="0" t="0" r="9525" b="9525"/>
+            <wp:docPr id="2" name="Picture 1"/>
+            <wp:cNvGraphicFramePr>
+              <a:graphicFrameLocks xmlns:a="http://schemas.openxmlformats.org/drawingml/2006/main" noChangeAspect="1"/>
+            </wp:cNvGraphicFramePr>
+            <a:graphic xmlns:a="http://schemas.openxmlformats.org/drawingml/2006/main">
+              <a:graphicData uri="http://schemas.openxmlformats.org/drawingml/2006/picture">
+                <pic:pic xmlns:pic="http://schemas.openxmlformats.org/drawingml/2006/picture">
+                  <pic:nvPicPr>
+                    <pic:cNvPr id="0" name="Picture 1226"/>
+                    <pic:cNvPicPr>
+                      <a:picLocks noChangeAspect="1" noChangeArrowheads="1"/>
+                    </pic:cNvPicPr>
+                  </pic:nvPicPr>
+                  <pic:blipFill>
+                    <a:blip r:embed="rId9" cstate="print">
+                      <a:extLst>
+                        <a:ext uri="{28A0092B-C50C-407E-A947-70E740481C1C}">
+                          <a14:useLocalDpi xmlns:a14="http://schemas.microsoft.com/office/drawing/2010/main" val="0"/>
+                        </a:ext>
+                      </a:extLst>
+                    </a:blip>
+                    <a:srcRect/>
+                    <a:stretch>
+                      <a:fillRect/>
+                    </a:stretch>
+                  </pic:blipFill>
+                  <pic:spPr bwMode="auto">
+                    <a:xfrm>
+                      <a:off x="0" y="0"/>
+                      <a:ext cx="1655014" cy="1655014"/>
+                    </a:xfrm>
+                    <a:prstGeom prst="rect">
+                      <a:avLst/>
+                    </a:prstGeom>
+                    <a:noFill/>
+                    <a:ln>
+                      <a:noFill/>
+                    </a:ln>
+                  </pic:spPr>
+                </pic:pic>
+              </a:graphicData>
+            </a:graphic>
+          </wp:inline>
+        </w:drawing>
       </w:r>
     </w:p>
     <w:p>
       <w:pPr>
         <w:pStyle w:val="Heading1"/>
       </w:pPr>
-      <w:bookmarkStart w:id="5" w:name="_Toc184124948"/>
+      <w:bookmarkStart w:id="4" w:name="_Toc184124948"/>
     </w:p>
     <w:p>
       <w:pPr>
         <w:pStyle w:val="Heading1"/>
       </w:pPr>
     </w:p>
-    <w:p>
-      <w:pPr>
-        <w:pStyle w:val="Heading1"/>
-      </w:pPr>
-      <w:r>
-        <w:lastRenderedPageBreak/>
-        <w:t>TÓM TẮT</w:t>
-      </w:r>
-      <w:bookmarkEnd w:id="5"/>
-    </w:p>
-    <w:p>
-      <w:pPr>
-        <w:ind w:firstLine="720"/>
-        <w:jc w:val="both"/>
+    <w:bookmarkEnd w:id="4"/>
+    <w:p>
+      <w:pPr>
+        <w:spacing w:line="360" w:lineRule="auto"/>
+        <w:ind w:firstLine="0"/>
         <w:rPr>
           <w:sz w:val="26"/>
           <w:szCs w:val="28"/>
           <w:lang w:val="vi-VN"/>
         </w:rPr>
       </w:pPr>
-      <w:r>
-        <w:rPr>
-          <w:sz w:val="26"/>
-          <w:szCs w:val="28"/>
-        </w:rPr>
-        <w:t>Nghiên cứu này giải quyết bài toán tự động đánh giá chất lượng bố cục thiết kế đồ họa theo thang điểm 0–10 dưới dạng bài toán hồi quy (regression). Dữ liệu sử dụng được khai thác từ nguồn creative-graphic-design trên HuggingFace, chia thành ba tiêu chí gồm căn chỉnh (alignment), chồng lấp (overlap) và không gian trắng (whitespace), với nhãn mục tiêu là điểm số trung bình do GPT đánh giá. Điểm cốt lõi của đề tài là thuật toán trích xuất đặc trưng lai (Hybrid Feature Extraction), kết hợp hài hòa giữa đặc trưng sâu (CLS token và Visual Patches từ mô hình đa phương thức LayoutLMv3) cùng 12 đặc trưng hình học (Geometric Features) trích xuất từ tọa độ bounding box. Sau khi chuẩn hóa và giảm chiều bằng PCA, các mô hình hồi quy gồm Gradient Boosting Regressor, Random Forest và SVR được áp dụng để huấn luyện và so sánh. Kết quả chính đạt được là xây dựng thành công mô hình dự đoán tối ưu với độ chính xác cao, đảm bảo tính giải thích được (interpretability) thông qua phân tích tầm quan trọng của tính năng. Nghiên cứu cũng phát triển thành công hệ thống chấm điểm tự động thông qua hàm score_design(), giúp đưa ra điểm số, nhận xét định tính và giải thích chi tiết cho các tác phẩm thiết kế mới.</w:t>
-      </w:r>
-    </w:p>
-    <w:p>
-      <w:pPr>
-        <w:rPr>
-          <w:b/>
-          <w:bCs/>
+    </w:p>
+    <w:p>
+      <w:pPr>
+        <w:pStyle w:val="Heading1"/>
+      </w:pPr>
+      <w:r>
+        <w:t>TÓM TẮT</w:t>
+      </w:r>
+    </w:p>
+    <w:p>
+      <w:pPr>
+        <w:spacing w:line="360" w:lineRule="auto"/>
+        <w:ind w:firstLine="720"/>
+        <w:rPr>
           <w:sz w:val="26"/>
           <w:szCs w:val="28"/>
           <w:lang w:val="vi-VN"/>
@@ -1221,10 +1151,30 @@
       </w:pPr>
       <w:r>
         <w:rPr>
-          <w:b/>
-          <w:bCs/>
           <w:sz w:val="26"/>
           <w:szCs w:val="28"/>
+        </w:rPr>
+        <w:t>Nghiên cứu này giải quyết bài toán tự động đánh giá chất lượng bố cục thiết kế đồ họa theo thang điểm 0–10 dưới dạng bài toán hồi quy (regression). Dữ liệu sử dụng được khai thác từ nguồn creative-graphic-design trên HuggingFace, chia thành ba tiêu chí gồm căn chỉnh (alignment), chồng lấp (overlap) và không gian trắng (whitespace), với nhãn mục tiêu là điểm số trung bình do GPT đánh giá. Điểm cốt lõi của đề tài là thuật toán trích xuất đặc trưng lai (Hybrid Feature Extraction), kết hợp hài hòa giữa đặc trưng sâu (CLS token và Visual Patches từ mô hình đa phương thức LayoutLMv3) cùng 12 đặc trưng hình học (Geometric Features) trích xuất từ tọa độ bounding box. Sau khi chuẩn hóa và giảm chiều bằng PCA, các mô hình hồi quy gồm Gradient Boosting Regressor, Random Forest và SVR được áp dụng để huấn luyện và so sánh. Kết quả chính đạt được là xây dựng thành công mô hình dự đoán tối ưu với độ chính xác cao, đảm bảo tính giải thích được (interpretability) thông qua phân tích tầm quan trọng của tính năng. Nghiên cứu cũng phát triển thành công hệ thống chấm điểm tự động thông qua hàm score_design(), giúp đưa ra điểm số, nhận xét định tính và giải thích chi tiết cho các tác phẩm thiết kế mới.</w:t>
+      </w:r>
+    </w:p>
+    <w:p>
+      <w:pPr>
+        <w:spacing w:line="360" w:lineRule="auto"/>
+        <w:ind w:firstLine="720"/>
+        <w:rPr>
+          <w:b/>
+          <w:bCs/>
+          <w:sz w:val="26"/>
+          <w:szCs w:val="28"/>
+          <w:lang w:val="vi-VN"/>
+        </w:rPr>
+      </w:pPr>
+      <w:r>
+        <w:rPr>
+          <w:b/>
+          <w:bCs/>
+          <w:sz w:val="26"/>
+          <w:szCs w:val="28"/>
           <w:lang w:val="en-US"/>
         </w:rPr>
         <w:br w:type="page"/>
@@ -1234,17 +1184,17 @@
       <w:pPr>
         <w:pStyle w:val="Heading1"/>
       </w:pPr>
-      <w:bookmarkStart w:id="6" w:name="_Toc184124949"/>
+      <w:bookmarkStart w:id="5" w:name="_Toc184124949"/>
       <w:r>
         <w:lastRenderedPageBreak/>
         <w:t>LỜI CAM ĐOAN</w:t>
       </w:r>
-      <w:bookmarkEnd w:id="6"/>
-    </w:p>
-    <w:p>
-      <w:pPr>
-        <w:ind w:firstLine="567"/>
-        <w:jc w:val="both"/>
+      <w:bookmarkEnd w:id="5"/>
+    </w:p>
+    <w:p>
+      <w:pPr>
+        <w:spacing w:line="360" w:lineRule="auto"/>
+        <w:ind w:firstLine="720"/>
         <w:rPr>
           <w:sz w:val="26"/>
           <w:szCs w:val="26"/>
@@ -1278,8 +1228,8 @@
     </w:p>
     <w:p>
       <w:pPr>
-        <w:ind w:firstLine="567"/>
-        <w:jc w:val="both"/>
+        <w:spacing w:line="360" w:lineRule="auto"/>
+        <w:ind w:firstLine="720"/>
         <w:rPr>
           <w:sz w:val="26"/>
           <w:szCs w:val="26"/>
@@ -1297,8 +1247,8 @@
     </w:p>
     <w:p>
       <w:pPr>
-        <w:ind w:firstLine="567"/>
-        <w:jc w:val="both"/>
+        <w:spacing w:line="360" w:lineRule="auto"/>
+        <w:ind w:firstLine="720"/>
         <w:rPr>
           <w:sz w:val="26"/>
           <w:szCs w:val="26"/>
@@ -1391,17 +1341,7 @@
           <w:szCs w:val="26"/>
           <w:lang w:val="en-US"/>
         </w:rPr>
-        <w:t>Machine Learning</w:t>
-      </w:r>
-      <w:r>
-        <w:rPr>
-          <w:b/>
-          <w:bCs/>
-          <w:sz w:val="26"/>
-          <w:szCs w:val="26"/>
-          <w:lang w:val="en-US"/>
-        </w:rPr>
-        <w:t xml:space="preserve"> </w:t>
+        <w:t xml:space="preserve">Machine Learning </w:t>
       </w:r>
       <w:r>
         <w:rPr>
@@ -1434,8 +1374,8 @@
     </w:p>
     <w:p>
       <w:pPr>
-        <w:ind w:firstLine="567"/>
-        <w:jc w:val="both"/>
+        <w:spacing w:line="360" w:lineRule="auto"/>
+        <w:ind w:firstLine="720"/>
         <w:rPr>
           <w:sz w:val="26"/>
           <w:szCs w:val="26"/>
@@ -1453,8 +1393,8 @@
     </w:p>
     <w:p>
       <w:pPr>
-        <w:ind w:firstLine="567"/>
-        <w:jc w:val="both"/>
+        <w:spacing w:line="360" w:lineRule="auto"/>
+        <w:ind w:firstLine="720"/>
         <w:rPr>
           <w:sz w:val="26"/>
           <w:szCs w:val="26"/>
@@ -1472,8 +1412,8 @@
     </w:p>
     <w:p>
       <w:pPr>
-        <w:ind w:firstLine="567"/>
-        <w:jc w:val="both"/>
+        <w:spacing w:line="360" w:lineRule="auto"/>
+        <w:ind w:firstLine="720"/>
         <w:rPr>
           <w:sz w:val="26"/>
           <w:szCs w:val="26"/>
@@ -1491,8 +1431,8 @@
     </w:p>
     <w:p>
       <w:pPr>
-        <w:ind w:firstLine="567"/>
-        <w:jc w:val="both"/>
+        <w:spacing w:line="360" w:lineRule="auto"/>
+        <w:ind w:firstLine="720"/>
         <w:rPr>
           <w:sz w:val="26"/>
           <w:szCs w:val="26"/>
@@ -1505,6 +1445,8 @@
         <w:tabs>
           <w:tab w:val="left" w:pos="4820"/>
         </w:tabs>
+        <w:spacing w:line="360" w:lineRule="auto"/>
+        <w:ind w:firstLine="720"/>
         <w:rPr>
           <w:sz w:val="26"/>
           <w:szCs w:val="26"/>
@@ -1582,6 +1524,8 @@
         <w:tabs>
           <w:tab w:val="left" w:pos="5812"/>
         </w:tabs>
+        <w:spacing w:line="360" w:lineRule="auto"/>
+        <w:ind w:firstLine="720"/>
         <w:rPr>
           <w:sz w:val="26"/>
           <w:szCs w:val="26"/>
@@ -1600,7 +1544,8 @@
     </w:p>
     <w:p>
       <w:pPr>
-        <w:ind w:firstLine="5387"/>
+        <w:spacing w:line="360" w:lineRule="auto"/>
+        <w:ind w:left="720" w:firstLine="4525"/>
         <w:rPr>
           <w:sz w:val="26"/>
           <w:szCs w:val="26"/>
@@ -1683,6 +1628,8 @@
         <w:tabs>
           <w:tab w:val="left" w:pos="5529"/>
         </w:tabs>
+        <w:spacing w:line="360" w:lineRule="auto"/>
+        <w:ind w:firstLine="720"/>
         <w:rPr>
           <w:b/>
           <w:bCs/>
@@ -1732,9 +1679,11 @@
     </w:p>
     <w:p>
       <w:pPr>
+        <w:spacing w:line="360" w:lineRule="auto"/>
+        <w:ind w:firstLine="720"/>
         <w:jc w:val="center"/>
         <w:rPr>
-          <w:lang w:val="en-US"/>
+          <w:lang w:val="vi-VN"/>
         </w:rPr>
         <w:sectPr>
           <w:pgSz w:w="11907" w:h="16840" w:code="9"/>
@@ -1745,25 +1694,19 @@
           <w:docGrid w:linePitch="299"/>
         </w:sectPr>
       </w:pPr>
-      <w:r>
-        <w:rPr>
-          <w:lang w:val="en-US"/>
-        </w:rPr>
-        <w:br/>
-      </w:r>
     </w:p>
     <w:p>
       <w:pPr>
         <w:pStyle w:val="Heading1"/>
       </w:pPr>
-      <w:bookmarkStart w:id="7" w:name="_Toc160803243"/>
-      <w:bookmarkStart w:id="8" w:name="_Toc184124950"/>
+      <w:bookmarkStart w:id="6" w:name="_Toc160803243"/>
+      <w:bookmarkStart w:id="7" w:name="_Toc184124950"/>
       <w:r>
         <w:lastRenderedPageBreak/>
         <w:t>LỜI CẢM ƠN</w:t>
       </w:r>
+      <w:bookmarkEnd w:id="6"/>
       <w:bookmarkEnd w:id="7"/>
-      <w:bookmarkEnd w:id="8"/>
     </w:p>
     <w:p>
       <w:pPr>
@@ -1771,8 +1714,8 @@
         <w:tabs>
           <w:tab w:val="left" w:pos="567"/>
         </w:tabs>
-        <w:ind w:right="152"/>
-        <w:jc w:val="both"/>
+        <w:spacing w:line="360" w:lineRule="auto"/>
+        <w:ind w:right="152" w:firstLine="720"/>
         <w:rPr>
           <w:sz w:val="26"/>
           <w:szCs w:val="26"/>
@@ -1938,8 +1881,8 @@
         <w:tabs>
           <w:tab w:val="left" w:pos="567"/>
         </w:tabs>
-        <w:ind w:right="152"/>
-        <w:jc w:val="both"/>
+        <w:spacing w:line="360" w:lineRule="auto"/>
+        <w:ind w:right="152" w:firstLine="720"/>
         <w:rPr>
           <w:sz w:val="26"/>
           <w:szCs w:val="26"/>
@@ -2009,8 +1952,8 @@
         <w:tabs>
           <w:tab w:val="left" w:pos="567"/>
         </w:tabs>
-        <w:ind w:right="152"/>
-        <w:jc w:val="both"/>
+        <w:spacing w:line="360" w:lineRule="auto"/>
+        <w:ind w:right="152" w:firstLine="720"/>
         <w:rPr>
           <w:sz w:val="26"/>
           <w:szCs w:val="26"/>
@@ -2032,8 +1975,8 @@
         <w:tabs>
           <w:tab w:val="left" w:pos="567"/>
         </w:tabs>
-        <w:ind w:right="152"/>
-        <w:jc w:val="both"/>
+        <w:spacing w:line="360" w:lineRule="auto"/>
+        <w:ind w:right="152" w:firstLine="720"/>
         <w:rPr>
           <w:sz w:val="26"/>
           <w:szCs w:val="26"/>
@@ -2055,19 +1998,19 @@
         <w:tabs>
           <w:tab w:val="left" w:pos="567"/>
         </w:tabs>
-        <w:ind w:right="152"/>
-        <w:jc w:val="both"/>
-        <w:rPr>
-          <w:sz w:val="26"/>
-          <w:szCs w:val="26"/>
-          <w:lang w:val="en-US"/>
-        </w:rPr>
-      </w:pPr>
-    </w:p>
-    <w:p>
-      <w:pPr>
-        <w:ind w:left="5109"/>
-        <w:jc w:val="both"/>
+        <w:spacing w:line="360" w:lineRule="auto"/>
+        <w:ind w:right="152" w:firstLine="720"/>
+        <w:rPr>
+          <w:sz w:val="26"/>
+          <w:szCs w:val="26"/>
+          <w:lang w:val="en-US"/>
+        </w:rPr>
+      </w:pPr>
+    </w:p>
+    <w:p>
+      <w:pPr>
+        <w:spacing w:line="360" w:lineRule="auto"/>
+        <w:ind w:left="5109" w:firstLine="136"/>
         <w:rPr>
           <w:iCs/>
           <w:sz w:val="26"/>
@@ -2142,6 +2085,8 @@
         <w:tabs>
           <w:tab w:val="left" w:pos="6521"/>
         </w:tabs>
+        <w:spacing w:line="360" w:lineRule="auto"/>
+        <w:ind w:firstLine="720"/>
         <w:rPr>
           <w:iCs/>
           <w:sz w:val="26"/>
@@ -2163,7 +2108,8 @@
     <w:p>
       <w:pPr>
         <w:pStyle w:val="BodyText"/>
-        <w:ind w:left="5670"/>
+        <w:spacing w:line="360" w:lineRule="auto"/>
+        <w:ind w:left="5670" w:firstLine="0"/>
         <w:rPr>
           <w:sz w:val="26"/>
           <w:szCs w:val="26"/>
@@ -2245,6 +2191,8 @@
         <w:tabs>
           <w:tab w:val="left" w:pos="5812"/>
         </w:tabs>
+        <w:spacing w:line="360" w:lineRule="auto"/>
+        <w:ind w:firstLine="720"/>
         <w:rPr>
           <w:b/>
           <w:bCs/>
@@ -2296,6 +2244,8 @@
     </w:p>
     <w:p>
       <w:pPr>
+        <w:spacing w:line="360" w:lineRule="auto"/>
+        <w:ind w:firstLine="720"/>
         <w:rPr>
           <w:sz w:val="26"/>
           <w:szCs w:val="26"/>
@@ -2311,6 +2261,8 @@
     </w:p>
     <w:p>
       <w:pPr>
+        <w:spacing w:line="360" w:lineRule="auto"/>
+        <w:ind w:firstLine="720"/>
         <w:jc w:val="center"/>
         <w:rPr>
           <w:sz w:val="26"/>
@@ -2327,7 +2279,6 @@
     <w:sdt>
       <w:sdtPr>
         <w:rPr>
-          <w:rFonts w:eastAsia="Times New Roman"/>
           <w:lang w:val="vi"/>
         </w:rPr>
         <w:id w:val="-967430301"/>
@@ -2338,7 +2289,6 @@
       </w:sdtPr>
       <w:sdtEndPr>
         <w:rPr>
-          <w:rFonts w:eastAsiaTheme="majorEastAsia"/>
           <w:noProof/>
           <w:lang w:val="en-US"/>
         </w:rPr>
@@ -2346,7 +2296,7 @@
       <w:sdtContent>
         <w:p>
           <w:pPr>
-            <w:pStyle w:val="TOCHeading"/>
+            <w:pStyle w:val="Heading1"/>
           </w:pPr>
           <w:r>
             <w:t>PHỤ LỤC</w:t>
@@ -2356,21 +2306,14 @@
     </w:sdt>
     <w:p>
       <w:pPr>
-        <w:rPr>
-          <w:bCs/>
-          <w:sz w:val="26"/>
-          <w:szCs w:val="26"/>
+        <w:pStyle w:val="Heading1"/>
+        <w:rPr>
           <w:highlight w:val="yellow"/>
-          <w:lang w:val="en-US"/>
-        </w:rPr>
-      </w:pPr>
-      <w:r>
-        <w:rPr>
-          <w:bCs/>
-          <w:sz w:val="26"/>
-          <w:szCs w:val="26"/>
+        </w:rPr>
+      </w:pPr>
+      <w:r>
+        <w:rPr>
           <w:highlight w:val="yellow"/>
-          <w:lang w:val="en-US"/>
         </w:rPr>
         <w:br w:type="page"/>
       </w:r>
@@ -2379,14 +2322,14 @@
       <w:pPr>
         <w:pStyle w:val="Heading1"/>
       </w:pPr>
-      <w:bookmarkStart w:id="9" w:name="_Toc160803245"/>
-      <w:bookmarkStart w:id="10" w:name="_Toc184124952"/>
+      <w:bookmarkStart w:id="8" w:name="_Toc160803245"/>
+      <w:bookmarkStart w:id="9" w:name="_Toc184124952"/>
       <w:r>
         <w:lastRenderedPageBreak/>
         <w:t>DANH MỤC CÁC KÝ HIỆU VÀ CHỮ VIẾT TẮT</w:t>
       </w:r>
+      <w:bookmarkEnd w:id="8"/>
       <w:bookmarkEnd w:id="9"/>
-      <w:bookmarkEnd w:id="10"/>
     </w:p>
     <w:tbl>
       <w:tblPr>
@@ -2413,7 +2356,8 @@
           </w:tcPr>
           <w:p>
             <w:pPr>
-              <w:spacing w:after="120" w:line="312" w:lineRule="auto"/>
+              <w:spacing w:after="120" w:line="360" w:lineRule="auto"/>
+              <w:ind w:firstLine="720"/>
               <w:rPr>
                 <w:bCs/>
                 <w:sz w:val="26"/>
@@ -2448,10 +2392,10 @@
                   <v:path o:extrusionok="f" gradientshapeok="t" o:connecttype="rect"/>
                   <o:lock v:ext="edit" aspectratio="t"/>
                 </v:shapetype>
-                <v:shape id="_x0000_i1675" type="#_x0000_t75" style="width:11.5pt;height:10.1pt" o:ole="">
+                <v:shape id="_x0000_i1115" type="#_x0000_t75" style="width:11.55pt;height:9.8pt" o:ole="">
                   <v:imagedata r:id="rId11" o:title=""/>
                 </v:shape>
-                <o:OLEObject Type="Embed" ProgID="Equation.DSMT4" ShapeID="_x0000_i1675" DrawAspect="Content" ObjectID="_1842018924" r:id="rId12"/>
+                <o:OLEObject Type="Embed" ProgID="Equation.DSMT4" ShapeID="_x0000_i1115" DrawAspect="Content" ObjectID="_1842030787" r:id="rId12"/>
               </w:object>
             </w:r>
           </w:p>
@@ -2462,8 +2406,8 @@
           </w:tcPr>
           <w:p>
             <w:pPr>
-              <w:spacing w:after="120" w:line="312" w:lineRule="auto"/>
-              <w:jc w:val="both"/>
+              <w:spacing w:after="120" w:line="360" w:lineRule="auto"/>
+              <w:ind w:firstLine="720"/>
               <w:rPr>
                 <w:bCs/>
                 <w:sz w:val="26"/>
@@ -2490,7 +2434,8 @@
           </w:tcPr>
           <w:p>
             <w:pPr>
-              <w:spacing w:after="120" w:line="312" w:lineRule="auto"/>
+              <w:spacing w:after="120" w:line="360" w:lineRule="auto"/>
+              <w:ind w:firstLine="720"/>
               <w:rPr>
                 <w:bCs/>
                 <w:sz w:val="26"/>
@@ -2506,10 +2451,10 @@
                 <w:szCs w:val="26"/>
               </w:rPr>
               <w:object w:dxaOrig="200" w:dyaOrig="300" w14:anchorId="2705770A">
-                <v:shape id="_x0000_i1676" type="#_x0000_t75" style="width:10.1pt;height:13.7pt" o:ole="">
+                <v:shape id="_x0000_i1116" type="#_x0000_t75" style="width:9.8pt;height:13.35pt" o:ole="">
                   <v:imagedata r:id="rId13" o:title=""/>
                 </v:shape>
-                <o:OLEObject Type="Embed" ProgID="Equation.DSMT4" ShapeID="_x0000_i1676" DrawAspect="Content" ObjectID="_1842018925" r:id="rId14"/>
+                <o:OLEObject Type="Embed" ProgID="Equation.DSMT4" ShapeID="_x0000_i1116" DrawAspect="Content" ObjectID="_1842030788" r:id="rId14"/>
               </w:object>
             </w:r>
           </w:p>
@@ -2520,8 +2465,8 @@
           </w:tcPr>
           <w:p>
             <w:pPr>
-              <w:spacing w:after="120" w:line="312" w:lineRule="auto"/>
-              <w:jc w:val="both"/>
+              <w:spacing w:after="120" w:line="360" w:lineRule="auto"/>
+              <w:ind w:firstLine="720"/>
               <w:rPr>
                 <w:bCs/>
                 <w:sz w:val="26"/>
@@ -2544,6 +2489,8 @@
     </w:tbl>
     <w:p>
       <w:pPr>
+        <w:spacing w:line="360" w:lineRule="auto"/>
+        <w:ind w:firstLine="720"/>
         <w:rPr>
           <w:b/>
           <w:sz w:val="26"/>
@@ -2565,16 +2512,16 @@
       <w:pPr>
         <w:pStyle w:val="Heading1"/>
       </w:pPr>
-      <w:bookmarkStart w:id="11" w:name="_Toc160803246"/>
-      <w:bookmarkStart w:id="12" w:name="_Toc184124953"/>
+      <w:bookmarkStart w:id="10" w:name="_Toc160803246"/>
+      <w:bookmarkStart w:id="11" w:name="_Toc184124953"/>
       <w:r>
         <w:lastRenderedPageBreak/>
         <w:t>DANH MỤC CÁC BẢNG</w:t>
       </w:r>
-      <w:bookmarkStart w:id="13" w:name="_Toc160803247"/>
-      <w:bookmarkStart w:id="14" w:name="_Toc184124954"/>
+      <w:bookmarkStart w:id="12" w:name="_Toc160803247"/>
+      <w:bookmarkStart w:id="13" w:name="_Toc184124954"/>
+      <w:bookmarkEnd w:id="10"/>
       <w:bookmarkEnd w:id="11"/>
-      <w:bookmarkEnd w:id="12"/>
     </w:p>
     <w:p>
       <w:pPr>
@@ -2582,8 +2529,8 @@
         <w:tabs>
           <w:tab w:val="right" w:leader="dot" w:pos="9062"/>
         </w:tabs>
-        <w:spacing w:after="120"/>
-        <w:jc w:val="both"/>
+        <w:spacing w:after="120" w:line="360" w:lineRule="auto"/>
+        <w:ind w:firstLine="0"/>
         <w:rPr>
           <w:rFonts w:asciiTheme="minorHAnsi" w:eastAsiaTheme="minorEastAsia" w:hAnsiTheme="minorHAnsi" w:cstheme="minorBidi"/>
           <w:b/>
@@ -2731,6 +2678,8 @@
     </w:p>
     <w:p>
       <w:pPr>
+        <w:spacing w:line="360" w:lineRule="auto"/>
+        <w:ind w:firstLine="720"/>
         <w:rPr>
           <w:b/>
           <w:bCs/>
@@ -2758,8 +2707,8 @@
         <w:lastRenderedPageBreak/>
         <w:t>DANH MỤC CÁC HÌNH ẢNH</w:t>
       </w:r>
+      <w:bookmarkEnd w:id="12"/>
       <w:bookmarkEnd w:id="13"/>
-      <w:bookmarkEnd w:id="14"/>
     </w:p>
     <w:p>
       <w:pPr>
@@ -2767,8 +2716,8 @@
         <w:tabs>
           <w:tab w:val="right" w:leader="dot" w:pos="9062"/>
         </w:tabs>
-        <w:spacing w:after="120"/>
-        <w:jc w:val="both"/>
+        <w:spacing w:after="120" w:line="360" w:lineRule="auto"/>
+        <w:ind w:firstLine="720"/>
         <w:rPr>
           <w:rFonts w:asciiTheme="minorHAnsi" w:eastAsiaTheme="minorEastAsia" w:hAnsiTheme="minorHAnsi" w:cstheme="minorBidi"/>
           <w:b/>
@@ -2862,8 +2811,8 @@
         <w:tabs>
           <w:tab w:val="right" w:leader="dot" w:pos="9350"/>
         </w:tabs>
-        <w:spacing w:after="120"/>
-        <w:jc w:val="both"/>
+        <w:spacing w:after="120" w:line="360" w:lineRule="auto"/>
+        <w:ind w:firstLine="720"/>
         <w:rPr>
           <w:b/>
           <w:sz w:val="26"/>
@@ -2893,7 +2842,8 @@
     </w:p>
     <w:p>
       <w:pPr>
-        <w:jc w:val="both"/>
+        <w:spacing w:line="360" w:lineRule="auto"/>
+        <w:ind w:firstLine="720"/>
         <w:rPr>
           <w:lang w:val="en-US"/>
         </w:rPr>
@@ -2919,7 +2869,7 @@
           <w:docGrid w:linePitch="299"/>
         </w:sectPr>
       </w:pPr>
-      <w:bookmarkStart w:id="15" w:name="_Toc160803248"/>
+      <w:bookmarkStart w:id="14" w:name="_Toc160803248"/>
     </w:p>
     <w:p>
       <w:pPr>
@@ -2928,7 +2878,7 @@
           <w:lang w:val="vi-VN"/>
         </w:rPr>
       </w:pPr>
-      <w:bookmarkStart w:id="16" w:name="_Toc184124955"/>
+      <w:bookmarkStart w:id="15" w:name="_Toc184124955"/>
       <w:r>
         <w:lastRenderedPageBreak/>
         <w:t>LỜI</w:t>
@@ -2942,134 +2892,617 @@
       <w:r>
         <w:t>MỞ ĐẦU</w:t>
       </w:r>
+      <w:bookmarkEnd w:id="14"/>
       <w:bookmarkEnd w:id="15"/>
+    </w:p>
+    <w:p>
+      <w:pPr>
+        <w:pStyle w:val="Heading2"/>
+        <w:spacing w:line="360" w:lineRule="auto"/>
+        <w:ind w:firstLine="720"/>
+        <w:rPr>
+          <w:bCs/>
+          <w:lang w:val="vi-VN"/>
+        </w:rPr>
+      </w:pPr>
+      <w:r>
+        <w:rPr>
+          <w:bCs/>
+          <w:lang w:val="en-US"/>
+        </w:rPr>
+        <w:t>1. Lý do chọn đề tài</w:t>
+      </w:r>
+    </w:p>
+    <w:p>
+      <w:pPr>
+        <w:spacing w:line="360" w:lineRule="auto"/>
+        <w:ind w:firstLine="720"/>
+        <w:rPr>
+          <w:sz w:val="26"/>
+          <w:szCs w:val="26"/>
+          <w:lang w:val="en-US"/>
+        </w:rPr>
+      </w:pPr>
+      <w:r>
+        <w:rPr>
+          <w:lang w:val="vi-VN"/>
+        </w:rPr>
+        <w:tab/>
+      </w:r>
+      <w:r>
+        <w:rPr>
+          <w:sz w:val="26"/>
+          <w:szCs w:val="26"/>
+          <w:lang w:val="en-US"/>
+        </w:rPr>
+        <w:t>Trong kỷ nguyên số hóa hiện nay, thiết kế đồ họa (Graphic Design) đóng vai trò cốt lõi trong truyền thông, quảng cáo và xây dựng giao diện người dùng (UI/UX). Một ấn phẩm thiết kế chất lượng không chỉ cần tính thẩm mỹ mà phải tuân thủ nghiêm ngặt các nguyên tắc thị giác như sự căn chỉnh (alignment), tỷ lệ khoảng trắng (whitespace) và mức độ kiểm soát chồng lấp các phần tử (overlap). Tuy nhiên, việc đánh giá chất lượng một bố cục thiết kế hiện nay phần lớn vẫn phụ thuộc vào cảm tính chủ quan của con người (chuyên gia thiết kế hoặc người dùng), dẫn đến việc tốn kém thời gian, chi phí và thiếu đi một thước đo chuẩn hóa khách quan.</w:t>
+      </w:r>
+    </w:p>
+    <w:p>
+      <w:pPr>
+        <w:spacing w:line="360" w:lineRule="auto"/>
+        <w:ind w:firstLine="720"/>
+        <w:rPr>
+          <w:sz w:val="26"/>
+          <w:szCs w:val="26"/>
+          <w:lang w:val="en-US"/>
+        </w:rPr>
+      </w:pPr>
+      <w:r>
+        <w:rPr>
+          <w:sz w:val="26"/>
+          <w:szCs w:val="26"/>
+          <w:lang w:val="en-US"/>
+        </w:rPr>
+        <w:t>Sự phát triển mạnh mẽ của Trí tuệ nhân tạo và Học máy (Machine Learning) mở ra cơ hội tự động hóa quy trình này. Mặc dù các mô hình thị giác máy tính truyền thống (như CNN, ViT) có thể học được các đặc trưng bề mặt của ảnh, chúng lại thường bỏ qua mối quan hệ cấu trúc hình học giữa các khối văn bản và hình ảnh, cũng như ngữ nghĩa nội dung – những yếu tố quyết định sự thành bại của một layout.</w:t>
+      </w:r>
+    </w:p>
+    <w:p>
+      <w:pPr>
+        <w:spacing w:line="360" w:lineRule="auto"/>
+        <w:ind w:firstLine="720"/>
+        <w:rPr>
+          <w:sz w:val="26"/>
+          <w:szCs w:val="26"/>
+          <w:lang w:val="vi-VN"/>
+        </w:rPr>
+      </w:pPr>
+      <w:r>
+        <w:rPr>
+          <w:sz w:val="26"/>
+          <w:szCs w:val="26"/>
+          <w:lang w:val="en-US"/>
+        </w:rPr>
+        <w:t xml:space="preserve">Để giải quyết triệt để bài toán này, đề tài </w:t>
+      </w:r>
+      <w:r>
+        <w:rPr>
+          <w:b/>
+          <w:bCs/>
+          <w:sz w:val="26"/>
+          <w:szCs w:val="26"/>
+          <w:lang w:val="en-US"/>
+        </w:rPr>
+        <w:t>"Đánh giá chất lượng thiết kế đồ họa bằng Machine Learning (Phiên bản nâng cấp — Hybrid Feature Extraction)"</w:t>
+      </w:r>
+      <w:r>
+        <w:rPr>
+          <w:sz w:val="26"/>
+          <w:szCs w:val="26"/>
+          <w:lang w:val="en-US"/>
+        </w:rPr>
+        <w:t xml:space="preserve"> được lựa chọn. Bằng cách kết hợp sức mạnh của mô hình ngôn ngữ - bố cục đa phương thức tiên tiến (LayoutLMv3) cùng các bộ quy tắc hình học truyền thống (Geometric Features), nghiên cứu hướng tới việc xây dựng một hệ thống không chỉ chấm điểm chính xác mà còn có khả năng giải thích rõ ràng lý do "đẹp – xấu" của một tác phẩm đồ họa dưới góc nhìn kỹ thuật.</w:t>
+      </w:r>
+    </w:p>
+    <w:p>
+      <w:pPr>
+        <w:spacing w:line="360" w:lineRule="auto"/>
+        <w:ind w:firstLine="720"/>
+        <w:rPr>
+          <w:sz w:val="26"/>
+          <w:szCs w:val="26"/>
+          <w:lang w:val="vi-VN"/>
+        </w:rPr>
+      </w:pPr>
+    </w:p>
+    <w:p>
+      <w:pPr>
+        <w:spacing w:line="360" w:lineRule="auto"/>
+        <w:ind w:firstLine="720"/>
+        <w:rPr>
+          <w:sz w:val="26"/>
+          <w:szCs w:val="26"/>
+          <w:lang w:val="vi-VN"/>
+        </w:rPr>
+      </w:pPr>
+    </w:p>
+    <w:p>
+      <w:pPr>
+        <w:spacing w:line="360" w:lineRule="auto"/>
+        <w:ind w:firstLine="720"/>
+        <w:rPr>
+          <w:lang w:val="vi-VN"/>
+        </w:rPr>
+      </w:pPr>
+    </w:p>
+    <w:p>
+      <w:pPr>
+        <w:spacing w:line="360" w:lineRule="auto"/>
+        <w:ind w:firstLine="720"/>
+        <w:jc w:val="center"/>
+        <w:rPr>
+          <w:spacing w:val="-3"/>
+        </w:rPr>
+      </w:pPr>
+      <w:r>
+        <w:br w:type="page"/>
+      </w:r>
+      <w:bookmarkStart w:id="16" w:name="_Toc160803255"/>
+      <w:bookmarkStart w:id="17" w:name="_Toc184124962"/>
+      <w:r>
+        <w:rPr>
+          <w:rStyle w:val="Heading1Char"/>
+        </w:rPr>
+        <w:lastRenderedPageBreak/>
+        <w:t xml:space="preserve">CHƯƠNG 1: TỔNG QUAN </w:t>
+      </w:r>
       <w:bookmarkEnd w:id="16"/>
+      <w:bookmarkEnd w:id="17"/>
+      <w:r>
+        <w:rPr>
+          <w:rStyle w:val="Heading1Char"/>
+        </w:rPr>
+        <w:t>ĐỀ TÀI</w:t>
+      </w:r>
+    </w:p>
+    <w:p>
+      <w:pPr>
+        <w:pStyle w:val="ListParagraph"/>
+        <w:numPr>
+          <w:ilvl w:val="0"/>
+          <w:numId w:val="6"/>
+        </w:numPr>
+        <w:spacing w:before="120" w:line="360" w:lineRule="auto"/>
+        <w:ind w:left="284" w:right="62" w:hanging="284"/>
+        <w:outlineLvl w:val="1"/>
+        <w:rPr>
+          <w:b/>
+          <w:sz w:val="26"/>
+          <w:szCs w:val="26"/>
+          <w:lang w:val="en-US"/>
+        </w:rPr>
+      </w:pPr>
+      <w:r>
+        <w:rPr>
+          <w:b/>
+          <w:sz w:val="26"/>
+          <w:szCs w:val="26"/>
+          <w:lang w:val="en-US"/>
+        </w:rPr>
+        <w:t>Tính cấp thiết của đề tài</w:t>
+      </w:r>
+    </w:p>
+    <w:p>
+      <w:pPr>
+        <w:pStyle w:val="ListParagraph"/>
+        <w:spacing w:before="120" w:line="360" w:lineRule="auto"/>
+        <w:ind w:left="0" w:right="62" w:firstLine="720"/>
+        <w:rPr>
+          <w:sz w:val="26"/>
+          <w:szCs w:val="26"/>
+          <w:lang w:val="en-US"/>
+        </w:rPr>
+      </w:pPr>
+      <w:r>
+        <w:rPr>
+          <w:sz w:val="26"/>
+          <w:szCs w:val="26"/>
+        </w:rPr>
+        <w:t>Trong kỷ nguyên số hóa và sự bùng nổ của truyền thông thị giác hiện nay, thiết kế đồ họa (Graphic Design) và thiết kế giao diện (UI/UX) đã trở thành yếu tố cốt lõi quyết định sự thành bại của các chiến dịch quảng cáo, sản phẩm công nghệ và nhận diện thương hiệu. Một ấn phẩm thiết kế chất lượng không chỉ đơn thuần dừng lại ở tính thẩm mỹ, mà bắt buộc phải tuân thủ nghiêm ngặt các quy luật thị giác nền tảng bao gồm: sự căn chỉnh các phần tử (alignment), mức độ kiểm soát chồng lấp (overlap) và tỷ lệ phân bổ không gian trống (whitespace). Việc tối ưu hóa các yếu tố này giúp bố cục (layout) trở nên mạch lạc, điều hướng mắt người đọc chính xác và nâng cao trải nghiệm người dùng.</w:t>
+      </w:r>
     </w:p>
     <w:p>
       <w:pPr>
         <w:pStyle w:val="Heading2"/>
-        <w:rPr>
-          <w:bCs/>
+      </w:pPr>
+      <w:r>
+        <w:t>1</w:t>
+      </w:r>
+      <w:r>
+        <w:rPr>
           <w:lang w:val="vi-VN"/>
         </w:rPr>
-      </w:pPr>
-      <w:r>
-        <w:rPr>
-          <w:bCs/>
-          <w:lang w:val="en-US"/>
-        </w:rPr>
-        <w:t>1. Lý do chọn đề tài</w:t>
-      </w:r>
-    </w:p>
-    <w:p>
-      <w:pPr>
-        <w:jc w:val="both"/>
-        <w:rPr>
-          <w:sz w:val="26"/>
-          <w:szCs w:val="26"/>
-          <w:lang w:val="en-US"/>
-        </w:rPr>
-      </w:pPr>
+        <w:t xml:space="preserve">.1. </w:t>
+      </w:r>
+      <w:r>
+        <w:t>Vấn đề thực tế</w:t>
+      </w:r>
+    </w:p>
+    <w:p>
+      <w:pPr>
+        <w:pStyle w:val="NormalWeb"/>
+        <w:spacing w:after="120" w:afterAutospacing="0" w:line="360" w:lineRule="auto"/>
+        <w:ind w:left="-142" w:firstLine="720"/>
+        <w:rPr>
+          <w:sz w:val="26"/>
+          <w:szCs w:val="26"/>
+        </w:rPr>
+      </w:pPr>
+      <w:r>
+        <w:rPr>
+          <w:sz w:val="26"/>
+          <w:szCs w:val="26"/>
+        </w:rPr>
+        <w:t>Mặc dù có vai trò quan trọng, quy trình đánh giá và nghiệm thu chất lượng bố cục thiết kế trong thực tế hiện nay vẫn đang đối mặt với những hạn chế lớn:</w:t>
+      </w:r>
+    </w:p>
+    <w:p>
+      <w:pPr>
+        <w:pStyle w:val="Heading3"/>
+        <w:spacing w:line="360" w:lineRule="auto"/>
+        <w:ind w:firstLine="720"/>
+      </w:pPr>
+      <w:r>
+        <w:rPr>
+          <w:lang w:val="en-US"/>
+        </w:rPr>
+        <w:t>1</w:t>
+      </w:r>
+      <w:r>
+        <w:t>.</w:t>
+      </w:r>
+      <w:r>
+        <w:t>1</w:t>
+      </w:r>
       <w:r>
         <w:rPr>
           <w:lang w:val="vi-VN"/>
         </w:rPr>
-        <w:tab/>
-      </w:r>
-      <w:r>
-        <w:rPr>
-          <w:sz w:val="26"/>
-          <w:szCs w:val="26"/>
-          <w:lang w:val="en-US"/>
-        </w:rPr>
-        <w:t>Trong kỷ nguyên số hóa hiện nay, thiết kế đồ họa (Graphic Design) đóng vai trò cốt lõi trong truyền thông, quảng cáo và xây dựng giao diện người dùng (UI/UX). Một ấn phẩm thiết kế chất lượng không chỉ cần tính thẩm mỹ mà phải tuân thủ nghiêm ngặt các nguyên tắc thị giác như sự căn chỉnh (alignment), tỷ lệ khoảng trắng (whitespace) và mức độ kiểm soát chồng lấp các phần tử (overlap). Tuy nhiên, việc đánh giá chất lượng một bố cục thiết kế hiện nay phần lớn vẫn phụ thuộc vào cảm tính chủ quan của con người (chuyên gia thiết kế hoặc người dùng), dẫn đến việc tốn kém thời gian, chi phí và thiếu đi một thước đo chuẩn hóa khách quan.</w:t>
-      </w:r>
-    </w:p>
-    <w:p>
-      <w:pPr>
+        <w:t>.1</w:t>
+      </w:r>
+      <w:r>
+        <w:t xml:space="preserve">. </w:t>
+      </w:r>
+      <w:r>
+        <w:t>Sự phụ thuộc vào cảm tính chủ quan:</w:t>
+      </w:r>
+    </w:p>
+    <w:p>
+      <w:pPr>
+        <w:pStyle w:val="NormalWeb"/>
+        <w:spacing w:after="120" w:afterAutospacing="0" w:line="360" w:lineRule="auto"/>
         <w:ind w:firstLine="720"/>
-        <w:jc w:val="both"/>
-        <w:rPr>
-          <w:sz w:val="26"/>
-          <w:szCs w:val="26"/>
-          <w:lang w:val="en-US"/>
-        </w:rPr>
-      </w:pPr>
-      <w:r>
-        <w:rPr>
-          <w:sz w:val="26"/>
-          <w:szCs w:val="26"/>
-          <w:lang w:val="en-US"/>
-        </w:rPr>
-        <w:t>Sự phát triển mạnh mẽ của Trí tuệ nhân tạo và Học máy (Machine Learning) mở ra cơ hội tự động hóa quy trình này. Mặc dù các mô hình thị giác máy tính truyền thống (như CNN, ViT) có thể học được các đặc trưng bề mặt của ảnh, chúng lại thường bỏ qua mối quan hệ cấu trúc hình học giữa các khối văn bản và hình ảnh, cũng như ngữ nghĩa nội dung – những yếu tố quyết định sự thành bại của một layout.</w:t>
-      </w:r>
-    </w:p>
-    <w:p>
-      <w:pPr>
+        <w:rPr>
+          <w:sz w:val="26"/>
+          <w:szCs w:val="26"/>
+        </w:rPr>
+      </w:pPr>
+      <w:r>
+        <w:rPr>
+          <w:sz w:val="26"/>
+          <w:szCs w:val="26"/>
+        </w:rPr>
+        <w:t>Việc thẩm định một layout là "tốt" hay "chưa tốt" phần lớn vẫn dựa vào kinh nghiệm cá nhân của các chuyên gia hoặc thị hiếu cảm tính của người xem. Điều này dẫn đến việc thiếu hụt một thước đo chuẩn hóa, khách quan và có thể định lượng được.</w:t>
+      </w:r>
+    </w:p>
+    <w:p>
+      <w:pPr>
+        <w:pStyle w:val="Heading3"/>
+        <w:spacing w:line="360" w:lineRule="auto"/>
         <w:ind w:firstLine="720"/>
-        <w:jc w:val="both"/>
-        <w:rPr>
-          <w:sz w:val="26"/>
-          <w:szCs w:val="26"/>
+      </w:pPr>
+      <w:r>
+        <w:rPr>
+          <w:lang w:val="en-US"/>
+        </w:rPr>
+        <w:t>1.</w:t>
+      </w:r>
+      <w:r>
+        <w:rPr>
+          <w:lang w:val="en-US"/>
+        </w:rPr>
+        <w:t>1</w:t>
+      </w:r>
+      <w:r>
+        <w:rPr>
           <w:lang w:val="vi-VN"/>
         </w:rPr>
-      </w:pPr>
-      <w:r>
-        <w:rPr>
-          <w:sz w:val="26"/>
-          <w:szCs w:val="26"/>
-          <w:lang w:val="en-US"/>
-        </w:rPr>
-        <w:t xml:space="preserve">Để giải quyết triệt để bài toán này, đề tài </w:t>
-      </w:r>
-      <w:r>
-        <w:rPr>
-          <w:b/>
-          <w:bCs/>
-          <w:sz w:val="26"/>
-          <w:szCs w:val="26"/>
-          <w:lang w:val="en-US"/>
-        </w:rPr>
-        <w:t>"Đánh giá chất lượng thiết kế đồ họa bằng Machine Learning (Phiên bản nâng cấp — Hybrid Feature Extraction)"</w:t>
-      </w:r>
-      <w:r>
-        <w:rPr>
-          <w:sz w:val="26"/>
-          <w:szCs w:val="26"/>
-          <w:lang w:val="en-US"/>
-        </w:rPr>
-        <w:t xml:space="preserve"> được lựa chọn. Bằng cách kết hợp sức mạnh của mô hình ngôn ngữ - bố cục đa phương thức tiên tiến (LayoutLMv3) cùng các bộ quy tắc hình học truyền thống (Geometric Features), nghiên cứu hướng tới việc xây dựng một hệ thống không chỉ chấm điểm chính xác mà còn có khả năng giải thích rõ ràng lý do "đẹp – xấu" của một tác phẩm đồ họa dưới góc nhìn kỹ thuật.</w:t>
-      </w:r>
-    </w:p>
-    <w:p>
-      <w:pPr>
+        <w:t>.2</w:t>
+      </w:r>
+      <w:r>
+        <w:rPr>
+          <w:lang w:val="en-US"/>
+        </w:rPr>
+        <w:t xml:space="preserve">. </w:t>
+      </w:r>
+      <w:r>
+        <w:t>Lãng phí thời gian và chi phí:</w:t>
+      </w:r>
+    </w:p>
+    <w:p>
+      <w:pPr>
+        <w:pStyle w:val="NormalWeb"/>
+        <w:spacing w:after="120" w:afterAutospacing="0" w:line="360" w:lineRule="auto"/>
         <w:ind w:firstLine="720"/>
-        <w:jc w:val="both"/>
-        <w:rPr>
-          <w:sz w:val="26"/>
-          <w:szCs w:val="26"/>
+        <w:rPr>
+          <w:sz w:val="26"/>
+          <w:szCs w:val="26"/>
+        </w:rPr>
+      </w:pPr>
+      <w:r>
+        <w:rPr>
+          <w:sz w:val="26"/>
+          <w:szCs w:val="26"/>
+        </w:rPr>
+        <w:t>Quá trình đánh giá, phản hồi (feedback) và chỉnh sửa thiết kế giữa các bên thường diễn ra thủ công, lặp đi lặp lại nhiều lần, làm kéo dài tiến độ hoàn thiện sản phẩm và gia tăng chi phí nhân sự.</w:t>
+      </w:r>
+    </w:p>
+    <w:p>
+      <w:pPr>
+        <w:pStyle w:val="Heading3"/>
+        <w:spacing w:line="360" w:lineRule="auto"/>
+        <w:ind w:firstLine="720"/>
+      </w:pPr>
+      <w:r>
+        <w:rPr>
+          <w:lang w:val="en-US"/>
+        </w:rPr>
+        <w:t>1.</w:t>
+      </w:r>
+      <w:r>
+        <w:rPr>
+          <w:lang w:val="en-US"/>
+        </w:rPr>
+        <w:t>1</w:t>
+      </w:r>
+      <w:r>
+        <w:rPr>
           <w:lang w:val="vi-VN"/>
         </w:rPr>
-      </w:pPr>
+        <w:t>.3</w:t>
+      </w:r>
+      <w:r>
+        <w:rPr>
+          <w:lang w:val="en-US"/>
+        </w:rPr>
+        <w:t xml:space="preserve">. </w:t>
+      </w:r>
+      <w:r>
+        <w:t>Giới hạn của các giải pháp công nghệ cũ:</w:t>
+      </w:r>
+    </w:p>
+    <w:p>
+      <w:pPr>
+        <w:pStyle w:val="NormalWeb"/>
+        <w:spacing w:after="120" w:afterAutospacing="0" w:line="360" w:lineRule="auto"/>
+        <w:ind w:firstLine="720"/>
+        <w:rPr>
+          <w:sz w:val="26"/>
+          <w:szCs w:val="26"/>
+        </w:rPr>
+      </w:pPr>
+      <w:r>
+        <w:rPr>
+          <w:sz w:val="26"/>
+          <w:szCs w:val="26"/>
+        </w:rPr>
+        <w:t xml:space="preserve">Các mô hình thị giác máy tính truyền thống (như CNN thông thường) chỉ có khả năng học các đặc trưng bề mặt pixel của ảnh, hoàn toàn "mù mòa" trước mối quan hệ </w:t>
+      </w:r>
+      <w:r>
+        <w:rPr>
+          <w:sz w:val="26"/>
+          <w:szCs w:val="26"/>
+        </w:rPr>
+        <w:lastRenderedPageBreak/>
+        <w:t>ngữ nghĩa giữa nội dung chữ, tọa độ hình học và không gian của toàn bộ layout – những yếu tố quyết định chất lượng của một bản thiết kế.</w:t>
+      </w:r>
     </w:p>
     <w:p>
       <w:pPr>
         <w:pStyle w:val="Heading2"/>
         <w:rPr>
+          <w:lang w:val="en-US"/>
+        </w:rPr>
+      </w:pPr>
+      <w:r>
+        <w:t>1</w:t>
+      </w:r>
+      <w:r>
+        <w:rPr>
           <w:lang w:val="vi-VN"/>
         </w:rPr>
-      </w:pPr>
-      <w:r>
+        <w:t xml:space="preserve">.2. </w:t>
+      </w:r>
+      <w:r>
+        <w:t>Ứng dụng trong thiết kế</w:t>
+      </w:r>
+    </w:p>
+    <w:p>
+      <w:pPr>
+        <w:pStyle w:val="NormalWeb"/>
+        <w:rPr>
+          <w:sz w:val="26"/>
+          <w:szCs w:val="26"/>
+        </w:rPr>
+      </w:pPr>
+      <w:r>
+        <w:rPr>
+          <w:sz w:val="26"/>
+          <w:szCs w:val="26"/>
+        </w:rPr>
+        <w:t>Để giải quyết triệt để các bài toán thực tế trên, việc nghiên cứu xây dựng một hệ thống Học máy tự động đánh giá layout là cực kỳ cần thiết. Đề tài này mang lại những giá trị ứng dụng thực tiễn rõ rệt cho ngành thiết kế:</w:t>
+      </w:r>
+    </w:p>
+    <w:p>
+      <w:pPr>
+        <w:pStyle w:val="Heading3"/>
         <w:rPr>
           <w:lang w:val="vi-VN"/>
         </w:rPr>
-        <w:t>2. Mục đích nghiên cứu</w:t>
-      </w:r>
-    </w:p>
-    <w:p>
-      <w:pPr>
+      </w:pPr>
+      <w:r>
+        <w:t>1</w:t>
+      </w:r>
+      <w:r>
+        <w:rPr>
+          <w:lang w:val="vi-VN"/>
+        </w:rPr>
+        <w:t xml:space="preserve">.2.1. </w:t>
+      </w:r>
+      <w:r>
+        <w:t>Chuẩn hóa quy trình kiểm định chất lượng:</w:t>
+      </w:r>
+    </w:p>
+    <w:p>
+      <w:pPr>
+        <w:pStyle w:val="NormalWeb"/>
+        <w:spacing w:after="120" w:afterAutospacing="0" w:line="360" w:lineRule="auto"/>
+        <w:ind w:firstLine="709"/>
+        <w:jc w:val="left"/>
+        <w:rPr>
+          <w:sz w:val="26"/>
+          <w:szCs w:val="26"/>
+        </w:rPr>
+      </w:pPr>
+      <w:r>
+        <w:rPr>
+          <w:sz w:val="26"/>
+          <w:szCs w:val="26"/>
+        </w:rPr>
+        <w:t>Mô hình cung cấp một công cụ chấm điểm tự động từ 0–10 một cách khách quan, nhanh chóng, đóng vai trò như một "trợ lý chuyên gia" đáng tin cậy.</w:t>
+      </w:r>
+    </w:p>
+    <w:p>
+      <w:pPr>
+        <w:pStyle w:val="Heading3"/>
+        <w:rPr>
+          <w:lang w:val="vi-VN"/>
+        </w:rPr>
+      </w:pPr>
+      <w:r>
+        <w:t>1</w:t>
+      </w:r>
+      <w:r>
+        <w:rPr>
+          <w:lang w:val="vi-VN"/>
+        </w:rPr>
+        <w:t xml:space="preserve">.2.2. </w:t>
+      </w:r>
+      <w:r>
+        <w:t>Tính năng giải thích và gợi ý tối ưu (Interpretability):</w:t>
+      </w:r>
+    </w:p>
+    <w:p>
+      <w:pPr>
+        <w:pStyle w:val="NormalWeb"/>
+        <w:spacing w:after="120" w:afterAutospacing="0" w:line="360" w:lineRule="auto"/>
+        <w:ind w:firstLine="709"/>
+        <w:jc w:val="left"/>
+        <w:rPr>
+          <w:sz w:val="26"/>
+          <w:szCs w:val="26"/>
+        </w:rPr>
+      </w:pPr>
+      <w:r>
+        <w:rPr>
+          <w:sz w:val="26"/>
+          <w:szCs w:val="26"/>
+        </w:rPr>
+        <w:t>Nhờ tích hợp 12 đặc trưng hình học tường minh, hệ thống không chỉ trả về điểm số dạng "hộp đen" mà còn chỉ ra cụ thể layout đang gặp vấn đề ở đâu (lệch biên, chồng lấp quá mức, hay mật độ khoảng trắng chưa hợp lý), giúp các nhà thiết kế chủ động chỉnh sửa lỗi sai một cách chính xác.</w:t>
+      </w:r>
+    </w:p>
+    <w:p>
+      <w:pPr>
+        <w:pStyle w:val="Heading3"/>
+        <w:rPr>
+          <w:lang w:val="vi-VN"/>
+        </w:rPr>
+      </w:pPr>
+      <w:r>
+        <w:t>1</w:t>
+      </w:r>
+      <w:r>
+        <w:rPr>
+          <w:lang w:val="vi-VN"/>
+        </w:rPr>
+        <w:t xml:space="preserve">.2.3. </w:t>
+      </w:r>
+      <w:r>
+        <w:t>Tự động hóa ở quy mô lớn:</w:t>
+      </w:r>
+    </w:p>
+    <w:p>
+      <w:pPr>
+        <w:pStyle w:val="NormalWeb"/>
+        <w:spacing w:after="120" w:afterAutospacing="0" w:line="360" w:lineRule="auto"/>
+        <w:ind w:firstLine="709"/>
+        <w:jc w:val="left"/>
+        <w:rPr>
+          <w:sz w:val="26"/>
+          <w:szCs w:val="26"/>
+        </w:rPr>
+      </w:pPr>
+      <w:r>
+        <w:rPr>
+          <w:sz w:val="26"/>
+          <w:szCs w:val="26"/>
+        </w:rPr>
+        <w:t>Giải pháp này có khả năng tích hợp trực tiếp vào các nền tảng thiết kế tự động (Automated Design Platforms), hỗ trợ kiểm soát chất lượng hàng loạt (mass production) các ấn phẩm truyền thông, banner, banner quảng cáo mà không cần đến sự can thiệp thủ công của con người.</w:t>
+      </w:r>
+    </w:p>
+    <w:p>
+      <w:pPr>
+        <w:ind w:firstLine="0"/>
+        <w:rPr>
+          <w:sz w:val="26"/>
+          <w:szCs w:val="26"/>
+          <w:lang w:val="vi-VN"/>
+        </w:rPr>
+      </w:pPr>
+      <w:r>
+        <w:rPr>
+          <w:sz w:val="26"/>
+          <w:szCs w:val="26"/>
+        </w:rPr>
+        <w:br w:type="page"/>
+      </w:r>
+    </w:p>
+    <w:p>
+      <w:pPr>
+        <w:pStyle w:val="BodyText"/>
+        <w:numPr>
+          <w:ilvl w:val="0"/>
+          <w:numId w:val="6"/>
+        </w:numPr>
+        <w:spacing w:before="120" w:line="360" w:lineRule="auto"/>
+        <w:ind w:left="284" w:right="136" w:hanging="284"/>
+        <w:outlineLvl w:val="1"/>
+        <w:rPr>
+          <w:b/>
+          <w:bCs/>
+          <w:spacing w:val="-3"/>
+          <w:sz w:val="26"/>
+          <w:szCs w:val="26"/>
+          <w:lang w:val="en-US"/>
+        </w:rPr>
+      </w:pPr>
+      <w:r>
+        <w:rPr>
+          <w:b/>
+          <w:bCs/>
+          <w:spacing w:val="-3"/>
+          <w:sz w:val="26"/>
+          <w:szCs w:val="26"/>
+          <w:lang w:val="en-US"/>
+        </w:rPr>
+        <w:lastRenderedPageBreak/>
+        <w:t>Mục tiêu dự án</w:t>
+      </w:r>
+    </w:p>
+    <w:p>
+      <w:pPr>
+        <w:spacing w:line="360" w:lineRule="auto"/>
         <w:ind w:firstLine="720"/>
-        <w:jc w:val="both"/>
         <w:rPr>
           <w:sz w:val="26"/>
           <w:szCs w:val="26"/>
@@ -3087,7 +3520,8 @@
     </w:p>
     <w:p>
       <w:pPr>
-        <w:ind w:firstLine="360"/>
+        <w:spacing w:line="360" w:lineRule="auto"/>
+        <w:ind w:firstLine="720"/>
         <w:rPr>
           <w:sz w:val="26"/>
           <w:szCs w:val="26"/>
@@ -3105,28 +3539,59 @@
     </w:p>
     <w:p>
       <w:pPr>
-        <w:rPr>
-          <w:sz w:val="26"/>
-          <w:szCs w:val="26"/>
+        <w:pStyle w:val="Heading3"/>
+        <w:spacing w:line="360" w:lineRule="auto"/>
+        <w:ind w:firstLine="720"/>
+        <w:rPr>
+          <w:b/>
+          <w:bCs/>
           <w:lang w:val="vi-VN"/>
         </w:rPr>
       </w:pPr>
-    </w:p>
-    <w:p>
-      <w:pPr>
-        <w:rPr>
-          <w:sz w:val="26"/>
-          <w:szCs w:val="26"/>
+      <w:r>
+        <w:rPr>
+          <w:b/>
+          <w:bCs/>
           <w:lang w:val="vi-VN"/>
         </w:rPr>
-      </w:pPr>
-    </w:p>
-    <w:p>
-      <w:pPr>
-        <w:ind w:firstLine="360"/>
-        <w:rPr>
-          <w:sz w:val="26"/>
-          <w:szCs w:val="26"/>
+        <w:t xml:space="preserve">2.1. </w:t>
+      </w:r>
+      <w:r>
+        <w:rPr>
+          <w:b/>
+          <w:bCs/>
+          <w:lang w:val="en-US"/>
+        </w:rPr>
+        <w:t>Xây dựng bộ trích xuất đặc trưng lai (Hybrid Feature Extraction):</w:t>
+      </w:r>
+    </w:p>
+    <w:p>
+      <w:pPr>
+        <w:spacing w:line="360" w:lineRule="auto"/>
+        <w:ind w:firstLine="720"/>
+        <w:rPr>
+          <w:sz w:val="26"/>
+          <w:szCs w:val="26"/>
+          <w:lang w:val="en-US"/>
+        </w:rPr>
+      </w:pPr>
+      <w:r>
+        <w:rPr>
+          <w:sz w:val="26"/>
+          <w:szCs w:val="26"/>
+          <w:lang w:val="en-US"/>
+        </w:rPr>
+        <w:t>Nghiên cứu phương pháp biểu diễn một ảnh thiết kế thành một vector đặc trưng toàn diện 1548 chiều. Vector này là sự kết hợp chặt chẽ giữa đặc trưng ngữ nghĩa cao cấp (768 chiều CLS token), đặc trưng phân bố không gian trực quan (768 chiều Visual Patches từ mô hình đa phương thức LayoutLMv3) và đặc trưng cấu trúc hình học thực tế (12 chiều Geometric Features tính từ tọa độ bounding box của OCR).</w:t>
+      </w:r>
+    </w:p>
+    <w:p>
+      <w:pPr>
+        <w:pStyle w:val="Heading3"/>
+        <w:spacing w:line="360" w:lineRule="auto"/>
+        <w:ind w:firstLine="720"/>
+        <w:rPr>
+          <w:b/>
+          <w:bCs/>
           <w:lang w:val="vi-VN"/>
         </w:rPr>
       </w:pPr>
@@ -3134,48 +3599,46 @@
         <w:rPr>
           <w:b/>
           <w:bCs/>
-          <w:sz w:val="26"/>
-          <w:szCs w:val="26"/>
           <w:lang w:val="vi-VN"/>
         </w:rPr>
-        <w:t xml:space="preserve">2.1. </w:t>
-      </w:r>
-      <w:r>
-        <w:rPr>
-          <w:b/>
-          <w:bCs/>
-          <w:sz w:val="26"/>
-          <w:szCs w:val="26"/>
-          <w:lang w:val="en-US"/>
-        </w:rPr>
-        <w:t>Xây dựng bộ trích xuất đặc trưng lai (Hybrid Feature Extraction):</w:t>
-      </w:r>
-    </w:p>
-    <w:p>
-      <w:pPr>
+        <w:t xml:space="preserve">2.2. </w:t>
+      </w:r>
+      <w:r>
+        <w:rPr>
+          <w:b/>
+          <w:bCs/>
+          <w:lang w:val="en-US"/>
+        </w:rPr>
+        <w:t>Tối ưu hóa không gian đặc trưng bằng kỹ thuật giảm chiều có chọn lọc:</w:t>
+      </w:r>
+    </w:p>
+    <w:p>
+      <w:pPr>
+        <w:spacing w:line="360" w:lineRule="auto"/>
         <w:ind w:firstLine="720"/>
-        <w:jc w:val="both"/>
-        <w:rPr>
-          <w:sz w:val="26"/>
-          <w:szCs w:val="26"/>
-          <w:lang w:val="en-US"/>
-        </w:rPr>
-      </w:pPr>
-      <w:r>
-        <w:rPr>
-          <w:sz w:val="26"/>
-          <w:szCs w:val="26"/>
-          <w:lang w:val="en-US"/>
-        </w:rPr>
-        <w:t>Nghiên cứu phương pháp biểu diễn một ảnh thiết kế thành một vector đặc trưng toàn diện 1548 chiều. Vector này là sự kết hợp chặt chẽ giữa đặc trưng ngữ nghĩa cao cấp (768 chiều CLS token), đặc trưng phân bố không gian trực quan (768 chiều Visual Patches từ mô hình đa phương thức LayoutLMv3) và đặc trưng cấu trúc hình học thực tế (12 chiều Geometric Features tính từ tọa độ bounding box của OCR).</w:t>
-      </w:r>
-    </w:p>
-    <w:p>
-      <w:pPr>
-        <w:ind w:firstLine="360"/>
-        <w:rPr>
-          <w:sz w:val="26"/>
-          <w:szCs w:val="26"/>
+        <w:rPr>
+          <w:sz w:val="26"/>
+          <w:szCs w:val="26"/>
+          <w:lang w:val="en-US"/>
+        </w:rPr>
+      </w:pPr>
+      <w:r>
+        <w:rPr>
+          <w:sz w:val="26"/>
+          <w:szCs w:val="26"/>
+          <w:lang w:val="en-US"/>
+        </w:rPr>
+        <w:t>Áp dụng thuật toán PCA một cách thông minh để nén 1536 chiều đặc trưng sâu xuống còn 100 chiều nhằm giảm chi phí tính toán và tránh hiện tượng quá khớp (overfitting). Đồng thời, giữ nguyên vẹn 12 chiều đặc trưng hình học gốc để bảo toàn tính giải thích được (interpretability) cho mô hình.</w:t>
+      </w:r>
+    </w:p>
+    <w:p>
+      <w:pPr>
+        <w:pStyle w:val="Heading3"/>
+        <w:spacing w:line="360" w:lineRule="auto"/>
+        <w:ind w:firstLine="720"/>
+        <w:rPr>
+          <w:b/>
+          <w:bCs/>
           <w:lang w:val="vi-VN"/>
         </w:rPr>
       </w:pPr>
@@ -3183,48 +3646,46 @@
         <w:rPr>
           <w:b/>
           <w:bCs/>
-          <w:sz w:val="26"/>
-          <w:szCs w:val="26"/>
           <w:lang w:val="vi-VN"/>
         </w:rPr>
-        <w:t xml:space="preserve">2.2. </w:t>
-      </w:r>
-      <w:r>
-        <w:rPr>
-          <w:b/>
-          <w:bCs/>
-          <w:sz w:val="26"/>
-          <w:szCs w:val="26"/>
-          <w:lang w:val="en-US"/>
-        </w:rPr>
-        <w:t>Tối ưu hóa không gian đặc trưng bằng kỹ thuật giảm chiều có chọn lọc:</w:t>
-      </w:r>
-    </w:p>
-    <w:p>
-      <w:pPr>
+        <w:t xml:space="preserve">2.3. </w:t>
+      </w:r>
+      <w:r>
+        <w:rPr>
+          <w:b/>
+          <w:bCs/>
+          <w:lang w:val="en-US"/>
+        </w:rPr>
+        <w:t>Huấn luyện và đối sánh hiệu năng các mô hình hồi quy:</w:t>
+      </w:r>
+    </w:p>
+    <w:p>
+      <w:pPr>
+        <w:spacing w:line="360" w:lineRule="auto"/>
         <w:ind w:firstLine="720"/>
-        <w:jc w:val="both"/>
-        <w:rPr>
-          <w:sz w:val="26"/>
-          <w:szCs w:val="26"/>
-          <w:lang w:val="en-US"/>
-        </w:rPr>
-      </w:pPr>
-      <w:r>
-        <w:rPr>
-          <w:sz w:val="26"/>
-          <w:szCs w:val="26"/>
-          <w:lang w:val="en-US"/>
-        </w:rPr>
-        <w:t>Áp dụng thuật toán PCA một cách thông minh để nén 1536 chiều đặc trưng sâu xuống còn 100 chiều nhằm giảm chi phí tính toán và tránh hiện tượng quá khớp (overfitting). Đồng thời, giữ nguyên vẹn 12 chiều đặc trưng hình học gốc để bảo toàn tính giải thích được (interpretability) cho mô hình.</w:t>
-      </w:r>
-    </w:p>
-    <w:p>
-      <w:pPr>
-        <w:ind w:firstLine="360"/>
-        <w:rPr>
-          <w:sz w:val="26"/>
-          <w:szCs w:val="26"/>
+        <w:rPr>
+          <w:sz w:val="26"/>
+          <w:szCs w:val="26"/>
+          <w:lang w:val="en-US"/>
+        </w:rPr>
+      </w:pPr>
+      <w:r>
+        <w:rPr>
+          <w:sz w:val="26"/>
+          <w:szCs w:val="26"/>
+          <w:lang w:val="en-US"/>
+        </w:rPr>
+        <w:t>Triển khai cấu hình, tinh chỉnh siêu tham số và so sánh thực nghiệm hiệu năng của ba thuật toán hồi quy phổ biến trong thư viện scikit-learn bao gồm: Gradient Boosting Regressor (mô hình chính), Random Forest Regressor (mô hình cơ sở) và Support Vector Regression (SVR).</w:t>
+      </w:r>
+    </w:p>
+    <w:p>
+      <w:pPr>
+        <w:pStyle w:val="Heading3"/>
+        <w:spacing w:line="360" w:lineRule="auto"/>
+        <w:ind w:firstLine="720"/>
+        <w:rPr>
+          <w:b/>
+          <w:bCs/>
           <w:lang w:val="vi-VN"/>
         </w:rPr>
       </w:pPr>
@@ -3232,25 +3693,30 @@
         <w:rPr>
           <w:b/>
           <w:bCs/>
-          <w:sz w:val="26"/>
-          <w:szCs w:val="26"/>
+          <w:lang w:val="en-US"/>
+        </w:rPr>
+        <w:t>2</w:t>
+      </w:r>
+      <w:r>
+        <w:rPr>
+          <w:b/>
+          <w:bCs/>
           <w:lang w:val="vi-VN"/>
         </w:rPr>
-        <w:t xml:space="preserve">2.3. </w:t>
-      </w:r>
-      <w:r>
-        <w:rPr>
-          <w:b/>
-          <w:bCs/>
-          <w:sz w:val="26"/>
-          <w:szCs w:val="26"/>
-          <w:lang w:val="en-US"/>
-        </w:rPr>
-        <w:t>Huấn luyện và đối sánh hiệu năng các mô hình hồi quy:</w:t>
-      </w:r>
-    </w:p>
-    <w:p>
-      <w:pPr>
+        <w:t xml:space="preserve">.4. </w:t>
+      </w:r>
+      <w:r>
+        <w:rPr>
+          <w:b/>
+          <w:bCs/>
+          <w:lang w:val="en-US"/>
+        </w:rPr>
+        <w:t>Thiết lập hệ thống kiểm định đa chiều, chống lỗi sụp đổ dữ liệu:</w:t>
+      </w:r>
+    </w:p>
+    <w:p>
+      <w:pPr>
+        <w:spacing w:line="360" w:lineRule="auto"/>
         <w:ind w:firstLine="720"/>
         <w:rPr>
           <w:sz w:val="26"/>
@@ -3264,15 +3730,26 @@
           <w:szCs w:val="26"/>
           <w:lang w:val="en-US"/>
         </w:rPr>
-        <w:t>Triển khai cấu hình, tinh chỉnh siêu tham số và so sánh thực nghiệm hiệu năng của ba thuật toán hồi quy phổ biến trong thư viện scikit-learn bao gồm: Gradient Boosting Regressor (mô hình chính), Random Forest Regressor (mô hình cơ sở) và Support Vector Regression (SVR).</w:t>
-      </w:r>
-    </w:p>
-    <w:p>
-      <w:pPr>
-        <w:ind w:left="360"/>
-        <w:rPr>
-          <w:sz w:val="26"/>
-          <w:szCs w:val="26"/>
+        <w:t xml:space="preserve">Sử dụng bộ 6 chỉ số đo lường toàn diện (MSE, MAE, $R^2$ cho cả tập train/test, cùng hệ số tương quan Pearson $r$ và Spearman $\rho$) nhằm kiểm soát chặt chẽ chất </w:t>
+      </w:r>
+      <w:r>
+        <w:rPr>
+          <w:sz w:val="26"/>
+          <w:szCs w:val="26"/>
+          <w:lang w:val="en-US"/>
+        </w:rPr>
+        <w:lastRenderedPageBreak/>
+        <w:t>lượng dự đoán, đặc biệt là theo dõi độ lệch chuẩn (std) để phát hiện và ngăn chặn hiện tượng mô hình bị sụp đổ về giá trị trung bình (collapse to mean).</w:t>
+      </w:r>
+    </w:p>
+    <w:p>
+      <w:pPr>
+        <w:pStyle w:val="Heading3"/>
+        <w:spacing w:line="360" w:lineRule="auto"/>
+        <w:ind w:firstLine="720"/>
+        <w:rPr>
+          <w:b/>
+          <w:bCs/>
           <w:lang w:val="vi-VN"/>
         </w:rPr>
       </w:pPr>
@@ -3280,8 +3757,6 @@
         <w:rPr>
           <w:b/>
           <w:bCs/>
-          <w:sz w:val="26"/>
-          <w:szCs w:val="26"/>
           <w:lang w:val="en-US"/>
         </w:rPr>
         <w:t>2</w:t>
@@ -3290,505 +3765,742 @@
         <w:rPr>
           <w:b/>
           <w:bCs/>
-          <w:sz w:val="26"/>
-          <w:szCs w:val="26"/>
           <w:lang w:val="vi-VN"/>
         </w:rPr>
+        <w:t xml:space="preserve">.5. </w:t>
+      </w:r>
+      <w:r>
+        <w:rPr>
+          <w:b/>
+          <w:bCs/>
+          <w:lang w:val="en-US"/>
+        </w:rPr>
+        <w:t>Chứng minh tính giải thích được của mô hình (Interpretability):</w:t>
+      </w:r>
+    </w:p>
+    <w:p>
+      <w:pPr>
+        <w:spacing w:line="360" w:lineRule="auto"/>
+        <w:ind w:firstLine="720"/>
+        <w:rPr>
+          <w:sz w:val="26"/>
+          <w:szCs w:val="26"/>
+          <w:lang w:val="en-US"/>
+        </w:rPr>
+      </w:pPr>
+      <w:r>
+        <w:rPr>
+          <w:sz w:val="26"/>
+          <w:szCs w:val="26"/>
+          <w:lang w:val="en-US"/>
+        </w:rPr>
+        <w:t>Phân tích mức độ đóng góp của các đặc trưng (Feature Importance) và tính toán độ tương quan đơn biến của từng đặc trưng hình học với nhãn điểm số. Từ đó, làm rõ mối quan hệ giữa các quy tắc mỹ thuật (căn biên, tỷ lệ khoảng trắng, mật độ chồng lấp) ảnh hưởng như thế nào đến quyết định chấm điểm của mô hình.</w:t>
+      </w:r>
+    </w:p>
+    <w:p>
+      <w:pPr>
+        <w:pStyle w:val="Heading3"/>
+        <w:spacing w:line="360" w:lineRule="auto"/>
+        <w:ind w:firstLine="720"/>
+        <w:rPr>
+          <w:b/>
+          <w:bCs/>
+          <w:lang w:val="vi-VN"/>
+        </w:rPr>
+      </w:pPr>
+      <w:r>
+        <w:rPr>
+          <w:b/>
+          <w:bCs/>
+          <w:lang w:val="en-US"/>
+        </w:rPr>
+        <w:t>2</w:t>
+      </w:r>
+      <w:r>
+        <w:rPr>
+          <w:b/>
+          <w:bCs/>
+          <w:lang w:val="vi-VN"/>
+        </w:rPr>
+        <w:t xml:space="preserve">.6. </w:t>
+      </w:r>
+      <w:r>
+        <w:rPr>
+          <w:b/>
+          <w:bCs/>
+          <w:lang w:val="en-US"/>
+        </w:rPr>
+        <w:t>Phát triển ứng dụng chấm điểm thực tế:</w:t>
+      </w:r>
+    </w:p>
+    <w:p>
+      <w:pPr>
+        <w:spacing w:line="360" w:lineRule="auto"/>
+        <w:ind w:firstLine="720"/>
+        <w:rPr>
+          <w:sz w:val="26"/>
+          <w:szCs w:val="26"/>
+          <w:lang w:val="en-US"/>
+        </w:rPr>
+      </w:pPr>
+      <w:r>
+        <w:rPr>
+          <w:sz w:val="26"/>
+          <w:szCs w:val="26"/>
+          <w:lang w:val="en-US"/>
+        </w:rPr>
+        <w:t>Hiện thực hóa thành công hàm đầu cuối score_design() cho phép tiếp nhận một tệp ảnh thiết kế mới bất kỳ, tự động đưa ra điểm số dự đoán, xếp loại định tính trực quan và xuất báo cáo giải thích chi tiết các chỉ số hình học.</w:t>
+      </w:r>
+    </w:p>
+    <w:p>
+      <w:pPr>
+        <w:spacing w:line="360" w:lineRule="auto"/>
+        <w:ind w:hanging="284"/>
+        <w:rPr>
+          <w:lang w:val="en-US"/>
+        </w:rPr>
+      </w:pPr>
+    </w:p>
+    <w:p>
+      <w:pPr>
+        <w:pStyle w:val="BodyText"/>
+        <w:numPr>
+          <w:ilvl w:val="0"/>
+          <w:numId w:val="6"/>
+        </w:numPr>
+        <w:spacing w:before="120" w:line="360" w:lineRule="auto"/>
+        <w:ind w:left="284" w:right="136" w:hanging="284"/>
+        <w:outlineLvl w:val="1"/>
+        <w:rPr>
+          <w:b/>
+          <w:bCs/>
+          <w:spacing w:val="-3"/>
+          <w:sz w:val="26"/>
+          <w:szCs w:val="26"/>
+          <w:lang w:val="en-US"/>
+        </w:rPr>
+      </w:pPr>
+      <w:r>
+        <w:rPr>
+          <w:b/>
+          <w:bCs/>
+          <w:spacing w:val="-3"/>
+          <w:sz w:val="26"/>
+          <w:szCs w:val="26"/>
+          <w:lang w:val="en-US"/>
+        </w:rPr>
+        <w:t xml:space="preserve">Đối tượng và phạm vi </w:t>
+      </w:r>
+      <w:r>
+        <w:rPr>
+          <w:b/>
+          <w:bCs/>
+          <w:spacing w:val="-3"/>
+          <w:sz w:val="26"/>
+          <w:szCs w:val="26"/>
+          <w:lang w:val="en-US"/>
+        </w:rPr>
+        <w:t>dự án</w:t>
+      </w:r>
+    </w:p>
+    <w:p>
+      <w:pPr>
+        <w:rPr>
+          <w:sz w:val="26"/>
+          <w:szCs w:val="26"/>
+          <w:lang w:val="en-US"/>
+        </w:rPr>
+      </w:pPr>
+      <w:r>
+        <w:rPr>
+          <w:sz w:val="26"/>
+          <w:szCs w:val="26"/>
+          <w:lang w:val="en-US"/>
+        </w:rPr>
+        <w:t>Đối tượng nghiên cứu chính của đề tài là các hình ảnh thiết kế đồ họa dưới dạng bố cục tổng thể (layout) như poster, banner hay infographic. Toàn bộ dữ liệu được khai thác từ bộ dữ liệu công khai creative-graphic-design/GraphicDesignEvaluation trên nền tảng HuggingFace.</w:t>
+      </w:r>
+    </w:p>
+    <w:p>
+      <w:pPr>
+        <w:rPr>
+          <w:sz w:val="26"/>
+          <w:szCs w:val="26"/>
+          <w:lang w:val="en-US"/>
+        </w:rPr>
+      </w:pPr>
+      <w:r>
+        <w:rPr>
+          <w:sz w:val="26"/>
+          <w:szCs w:val="26"/>
+          <w:lang w:val="en-US"/>
+        </w:rPr>
+        <w:t>Bộ dữ liệu này có tính phân loại cao, được chia thành ba tập con chuyên biệt nhằm đánh giá ba tiêu chí thiết kế cốt lõi:</w:t>
+      </w:r>
+    </w:p>
+    <w:p>
+      <w:pPr>
+        <w:rPr>
+          <w:sz w:val="26"/>
+          <w:szCs w:val="26"/>
+          <w:lang w:val="en-US"/>
+        </w:rPr>
+      </w:pPr>
+      <w:r>
+        <w:rPr>
+          <w:b/>
+          <w:bCs/>
+          <w:sz w:val="26"/>
+          <w:szCs w:val="26"/>
+          <w:lang w:val="en-US"/>
+        </w:rPr>
+        <w:t>Alignment:</w:t>
+      </w:r>
+      <w:r>
+        <w:rPr>
+          <w:sz w:val="26"/>
+          <w:szCs w:val="26"/>
+          <w:lang w:val="en-US"/>
+        </w:rPr>
+        <w:t xml:space="preserve"> Mức độ căn chỉnh và tính đồng nhất của bố cục.</w:t>
+      </w:r>
+    </w:p>
+    <w:p>
+      <w:pPr>
+        <w:rPr>
+          <w:sz w:val="26"/>
+          <w:szCs w:val="26"/>
+          <w:lang w:val="en-US"/>
+        </w:rPr>
+      </w:pPr>
+      <w:r>
+        <w:rPr>
+          <w:b/>
+          <w:bCs/>
+          <w:sz w:val="26"/>
+          <w:szCs w:val="26"/>
+          <w:lang w:val="en-US"/>
+        </w:rPr>
+        <w:t>Overlap:</w:t>
+      </w:r>
+      <w:r>
+        <w:rPr>
+          <w:sz w:val="26"/>
+          <w:szCs w:val="26"/>
+          <w:lang w:val="en-US"/>
+        </w:rPr>
+        <w:t xml:space="preserve"> Tỷ lệ và mức độ chồng lấp hợp lý giữa các phần tử.</w:t>
+      </w:r>
+    </w:p>
+    <w:p>
+      <w:pPr>
+        <w:rPr>
+          <w:sz w:val="26"/>
+          <w:szCs w:val="26"/>
+          <w:lang w:val="en-US"/>
+        </w:rPr>
+      </w:pPr>
+      <w:r>
+        <w:rPr>
+          <w:b/>
+          <w:bCs/>
+          <w:sz w:val="26"/>
+          <w:szCs w:val="26"/>
+          <w:lang w:val="en-US"/>
+        </w:rPr>
+        <w:t>Whitespace:</w:t>
+      </w:r>
+      <w:r>
+        <w:rPr>
+          <w:sz w:val="26"/>
+          <w:szCs w:val="26"/>
+          <w:lang w:val="en-US"/>
+        </w:rPr>
+        <w:t xml:space="preserve"> Hiệu quả sử dụng không gian trắng trong thiết kế.</w:t>
+      </w:r>
+    </w:p>
+    <w:p>
+      <w:pPr>
+        <w:rPr>
+          <w:sz w:val="26"/>
+          <w:szCs w:val="26"/>
+          <w:lang w:val="en-US"/>
+        </w:rPr>
+      </w:pPr>
+      <w:r>
+        <w:rPr>
+          <w:sz w:val="26"/>
+          <w:szCs w:val="26"/>
+          <w:lang w:val="en-US"/>
+        </w:rPr>
+        <w:t>Mỗi mẫu dữ liệu trong hệ thống bao gồm một ảnh thiết kế thực tế đi kèm với nhãn dán (cột avg). Nhãn này là điểm số chất lượng trung bình được đánh giá bởi mô hình ngôn ngữ lớn (GPT) theo thang điểm liên tục từ 0 đến 10 (kiểu dữ liệu float).</w:t>
+      </w:r>
+    </w:p>
+    <w:p>
+      <w:pPr>
+        <w:rPr>
+          <w:sz w:val="26"/>
+          <w:szCs w:val="26"/>
+          <w:lang w:val="vi-VN"/>
+        </w:rPr>
+      </w:pPr>
+      <w:r>
+        <w:rPr>
+          <w:sz w:val="26"/>
+          <w:szCs w:val="26"/>
+          <w:lang w:val="en-US"/>
+        </w:rPr>
+        <w:t xml:space="preserve">Đối tượng dữ liệu này hoàn toàn phù hợp để triển khai phương pháp học có giám sát (Supervised Learning). Việc sở hữu cấu trúc dữ liệu chuẩn mực gồm </w:t>
+      </w:r>
+      <w:r>
+        <w:rPr>
+          <w:b/>
+          <w:bCs/>
+          <w:sz w:val="26"/>
+          <w:szCs w:val="26"/>
+          <w:lang w:val="en-US"/>
+        </w:rPr>
+        <w:t>biến độc lập</w:t>
+      </w:r>
+      <w:r>
+        <w:rPr>
+          <w:sz w:val="26"/>
+          <w:szCs w:val="26"/>
+          <w:lang w:val="en-US"/>
+        </w:rPr>
+        <w:t xml:space="preserve"> (ảnh thiết kế) và </w:t>
+      </w:r>
+      <w:r>
+        <w:rPr>
+          <w:b/>
+          <w:bCs/>
+          <w:sz w:val="26"/>
+          <w:szCs w:val="26"/>
+          <w:lang w:val="en-US"/>
+        </w:rPr>
+        <w:t>biến phụ thuộc liên tục</w:t>
+      </w:r>
+      <w:r>
+        <w:rPr>
+          <w:sz w:val="26"/>
+          <w:szCs w:val="26"/>
+          <w:lang w:val="en-US"/>
+        </w:rPr>
+        <w:t xml:space="preserve"> (điểm số) cho phép định nghĩa bài toán dưới dạng </w:t>
+      </w:r>
+      <w:r>
+        <w:rPr>
+          <w:b/>
+          <w:bCs/>
+          <w:sz w:val="26"/>
+          <w:szCs w:val="26"/>
+          <w:lang w:val="en-US"/>
+        </w:rPr>
+        <w:t>mô hình hồi quy (Regression)</w:t>
+      </w:r>
+      <w:r>
+        <w:rPr>
+          <w:sz w:val="26"/>
+          <w:szCs w:val="26"/>
+          <w:lang w:val="en-US"/>
+        </w:rPr>
+        <w:t xml:space="preserve">. Nhờ đó, thuật toán Machine Learning có thể học </w:t>
+      </w:r>
+      <w:r>
+        <w:rPr>
+          <w:sz w:val="26"/>
+          <w:szCs w:val="26"/>
+          <w:lang w:val="en-US"/>
+        </w:rPr>
+        <w:lastRenderedPageBreak/>
+        <w:t>các đặc trưng thị giác cốt lõi để dự đoán điểm chất lượng thiết kế một cách tự động và khách quan.</w:t>
+      </w:r>
+    </w:p>
+    <w:p>
+      <w:pPr>
+        <w:pStyle w:val="BodyText"/>
+        <w:numPr>
+          <w:ilvl w:val="0"/>
+          <w:numId w:val="6"/>
+        </w:numPr>
+        <w:spacing w:before="120" w:line="360" w:lineRule="auto"/>
+        <w:ind w:left="284" w:right="136" w:hanging="284"/>
+        <w:outlineLvl w:val="1"/>
+        <w:rPr>
+          <w:b/>
+          <w:bCs/>
+          <w:spacing w:val="-3"/>
+          <w:sz w:val="26"/>
+          <w:szCs w:val="26"/>
+          <w:lang w:val="en-US"/>
+        </w:rPr>
+      </w:pPr>
+      <w:r>
+        <w:rPr>
+          <w:b/>
+          <w:bCs/>
+          <w:spacing w:val="-3"/>
+          <w:sz w:val="26"/>
+          <w:szCs w:val="26"/>
+          <w:lang w:val="en-US"/>
+        </w:rPr>
+        <w:t>Phương pháp</w:t>
+      </w:r>
+      <w:r>
+        <w:rPr>
+          <w:b/>
+          <w:bCs/>
+          <w:spacing w:val="-3"/>
+          <w:sz w:val="26"/>
+          <w:szCs w:val="26"/>
+          <w:lang w:val="en-US"/>
+        </w:rPr>
+        <w:t>, cơ sở lý thuyết</w:t>
+      </w:r>
+    </w:p>
+    <w:p>
+      <w:pPr>
+        <w:spacing w:line="360" w:lineRule="auto"/>
+        <w:ind w:firstLine="720"/>
+        <w:rPr>
+          <w:sz w:val="26"/>
+          <w:szCs w:val="26"/>
+          <w:lang w:val="en-US"/>
+        </w:rPr>
+      </w:pPr>
+      <w:r>
+        <w:rPr>
+          <w:sz w:val="26"/>
+          <w:szCs w:val="26"/>
+          <w:lang w:val="en-US"/>
+        </w:rPr>
+        <w:t>Để đạt được các mục đích trên, đề tài áp dụng các phương pháp nghiên cứu thực nghiệm và định lượng theo một quy trình chuẩn hóa (Pipeline):</w:t>
+      </w:r>
+    </w:p>
+    <w:p>
+      <w:pPr>
+        <w:spacing w:line="360" w:lineRule="auto"/>
+        <w:ind w:firstLine="720"/>
+        <w:rPr>
+          <w:sz w:val="26"/>
+          <w:szCs w:val="26"/>
+          <w:lang w:val="en-US"/>
+        </w:rPr>
+      </w:pPr>
+      <w:r>
+        <w:rPr>
+          <w:sz w:val="26"/>
+          <w:szCs w:val="26"/>
+          <w:lang w:val="en-US"/>
+        </w:rPr>
+        <w:t>Ảnh thiết kế → Trích xuất đặc trưng lai (LayoutLMv3 + OCR) → Tiền xử lý &amp; PCA → Huấn luyện/Đánh giá mô hình hồi quy → Phân tích &amp; Giải thích kết quả</w:t>
+      </w:r>
+    </w:p>
+    <w:p>
+      <w:pPr>
+        <w:pStyle w:val="Heading3"/>
+        <w:spacing w:line="360" w:lineRule="auto"/>
+        <w:ind w:firstLine="720"/>
+        <w:rPr>
+          <w:b/>
+          <w:bCs/>
+          <w:lang w:val="en-US"/>
+        </w:rPr>
+      </w:pPr>
+      <w:r>
+        <w:rPr>
+          <w:b/>
+          <w:bCs/>
+          <w:lang w:val="vi-VN"/>
+        </w:rPr>
+        <w:t>4</w:t>
+      </w:r>
+      <w:r>
+        <w:rPr>
+          <w:b/>
+          <w:bCs/>
+          <w:lang w:val="vi-VN"/>
+        </w:rPr>
+        <w:t xml:space="preserve">.1. </w:t>
+      </w:r>
+      <w:r>
+        <w:rPr>
+          <w:b/>
+          <w:bCs/>
+          <w:lang w:val="en-US"/>
+        </w:rPr>
+        <w:t>Phương pháp thu thập và xử lý dữ liệu:</w:t>
+      </w:r>
+    </w:p>
+    <w:p>
+      <w:pPr>
+        <w:spacing w:line="360" w:lineRule="auto"/>
+        <w:ind w:firstLine="720"/>
+        <w:rPr>
+          <w:sz w:val="26"/>
+          <w:szCs w:val="26"/>
+          <w:lang w:val="en-US"/>
+        </w:rPr>
+      </w:pPr>
+      <w:r>
+        <w:rPr>
+          <w:sz w:val="26"/>
+          <w:szCs w:val="26"/>
+          <w:lang w:val="en-US"/>
+        </w:rPr>
+        <w:t>Sử dụng tập dữ liệu chuẩn hóa creative-graphic</w:t>
+      </w:r>
+      <w:r>
+        <w:rPr>
+          <w:sz w:val="26"/>
+          <w:szCs w:val="26"/>
+          <w:lang w:val="vi-VN"/>
+        </w:rPr>
+        <w:t xml:space="preserve"> </w:t>
+      </w:r>
+      <w:r>
+        <w:rPr>
+          <w:sz w:val="26"/>
+          <w:szCs w:val="26"/>
+          <w:lang w:val="en-US"/>
+        </w:rPr>
+        <w:t>design/GraphicDesignEvaluation từ HuggingFace, khai thác cả 3 khía cạnh: Căn chỉnh (Alignment), Chồng lấp (Overlap), và Khoảng trắng (Whitespace).</w:t>
+      </w:r>
+    </w:p>
+    <w:p>
+      <w:pPr>
+        <w:spacing w:line="360" w:lineRule="auto"/>
+        <w:ind w:firstLine="720"/>
+        <w:rPr>
+          <w:sz w:val="26"/>
+          <w:szCs w:val="26"/>
+          <w:lang w:val="vi-VN"/>
+        </w:rPr>
+      </w:pPr>
+      <w:r>
+        <w:rPr>
+          <w:sz w:val="26"/>
+          <w:szCs w:val="26"/>
+          <w:lang w:val="en-US"/>
+        </w:rPr>
+        <w:t>Sử dụng công cụ Tesseract OCR (pytesseract) để bóc tách tọa độ (bounding box) của các phần tử văn bản trong ảnh.</w:t>
+      </w:r>
+    </w:p>
+    <w:p>
+      <w:pPr>
+        <w:pStyle w:val="Heading3"/>
+        <w:spacing w:line="360" w:lineRule="auto"/>
+        <w:ind w:firstLine="720"/>
+        <w:rPr>
+          <w:b/>
+          <w:bCs/>
+          <w:lang w:val="en-US"/>
+        </w:rPr>
+      </w:pPr>
+      <w:r>
+        <w:rPr>
+          <w:b/>
+          <w:bCs/>
+          <w:lang w:val="vi-VN"/>
+        </w:rPr>
+        <w:t>4</w:t>
+      </w:r>
+      <w:r>
+        <w:rPr>
+          <w:b/>
+          <w:bCs/>
+          <w:lang w:val="vi-VN"/>
+        </w:rPr>
+        <w:t xml:space="preserve">.2. </w:t>
+      </w:r>
+      <w:r>
+        <w:rPr>
+          <w:b/>
+          <w:bCs/>
+          <w:lang w:val="en-US"/>
+        </w:rPr>
+        <w:t>Phương pháp trích xuất đặc trưng (Feature Engineering):</w:t>
+      </w:r>
+    </w:p>
+    <w:p>
+      <w:pPr>
+        <w:spacing w:line="360" w:lineRule="auto"/>
+        <w:ind w:firstLine="720"/>
+        <w:rPr>
+          <w:sz w:val="26"/>
+          <w:szCs w:val="26"/>
+          <w:lang w:val="en-US"/>
+        </w:rPr>
+      </w:pPr>
+      <w:r>
+        <w:rPr>
+          <w:sz w:val="26"/>
+          <w:szCs w:val="26"/>
+          <w:lang w:val="en-US"/>
+        </w:rPr>
+        <w:t xml:space="preserve">Sử dụng mô hình học sâu đa phương thức </w:t>
+      </w:r>
+      <w:r>
+        <w:rPr>
+          <w:b/>
+          <w:bCs/>
+          <w:sz w:val="26"/>
+          <w:szCs w:val="26"/>
+          <w:lang w:val="en-US"/>
+        </w:rPr>
+        <w:t>LayoutLMv3 (microsoft/layoutlmv3-base)</w:t>
+      </w:r>
+      <w:r>
+        <w:rPr>
+          <w:sz w:val="26"/>
+          <w:szCs w:val="26"/>
+          <w:lang w:val="en-US"/>
+        </w:rPr>
+        <w:t xml:space="preserve"> để trích xuất các đặc trưng ngữ nghĩa cao cấp (Semantic &amp; Visual Features) thông qua cơ chế Attention (CLS token và các Image patches).</w:t>
+      </w:r>
+    </w:p>
+    <w:p>
+      <w:pPr>
+        <w:spacing w:line="360" w:lineRule="auto"/>
+        <w:ind w:firstLine="720"/>
+        <w:rPr>
+          <w:sz w:val="26"/>
+          <w:szCs w:val="26"/>
+          <w:lang w:val="en-US"/>
+        </w:rPr>
+      </w:pPr>
+      <w:r>
+        <w:rPr>
+          <w:sz w:val="26"/>
+          <w:szCs w:val="26"/>
+          <w:lang w:val="en-US"/>
+        </w:rPr>
+        <w:t>Sử dụng các công thức toán học tường minh để tính toán 12 đặc trưng hình học (Geometric Features) đại diện trực tiếp cho các quy tắc thiết kế (độ lệch biên, chỉ số IoU chồng lấp, mật độ khoảng trắng...).</w:t>
+      </w:r>
+    </w:p>
+    <w:p>
+      <w:pPr>
+        <w:pStyle w:val="Heading3"/>
+        <w:spacing w:line="360" w:lineRule="auto"/>
+        <w:ind w:firstLine="720"/>
+        <w:rPr>
+          <w:b/>
+          <w:bCs/>
+          <w:lang w:val="en-US"/>
+        </w:rPr>
+      </w:pPr>
+      <w:r>
+        <w:rPr>
+          <w:b/>
+          <w:bCs/>
+          <w:lang w:val="en-US"/>
+        </w:rPr>
+        <w:t>4</w:t>
+      </w:r>
+      <w:r>
+        <w:rPr>
+          <w:b/>
+          <w:bCs/>
+          <w:lang w:val="vi-VN"/>
+        </w:rPr>
+        <w:t xml:space="preserve">.3. </w:t>
+      </w:r>
+      <w:r>
+        <w:rPr>
+          <w:b/>
+          <w:bCs/>
+          <w:lang w:val="en-US"/>
+        </w:rPr>
+        <w:t>Phương pháp tiền xử lý và giảm chiều không gian:</w:t>
+      </w:r>
+    </w:p>
+    <w:p>
+      <w:pPr>
+        <w:spacing w:line="360" w:lineRule="auto"/>
+        <w:ind w:left="142" w:firstLine="567"/>
+        <w:rPr>
+          <w:sz w:val="26"/>
+          <w:szCs w:val="26"/>
+          <w:lang w:val="en-US"/>
+        </w:rPr>
+      </w:pPr>
+      <w:r>
+        <w:rPr>
+          <w:sz w:val="26"/>
+          <w:szCs w:val="26"/>
+          <w:lang w:val="en-US"/>
+        </w:rPr>
+        <w:t>Áp dụng StandardScaler để đưa các đặc trưng về cùng một phân phối chuẩn.</w:t>
+      </w:r>
+    </w:p>
+    <w:p>
+      <w:pPr>
+        <w:spacing w:line="360" w:lineRule="auto"/>
+        <w:ind w:firstLine="720"/>
+        <w:rPr>
+          <w:sz w:val="26"/>
+          <w:szCs w:val="26"/>
+          <w:lang w:val="en-US"/>
+        </w:rPr>
+      </w:pPr>
+      <w:r>
+        <w:rPr>
+          <w:sz w:val="26"/>
+          <w:szCs w:val="26"/>
+          <w:lang w:val="en-US"/>
+        </w:rPr>
+        <w:t xml:space="preserve">Sử dụng giải thuật </w:t>
+      </w:r>
+      <w:r>
+        <w:rPr>
+          <w:b/>
+          <w:bCs/>
+          <w:sz w:val="26"/>
+          <w:szCs w:val="26"/>
+          <w:lang w:val="en-US"/>
+        </w:rPr>
+        <w:t>PCA (Principal Component Analysis)</w:t>
+      </w:r>
+      <w:r>
+        <w:rPr>
+          <w:sz w:val="26"/>
+          <w:szCs w:val="26"/>
+          <w:lang w:val="en-US"/>
+        </w:rPr>
+        <w:t xml:space="preserve"> có chọn lọc để nén thông tin từ 1536 chiều deep features xuống 100 chiều, giữ lại nguyên vẹn 12 chiều đặc trưng hình học để phục vụ việc giải thích.</w:t>
+      </w:r>
+    </w:p>
+    <w:p>
+      <w:pPr>
+        <w:pStyle w:val="Heading3"/>
+        <w:spacing w:line="360" w:lineRule="auto"/>
+        <w:ind w:firstLine="720"/>
+        <w:rPr>
+          <w:b/>
+          <w:bCs/>
+          <w:lang w:val="en-US"/>
+        </w:rPr>
+      </w:pPr>
+      <w:r>
+        <w:rPr>
+          <w:b/>
+          <w:bCs/>
+          <w:lang w:val="en-US"/>
+        </w:rPr>
+        <w:lastRenderedPageBreak/>
+        <w:t>4</w:t>
+      </w:r>
+      <w:r>
+        <w:rPr>
+          <w:b/>
+          <w:bCs/>
+          <w:lang w:val="vi-VN"/>
+        </w:rPr>
         <w:t xml:space="preserve">.4. </w:t>
       </w:r>
       <w:r>
         <w:rPr>
           <w:b/>
           <w:bCs/>
-          <w:sz w:val="26"/>
-          <w:szCs w:val="26"/>
-          <w:lang w:val="en-US"/>
-        </w:rPr>
-        <w:t>Thiết lập hệ thống kiểm định đa chiều, chống lỗi sụp đổ dữ liệu:</w:t>
-      </w:r>
-    </w:p>
-    <w:p>
-      <w:pPr>
-        <w:ind w:firstLine="360"/>
-        <w:rPr>
-          <w:sz w:val="26"/>
-          <w:szCs w:val="26"/>
-          <w:lang w:val="en-US"/>
-        </w:rPr>
-      </w:pPr>
-      <w:r>
-        <w:rPr>
-          <w:sz w:val="26"/>
-          <w:szCs w:val="26"/>
-          <w:lang w:val="en-US"/>
-        </w:rPr>
-        <w:t>Sử dụng bộ 6 chỉ số đo lường toàn diện (MSE, MAE, $R^2$ cho cả tập train/test, cùng hệ số tương quan Pearson $r$ và Spearman $\rho$) nhằm kiểm soát chặt chẽ chất lượng dự đoán, đặc biệt là theo dõi độ lệch chuẩn (std) để phát hiện và ngăn chặn hiện tượng mô hình bị sụp đổ về giá trị trung bình (collapse to mean).</w:t>
-      </w:r>
-    </w:p>
-    <w:p>
-      <w:pPr>
-        <w:ind w:left="360"/>
-        <w:rPr>
-          <w:sz w:val="26"/>
-          <w:szCs w:val="26"/>
-          <w:lang w:val="vi-VN"/>
-        </w:rPr>
-      </w:pPr>
-      <w:r>
-        <w:rPr>
-          <w:b/>
-          <w:bCs/>
-          <w:sz w:val="26"/>
-          <w:szCs w:val="26"/>
-          <w:lang w:val="en-US"/>
-        </w:rPr>
-        <w:t>2</w:t>
-      </w:r>
-      <w:r>
-        <w:rPr>
-          <w:b/>
-          <w:bCs/>
-          <w:sz w:val="26"/>
-          <w:szCs w:val="26"/>
-          <w:lang w:val="vi-VN"/>
-        </w:rPr>
-        <w:t xml:space="preserve">.5. </w:t>
-      </w:r>
-      <w:r>
-        <w:rPr>
-          <w:b/>
-          <w:bCs/>
-          <w:sz w:val="26"/>
-          <w:szCs w:val="26"/>
-          <w:lang w:val="en-US"/>
-        </w:rPr>
-        <w:t>Chứng minh tính giải thích được của mô hình (Interpretability):</w:t>
-      </w:r>
-    </w:p>
-    <w:p>
-      <w:pPr>
-        <w:ind w:firstLine="426"/>
-        <w:rPr>
-          <w:sz w:val="26"/>
-          <w:szCs w:val="26"/>
-          <w:lang w:val="en-US"/>
-        </w:rPr>
-      </w:pPr>
-      <w:r>
-        <w:rPr>
-          <w:sz w:val="26"/>
-          <w:szCs w:val="26"/>
-          <w:lang w:val="en-US"/>
-        </w:rPr>
-        <w:t>Phân tích mức độ đóng góp của các đặc trưng (Feature Importance) và tính toán độ tương quan đơn biến của từng đặc trưng hình học với nhãn điểm số. Từ đó, làm rõ mối quan hệ giữa các quy tắc mỹ thuật (căn biên, tỷ lệ khoảng trắng, mật độ chồng lấp) ảnh hưởng như thế nào đến quyết định chấm điểm của mô hình.</w:t>
-      </w:r>
-    </w:p>
-    <w:p>
-      <w:pPr>
-        <w:ind w:left="360"/>
-        <w:rPr>
-          <w:sz w:val="26"/>
-          <w:szCs w:val="26"/>
-          <w:lang w:val="vi-VN"/>
-        </w:rPr>
-      </w:pPr>
-      <w:r>
-        <w:rPr>
-          <w:b/>
-          <w:bCs/>
-          <w:sz w:val="26"/>
-          <w:szCs w:val="26"/>
-          <w:lang w:val="en-US"/>
-        </w:rPr>
-        <w:t>2</w:t>
-      </w:r>
-      <w:r>
-        <w:rPr>
-          <w:b/>
-          <w:bCs/>
-          <w:sz w:val="26"/>
-          <w:szCs w:val="26"/>
-          <w:lang w:val="vi-VN"/>
-        </w:rPr>
-        <w:t xml:space="preserve">.6. </w:t>
-      </w:r>
-      <w:r>
-        <w:rPr>
-          <w:b/>
-          <w:bCs/>
-          <w:sz w:val="26"/>
-          <w:szCs w:val="26"/>
-          <w:lang w:val="en-US"/>
-        </w:rPr>
-        <w:t>Phát triển ứng dụng chấm điểm thực tế:</w:t>
-      </w:r>
-    </w:p>
-    <w:p>
-      <w:pPr>
-        <w:ind w:firstLine="360"/>
-        <w:rPr>
-          <w:sz w:val="26"/>
-          <w:szCs w:val="26"/>
-          <w:lang w:val="en-US"/>
-        </w:rPr>
-      </w:pPr>
-      <w:r>
-        <w:rPr>
-          <w:sz w:val="26"/>
-          <w:szCs w:val="26"/>
-          <w:lang w:val="en-US"/>
-        </w:rPr>
-        <w:t>Hiện thực hóa thành công hàm đầu cuối score_design() cho phép tiếp nhận một tệp ảnh thiết kế mới bất kỳ, tự động đưa ra điểm số dự đoán, xếp loại định tính trực quan và xuất báo cáo giải thích chi tiết các chỉ số hình học.</w:t>
-      </w:r>
-    </w:p>
-    <w:p>
-      <w:pPr>
-        <w:pStyle w:val="Heading2"/>
-        <w:rPr>
-          <w:lang w:val="vi-VN"/>
-        </w:rPr>
-      </w:pPr>
-      <w:r>
-        <w:rPr>
-          <w:lang w:val="vi-VN"/>
-        </w:rPr>
-        <w:lastRenderedPageBreak/>
-        <w:t>3. Phương pháp nghiên cứu</w:t>
-      </w:r>
-    </w:p>
-    <w:p>
-      <w:pPr>
-        <w:ind w:firstLine="644"/>
-        <w:jc w:val="both"/>
-        <w:rPr>
-          <w:sz w:val="26"/>
-          <w:szCs w:val="26"/>
-          <w:lang w:val="en-US"/>
-        </w:rPr>
-      </w:pPr>
-      <w:r>
-        <w:rPr>
-          <w:sz w:val="26"/>
-          <w:szCs w:val="26"/>
-          <w:lang w:val="en-US"/>
-        </w:rPr>
-        <w:t>Để đạt được các mục đích trên, đề tài áp dụng các phương pháp nghiên cứu thực nghiệm và định lượng theo một quy trình chuẩn hóa (Pipeline):</w:t>
-      </w:r>
-    </w:p>
-    <w:p>
-      <w:pPr>
-        <w:ind w:firstLine="644"/>
-        <w:jc w:val="both"/>
-        <w:rPr>
-          <w:sz w:val="26"/>
-          <w:szCs w:val="26"/>
-          <w:lang w:val="en-US"/>
-        </w:rPr>
-      </w:pPr>
-      <w:r>
-        <w:rPr>
-          <w:sz w:val="26"/>
-          <w:szCs w:val="26"/>
-          <w:lang w:val="en-US"/>
-        </w:rPr>
-        <w:t>Ảnh thiết kế → Trích xuất đặc trưng lai (LayoutLMv3 + OCR) → Tiền xử lý &amp; PCA → Huấn luyện/Đánh giá mô hình hồi quy → Phân tích &amp; Giải thích kết quả</w:t>
-      </w:r>
-    </w:p>
-    <w:p>
-      <w:pPr>
-        <w:rPr>
-          <w:sz w:val="26"/>
-          <w:szCs w:val="26"/>
-          <w:lang w:val="en-US"/>
-        </w:rPr>
-      </w:pPr>
-      <w:r>
-        <w:rPr>
-          <w:b/>
-          <w:bCs/>
-          <w:sz w:val="26"/>
-          <w:szCs w:val="26"/>
-          <w:lang w:val="vi-VN"/>
-        </w:rPr>
-        <w:t xml:space="preserve">3.1. </w:t>
-      </w:r>
-      <w:r>
-        <w:rPr>
-          <w:b/>
-          <w:bCs/>
-          <w:sz w:val="26"/>
-          <w:szCs w:val="26"/>
-          <w:lang w:val="en-US"/>
-        </w:rPr>
-        <w:t>Phương pháp thu thập và xử lý dữ liệu:</w:t>
-      </w:r>
-    </w:p>
-    <w:p>
-      <w:pPr>
-        <w:ind w:firstLine="709"/>
-        <w:jc w:val="both"/>
-        <w:rPr>
-          <w:sz w:val="26"/>
-          <w:szCs w:val="26"/>
-          <w:lang w:val="en-US"/>
-        </w:rPr>
-      </w:pPr>
-      <w:r>
-        <w:rPr>
-          <w:sz w:val="26"/>
-          <w:szCs w:val="26"/>
-          <w:lang w:val="en-US"/>
-        </w:rPr>
-        <w:t>Sử dụng tập dữ liệu chuẩn hóa creative-graphic</w:t>
-      </w:r>
-      <w:r>
-        <w:rPr>
-          <w:sz w:val="26"/>
-          <w:szCs w:val="26"/>
-          <w:lang w:val="vi-VN"/>
-        </w:rPr>
-        <w:t xml:space="preserve"> </w:t>
-      </w:r>
-      <w:r>
-        <w:rPr>
-          <w:sz w:val="26"/>
-          <w:szCs w:val="26"/>
-          <w:lang w:val="en-US"/>
-        </w:rPr>
-        <w:t>design/GraphicDesignEvaluation từ HuggingFace, khai thác cả 3 khía cạnh: Căn chỉnh (Alignment), Chồng lấp (Overlap), và Khoảng trắng (Whitespace).</w:t>
-      </w:r>
-    </w:p>
-    <w:p>
-      <w:pPr>
-        <w:ind w:firstLine="709"/>
-        <w:jc w:val="both"/>
-        <w:rPr>
-          <w:sz w:val="26"/>
-          <w:szCs w:val="26"/>
-          <w:lang w:val="en-US"/>
-        </w:rPr>
-      </w:pPr>
-      <w:r>
-        <w:rPr>
-          <w:sz w:val="26"/>
-          <w:szCs w:val="26"/>
-          <w:lang w:val="en-US"/>
-        </w:rPr>
-        <w:t>Sử dụng công cụ Tesseract OCR (pytesseract) để bóc tách tọa độ (bounding box) của các phần tử văn bản trong ảnh.</w:t>
-      </w:r>
-    </w:p>
-    <w:p>
-      <w:pPr>
-        <w:rPr>
-          <w:sz w:val="26"/>
-          <w:szCs w:val="26"/>
-          <w:lang w:val="en-US"/>
-        </w:rPr>
-      </w:pPr>
-      <w:r>
-        <w:rPr>
-          <w:b/>
-          <w:bCs/>
-          <w:sz w:val="26"/>
-          <w:szCs w:val="26"/>
-          <w:lang w:val="vi-VN"/>
-        </w:rPr>
-        <w:t xml:space="preserve">3.2. </w:t>
-      </w:r>
-      <w:r>
-        <w:rPr>
-          <w:b/>
-          <w:bCs/>
-          <w:sz w:val="26"/>
-          <w:szCs w:val="26"/>
-          <w:lang w:val="en-US"/>
-        </w:rPr>
-        <w:t>Phương pháp trích xuất đặc trưng (Feature Engineering):</w:t>
-      </w:r>
-    </w:p>
-    <w:p>
-      <w:pPr>
-        <w:ind w:firstLine="709"/>
-        <w:jc w:val="both"/>
-        <w:rPr>
-          <w:sz w:val="26"/>
-          <w:szCs w:val="26"/>
-          <w:lang w:val="en-US"/>
-        </w:rPr>
-      </w:pPr>
-      <w:r>
-        <w:rPr>
-          <w:sz w:val="26"/>
-          <w:szCs w:val="26"/>
-          <w:lang w:val="en-US"/>
-        </w:rPr>
-        <w:t xml:space="preserve">Sử dụng mô hình học sâu đa phương thức </w:t>
-      </w:r>
-      <w:r>
-        <w:rPr>
-          <w:b/>
-          <w:bCs/>
-          <w:sz w:val="26"/>
-          <w:szCs w:val="26"/>
-          <w:lang w:val="en-US"/>
-        </w:rPr>
-        <w:t>LayoutLMv3 (microsoft/layoutlmv3-base)</w:t>
-      </w:r>
-      <w:r>
-        <w:rPr>
-          <w:sz w:val="26"/>
-          <w:szCs w:val="26"/>
-          <w:lang w:val="en-US"/>
-        </w:rPr>
-        <w:t xml:space="preserve"> để trích xuất các đặc trưng ngữ nghĩa cao cấp (Semantic &amp; Visual Features) thông qua cơ chế Attention (CLS token và các Image patches).</w:t>
-      </w:r>
-    </w:p>
-    <w:p>
-      <w:pPr>
-        <w:ind w:firstLine="709"/>
-        <w:jc w:val="both"/>
-        <w:rPr>
-          <w:sz w:val="26"/>
-          <w:szCs w:val="26"/>
-          <w:lang w:val="en-US"/>
-        </w:rPr>
-      </w:pPr>
-      <w:r>
-        <w:rPr>
-          <w:sz w:val="26"/>
-          <w:szCs w:val="26"/>
-          <w:lang w:val="en-US"/>
-        </w:rPr>
-        <w:t>Sử dụng các công thức toán học tường minh để tính toán 12 đặc trưng hình học (Geometric Features) đại diện trực tiếp cho các quy tắc thiết kế (độ lệch biên, chỉ số IoU chồng lấp, mật độ khoảng trắng...).</w:t>
-      </w:r>
-    </w:p>
-    <w:p>
-      <w:pPr>
-        <w:rPr>
-          <w:sz w:val="26"/>
-          <w:szCs w:val="26"/>
-          <w:lang w:val="en-US"/>
-        </w:rPr>
-      </w:pPr>
-      <w:r>
-        <w:rPr>
-          <w:b/>
-          <w:bCs/>
-          <w:sz w:val="26"/>
-          <w:szCs w:val="26"/>
-          <w:lang w:val="en-US"/>
-        </w:rPr>
-        <w:t>3</w:t>
-      </w:r>
-      <w:r>
-        <w:rPr>
-          <w:b/>
-          <w:bCs/>
-          <w:sz w:val="26"/>
-          <w:szCs w:val="26"/>
-          <w:lang w:val="vi-VN"/>
-        </w:rPr>
-        <w:t xml:space="preserve">.3. </w:t>
-      </w:r>
-      <w:r>
-        <w:rPr>
-          <w:b/>
-          <w:bCs/>
-          <w:sz w:val="26"/>
-          <w:szCs w:val="26"/>
-          <w:lang w:val="en-US"/>
-        </w:rPr>
-        <w:t>Phương pháp tiền xử lý và giảm chiều không gian:</w:t>
-      </w:r>
-    </w:p>
-    <w:p>
-      <w:pPr>
-        <w:ind w:left="709" w:hanging="142"/>
-        <w:rPr>
-          <w:sz w:val="26"/>
-          <w:szCs w:val="26"/>
-          <w:lang w:val="en-US"/>
-        </w:rPr>
-      </w:pPr>
-      <w:r>
-        <w:rPr>
-          <w:sz w:val="26"/>
-          <w:szCs w:val="26"/>
-          <w:lang w:val="en-US"/>
-        </w:rPr>
-        <w:t>Áp dụng StandardScaler để đưa các đặc trưng về cùng một phân phối chuẩn.</w:t>
-      </w:r>
-    </w:p>
-    <w:p>
-      <w:pPr>
-        <w:ind w:firstLine="567"/>
-        <w:rPr>
-          <w:sz w:val="26"/>
-          <w:szCs w:val="26"/>
-          <w:lang w:val="en-US"/>
-        </w:rPr>
-      </w:pPr>
-      <w:r>
-        <w:rPr>
-          <w:sz w:val="26"/>
-          <w:szCs w:val="26"/>
-          <w:lang w:val="en-US"/>
-        </w:rPr>
-        <w:t xml:space="preserve">Sử dụng giải thuật </w:t>
-      </w:r>
-      <w:r>
-        <w:rPr>
-          <w:b/>
-          <w:bCs/>
-          <w:sz w:val="26"/>
-          <w:szCs w:val="26"/>
-          <w:lang w:val="en-US"/>
-        </w:rPr>
-        <w:t>PCA (Principal Component Analysis)</w:t>
-      </w:r>
-      <w:r>
-        <w:rPr>
-          <w:sz w:val="26"/>
-          <w:szCs w:val="26"/>
-          <w:lang w:val="en-US"/>
-        </w:rPr>
-        <w:t xml:space="preserve"> có chọn lọc để nén thông tin từ 1536 chiều deep features xuống 100 chiều, giữ lại nguyên vẹn 12 chiều đặc trưng hình học để phục vụ việc giải thích.</w:t>
-      </w:r>
-    </w:p>
-    <w:p>
-      <w:pPr>
-        <w:rPr>
-          <w:sz w:val="26"/>
-          <w:szCs w:val="26"/>
-          <w:lang w:val="en-US"/>
-        </w:rPr>
-      </w:pPr>
-      <w:r>
-        <w:rPr>
-          <w:b/>
-          <w:bCs/>
-          <w:sz w:val="26"/>
-          <w:szCs w:val="26"/>
-          <w:lang w:val="en-US"/>
-        </w:rPr>
-        <w:t>3</w:t>
-      </w:r>
-      <w:r>
-        <w:rPr>
-          <w:b/>
-          <w:bCs/>
-          <w:sz w:val="26"/>
-          <w:szCs w:val="26"/>
-          <w:lang w:val="vi-VN"/>
-        </w:rPr>
-        <w:t xml:space="preserve">.4. </w:t>
-      </w:r>
-      <w:r>
-        <w:rPr>
-          <w:b/>
-          <w:bCs/>
-          <w:sz w:val="26"/>
-          <w:szCs w:val="26"/>
           <w:lang w:val="en-US"/>
         </w:rPr>
         <w:t>Phương pháp huấn luyện và đánh giá mô hình:</w:t>
@@ -3796,7 +4508,8 @@
     </w:p>
     <w:p>
       <w:pPr>
-        <w:ind w:firstLine="567"/>
+        <w:spacing w:line="360" w:lineRule="auto"/>
+        <w:ind w:firstLine="720"/>
         <w:rPr>
           <w:sz w:val="26"/>
           <w:szCs w:val="26"/>
@@ -3814,7 +4527,8 @@
     </w:p>
     <w:p>
       <w:pPr>
-        <w:ind w:firstLine="567"/>
+        <w:spacing w:line="360" w:lineRule="auto"/>
+        <w:ind w:firstLine="720"/>
         <w:rPr>
           <w:sz w:val="26"/>
           <w:szCs w:val="26"/>
@@ -3832,29 +4546,21 @@
     </w:p>
     <w:p>
       <w:pPr>
-        <w:ind w:firstLine="567"/>
-        <w:rPr>
-          <w:sz w:val="26"/>
-          <w:szCs w:val="26"/>
-          <w:lang w:val="en-US"/>
-        </w:rPr>
-      </w:pPr>
-      <w:r>
-        <w:rPr>
-          <w:sz w:val="26"/>
-          <w:szCs w:val="26"/>
-          <w:lang w:val="en-US"/>
-        </w:rPr>
-        <w:t xml:space="preserve">Đánh giá chéo hiệu năng mô hình qua hệ thống 6 chỉ số đo lường toàn diện: Sai số bình phương trung bình (MSE), Sai số tuyệt đối trung bình (MAE), Hệ số xác định </w:t>
-      </w:r>
-      <w:r>
-        <w:rPr>
-          <w:sz w:val="26"/>
-          <w:szCs w:val="26"/>
-          <w:lang w:val="en-US"/>
-        </w:rPr>
-        <w:lastRenderedPageBreak/>
-        <w:t>(</w:t>
+        <w:spacing w:line="360" w:lineRule="auto"/>
+        <w:ind w:firstLine="720"/>
+        <w:rPr>
+          <w:sz w:val="26"/>
+          <w:szCs w:val="26"/>
+          <w:lang w:val="en-US"/>
+        </w:rPr>
+      </w:pPr>
+      <w:r>
+        <w:rPr>
+          <w:sz w:val="26"/>
+          <w:szCs w:val="26"/>
+          <w:lang w:val="en-US"/>
+        </w:rPr>
+        <w:t>Đánh giá chéo hiệu năng mô hình qua hệ thống 6 chỉ số đo lường toàn diện: Sai số bình phương trung bình (MSE), Sai số tuyệt đối trung bình (MAE), Hệ số xác định (</w:t>
       </w:r>
       <m:oMath>
         <m:sSup>
@@ -3912,46 +4618,249 @@
     </w:p>
     <w:p>
       <w:pPr>
-        <w:rPr>
+        <w:spacing w:line="360" w:lineRule="auto"/>
+        <w:ind w:firstLine="720"/>
+        <w:rPr>
+          <w:lang w:val="en-US"/>
+        </w:rPr>
+      </w:pPr>
+    </w:p>
+    <w:p>
+      <w:pPr>
+        <w:pStyle w:val="BodyText"/>
+        <w:numPr>
+          <w:ilvl w:val="0"/>
+          <w:numId w:val="6"/>
+        </w:numPr>
+        <w:spacing w:before="120" w:line="360" w:lineRule="auto"/>
+        <w:ind w:left="0" w:right="136" w:firstLine="0"/>
+        <w:outlineLvl w:val="1"/>
+        <w:rPr>
+          <w:b/>
+          <w:bCs/>
+          <w:spacing w:val="-3"/>
+          <w:sz w:val="26"/>
+          <w:szCs w:val="26"/>
+          <w:lang w:val="en-US"/>
+        </w:rPr>
+      </w:pPr>
+      <w:r>
+        <w:rPr>
+          <w:b/>
+          <w:bCs/>
+          <w:spacing w:val="-3"/>
+          <w:sz w:val="26"/>
+          <w:szCs w:val="26"/>
+          <w:lang w:val="en-US"/>
+        </w:rPr>
+        <w:t xml:space="preserve">Ý nghĩa </w:t>
+      </w:r>
+    </w:p>
+    <w:p>
+      <w:pPr>
+        <w:pStyle w:val="NormalWeb"/>
+        <w:spacing w:before="0" w:beforeAutospacing="0" w:after="0" w:afterAutospacing="0"/>
+        <w:rPr>
+          <w:color w:val="1F1F1F"/>
+          <w:sz w:val="26"/>
+          <w:szCs w:val="26"/>
+        </w:rPr>
+      </w:pPr>
+      <w:r>
+        <w:rPr>
+          <w:b/>
+          <w:bCs/>
+          <w:color w:val="1F1F1F"/>
+          <w:sz w:val="26"/>
+          <w:szCs w:val="26"/>
+          <w:bdr w:val="none" w:sz="0" w:space="0" w:color="auto" w:frame="1"/>
+        </w:rPr>
+        <w:t>Về mặt thực tiễn</w:t>
+      </w:r>
+      <w:r>
+        <w:rPr>
+          <w:color w:val="1F1F1F"/>
+          <w:sz w:val="26"/>
+          <w:szCs w:val="26"/>
+        </w:rPr>
+        <w:t>, đề tài mang lại giá trị ứng dụng cao trong việc tự động hóa quy trình kiểm tra chất lượng sản phẩm thiết kế đồ họa. Hệ thống đóng vai trò như một công cụ hỗ trợ đắc lực cho các nhà thiết kế, đặc biệt là những người mới vào nghề, bằng cách cung cấp các phản hồi (feedback) nhanh chóng và khách quan. Thay vì phụ thuộc hoàn toàn vào quá trình đánh giá thủ công tốn kém thời gian của con người, hệ thống có khả năng tự động chấm điểm ảnh mới và đưa ra giải thích chi tiết về các lỗi bố cục. Điều này giúp tối ưu hóa hiệu suất làm việc và chuẩn hóa quy trình duyệt thẩm mỹ trong ngành công nghiệp thiết kế.</w:t>
+      </w:r>
+    </w:p>
+    <w:p>
+      <w:pPr>
+        <w:pStyle w:val="NormalWeb"/>
+        <w:spacing w:before="0" w:beforeAutospacing="0" w:after="0" w:afterAutospacing="0"/>
+        <w:rPr>
+          <w:color w:val="1F1F1F"/>
           <w:sz w:val="26"/>
           <w:szCs w:val="26"/>
           <w:lang w:val="vi-VN"/>
         </w:rPr>
       </w:pPr>
-    </w:p>
-    <w:p>
-      <w:pPr>
-        <w:rPr>
+      <w:r>
+        <w:rPr>
+          <w:b/>
+          <w:bCs/>
+          <w:color w:val="1F1F1F"/>
+          <w:sz w:val="26"/>
+          <w:szCs w:val="26"/>
+          <w:bdr w:val="none" w:sz="0" w:space="0" w:color="auto" w:frame="1"/>
+        </w:rPr>
+        <w:t>Về mặt khoa học</w:t>
+      </w:r>
+      <w:r>
+        <w:rPr>
+          <w:color w:val="1F1F1F"/>
+          <w:sz w:val="26"/>
+          <w:szCs w:val="26"/>
+        </w:rPr>
+        <w:t>, nghiên cứu đóng góp một phương pháp trích xuất đặc trưng lai (hybrid feature extraction) đầy hứa hẹn cho bài toán đánh giá chất lượng thẩm mỹ. Bằng cách kết hợp sức mạnh biểu diễn đa phương thức của mô hình LayoutLMv3 (nhận thức đồng thời văn bản, hình ảnh và cấu trúc) với các đặc trưng hình học có thể giải thích được (căn chỉnh, chồng lấp, khoảng trắng), đề tài đã giải quyết được hạn chế "hộp đen" của học sâu truyền thống. Việc đối chiếu các thuật toán như Gradient Boosting, Random Forest và SVR trên bộ đặc trưng lai này giúp tạo ra một hệ thống vừa đảm bảo tính chính xác cao, vừa duy trì khả năng diễn giải (explainability) nguồn gốc của các dự đoán.</w:t>
+      </w:r>
+    </w:p>
+    <w:p>
+      <w:pPr>
+        <w:pStyle w:val="NormalWeb"/>
+        <w:spacing w:before="0" w:beforeAutospacing="0" w:after="0" w:afterAutospacing="0"/>
+        <w:rPr>
+          <w:color w:val="1F1F1F"/>
+          <w:sz w:val="26"/>
+          <w:szCs w:val="26"/>
           <w:lang w:val="vi-VN"/>
         </w:rPr>
       </w:pPr>
     </w:p>
     <w:p>
       <w:pPr>
+        <w:pStyle w:val="NormalWeb"/>
+        <w:spacing w:before="0" w:beforeAutospacing="0" w:after="0" w:afterAutospacing="0"/>
+        <w:rPr>
+          <w:color w:val="1F1F1F"/>
+          <w:sz w:val="26"/>
+          <w:szCs w:val="26"/>
+        </w:rPr>
+      </w:pPr>
+      <w:r>
+        <w:rPr>
+          <w:b/>
+          <w:bCs/>
+          <w:color w:val="1F1F1F"/>
+          <w:sz w:val="26"/>
+          <w:szCs w:val="26"/>
+          <w:bdr w:val="none" w:sz="0" w:space="0" w:color="auto" w:frame="1"/>
+        </w:rPr>
+        <w:lastRenderedPageBreak/>
+        <w:t>Về mặt giáo dục và học thuật</w:t>
+      </w:r>
+      <w:r>
+        <w:rPr>
+          <w:color w:val="1F1F1F"/>
+          <w:sz w:val="26"/>
+          <w:szCs w:val="26"/>
+        </w:rPr>
+        <w:t>, đề tài là một minh chứng rõ nét cho tiềm năng ứng dụng của Machine Learning vào các lĩnh vực sáng tạo (creative domain). Thiết kế đồ họa vốn là một miền tri thức mang tính chủ quan, phụ thuộc vào cảm quan con người và rất khó định lượng. Việc chuyển đổi thành công các tiêu chuẩn thẩm mỹ trừu tượng thành một bài toán hồi quy dữ liệu có thể đo lường được không chỉ mở rộng ranh giới ứng dụng của trí tuệ nhân tạo mà còn tạo tiền đề vững chắc cho các nghiên cứu liên ngành giữa khoa học máy tính và nghệ thuật thị giác.</w:t>
+      </w:r>
+    </w:p>
+    <w:p>
+      <w:pPr>
+        <w:pStyle w:val="BodyText"/>
+        <w:spacing w:before="120" w:line="360" w:lineRule="auto"/>
+        <w:ind w:left="284" w:right="136" w:firstLine="0"/>
+        <w:outlineLvl w:val="1"/>
+        <w:rPr>
+          <w:b/>
+          <w:bCs/>
+          <w:spacing w:val="-3"/>
+          <w:sz w:val="26"/>
+          <w:szCs w:val="26"/>
+          <w:lang w:val="en-US"/>
+        </w:rPr>
+      </w:pPr>
+    </w:p>
+    <w:p>
+      <w:pPr>
+        <w:pStyle w:val="BodyText"/>
+        <w:spacing w:line="360" w:lineRule="auto"/>
+        <w:ind w:firstLine="720"/>
         <w:jc w:val="center"/>
+        <w:outlineLvl w:val="0"/>
+        <w:rPr>
+          <w:b/>
+          <w:bCs/>
+          <w:sz w:val="26"/>
+          <w:szCs w:val="26"/>
+          <w:lang w:val="en-US"/>
+        </w:rPr>
+      </w:pPr>
+      <w:bookmarkStart w:id="18" w:name="_Toc160803261"/>
+      <w:bookmarkStart w:id="19" w:name="_Toc184124972"/>
+    </w:p>
+    <w:p>
+      <w:pPr>
+        <w:spacing w:line="360" w:lineRule="auto"/>
+        <w:ind w:firstLine="720"/>
+        <w:rPr>
+          <w:b/>
+          <w:bCs/>
+          <w:sz w:val="26"/>
+          <w:szCs w:val="26"/>
+          <w:lang w:val="en-US"/>
+        </w:rPr>
+      </w:pPr>
+      <w:r>
+        <w:rPr>
+          <w:b/>
+          <w:bCs/>
+          <w:sz w:val="26"/>
+          <w:szCs w:val="26"/>
+          <w:lang w:val="en-US"/>
+        </w:rPr>
+        <w:br w:type="page"/>
+      </w:r>
+    </w:p>
+    <w:p>
+      <w:pPr>
+        <w:pStyle w:val="Heading1"/>
         <w:rPr>
           <w:spacing w:val="-3"/>
         </w:rPr>
       </w:pPr>
       <w:r>
-        <w:br w:type="page"/>
-      </w:r>
-      <w:bookmarkStart w:id="17" w:name="_Toc160803255"/>
-      <w:bookmarkStart w:id="18" w:name="_Toc184124962"/>
-      <w:r>
-        <w:rPr>
-          <w:rStyle w:val="Heading1Char"/>
-        </w:rPr>
         <w:lastRenderedPageBreak/>
-        <w:t xml:space="preserve">CHƯƠNG 1: TỔNG QUAN </w:t>
-      </w:r>
-      <w:bookmarkEnd w:id="17"/>
+        <w:t>CHƯƠNG 2: GIẢI QUYẾT VẤN ĐỀ</w:t>
+      </w:r>
       <w:bookmarkEnd w:id="18"/>
-      <w:r>
-        <w:rPr>
-          <w:rStyle w:val="Heading1Char"/>
-        </w:rPr>
-        <w:t>ĐỀ TÀI</w:t>
+      <w:bookmarkEnd w:id="19"/>
+    </w:p>
+    <w:bookmarkEnd w:id="0"/>
+    <w:p>
+      <w:pPr>
+        <w:pStyle w:val="Heading2"/>
+        <w:numPr>
+          <w:ilvl w:val="0"/>
+          <w:numId w:val="6"/>
+        </w:numPr>
+        <w:spacing w:line="360" w:lineRule="auto"/>
+        <w:rPr>
+          <w:lang w:val="en-US"/>
+        </w:rPr>
+      </w:pPr>
+      <w:r>
+        <w:rPr>
+          <w:lang w:val="en-US"/>
+        </w:rPr>
+        <w:t>Đ</w:t>
+      </w:r>
+      <w:r>
+        <w:rPr>
+          <w:lang w:val="en-US"/>
+        </w:rPr>
+        <w:t>ề xuất thuật toán sử dụng,</w:t>
+      </w:r>
+      <w:r>
+        <w:rPr>
+          <w:lang w:val="en-US"/>
+        </w:rPr>
+        <w:t xml:space="preserve"> mô tả và trình bày thuật toán</w:t>
       </w:r>
     </w:p>
     <w:p>
@@ -3961,392 +4870,7 @@
           <w:ilvl w:val="0"/>
           <w:numId w:val="6"/>
         </w:numPr>
-        <w:spacing w:before="120"/>
-        <w:ind w:left="284" w:right="62" w:hanging="284"/>
-        <w:outlineLvl w:val="1"/>
-        <w:rPr>
-          <w:b/>
-          <w:sz w:val="26"/>
-          <w:szCs w:val="26"/>
-          <w:lang w:val="en-US"/>
-        </w:rPr>
-      </w:pPr>
-      <w:r>
-        <w:rPr>
-          <w:b/>
-          <w:sz w:val="26"/>
-          <w:szCs w:val="26"/>
-          <w:lang w:val="en-US"/>
-        </w:rPr>
-        <w:t>Tính cấp thiết của đề tài</w:t>
-      </w:r>
-    </w:p>
-    <w:p>
-      <w:pPr>
-        <w:pStyle w:val="ListParagraph"/>
-        <w:spacing w:before="120"/>
-        <w:ind w:left="720" w:right="62"/>
-        <w:rPr>
-          <w:sz w:val="26"/>
-          <w:szCs w:val="26"/>
-          <w:lang w:val="en-US"/>
-        </w:rPr>
-      </w:pPr>
-      <w:r>
-        <w:rPr>
-          <w:sz w:val="26"/>
-          <w:szCs w:val="26"/>
-          <w:lang w:val="en-US"/>
-        </w:rPr>
-        <w:t>Bối cảnh</w:t>
-      </w:r>
-    </w:p>
-    <w:p>
-      <w:pPr>
-        <w:pStyle w:val="ListParagraph"/>
-        <w:numPr>
-          <w:ilvl w:val="0"/>
-          <w:numId w:val="11"/>
-        </w:numPr>
-        <w:spacing w:before="120"/>
-        <w:ind w:right="62"/>
-        <w:outlineLvl w:val="1"/>
-        <w:rPr>
-          <w:sz w:val="26"/>
-          <w:szCs w:val="26"/>
-          <w:lang w:val="en-US"/>
-        </w:rPr>
-      </w:pPr>
-      <w:r>
-        <w:rPr>
-          <w:sz w:val="26"/>
-          <w:szCs w:val="26"/>
-          <w:lang w:val="en-US"/>
-        </w:rPr>
-        <w:t xml:space="preserve">vấn đề thực tế </w:t>
-      </w:r>
-    </w:p>
-    <w:p>
-      <w:pPr>
-        <w:pStyle w:val="ListParagraph"/>
-        <w:numPr>
-          <w:ilvl w:val="0"/>
-          <w:numId w:val="11"/>
-        </w:numPr>
-        <w:spacing w:before="120"/>
-        <w:ind w:right="62"/>
-        <w:outlineLvl w:val="1"/>
-        <w:rPr>
-          <w:sz w:val="26"/>
-          <w:szCs w:val="26"/>
-          <w:lang w:val="en-US"/>
-        </w:rPr>
-      </w:pPr>
-      <w:r>
-        <w:rPr>
-          <w:sz w:val="26"/>
-          <w:szCs w:val="26"/>
-          <w:lang w:val="en-US"/>
-        </w:rPr>
-        <w:t xml:space="preserve">ứng dụng trong thiết kế </w:t>
-      </w:r>
-    </w:p>
-    <w:p>
-      <w:pPr>
-        <w:pStyle w:val="BodyText"/>
-        <w:numPr>
-          <w:ilvl w:val="0"/>
-          <w:numId w:val="6"/>
-        </w:numPr>
-        <w:spacing w:before="120"/>
-        <w:ind w:left="284" w:right="136" w:hanging="284"/>
-        <w:jc w:val="both"/>
-        <w:outlineLvl w:val="1"/>
-        <w:rPr>
-          <w:b/>
-          <w:bCs/>
-          <w:spacing w:val="-3"/>
-          <w:sz w:val="26"/>
-          <w:szCs w:val="26"/>
-          <w:lang w:val="en-US"/>
-        </w:rPr>
-      </w:pPr>
-      <w:r>
-        <w:rPr>
-          <w:b/>
-          <w:bCs/>
-          <w:spacing w:val="-3"/>
-          <w:sz w:val="26"/>
-          <w:szCs w:val="26"/>
-          <w:lang w:val="en-US"/>
-        </w:rPr>
-        <w:t xml:space="preserve">Mục tiêu </w:t>
-      </w:r>
-      <w:r>
-        <w:rPr>
-          <w:b/>
-          <w:bCs/>
-          <w:spacing w:val="-3"/>
-          <w:sz w:val="26"/>
-          <w:szCs w:val="26"/>
-          <w:lang w:val="en-US"/>
-        </w:rPr>
-        <w:t>dự án</w:t>
-      </w:r>
-    </w:p>
-    <w:p>
-      <w:pPr>
-        <w:pStyle w:val="BodyText"/>
-        <w:numPr>
-          <w:ilvl w:val="0"/>
-          <w:numId w:val="6"/>
-        </w:numPr>
-        <w:spacing w:before="120"/>
-        <w:ind w:left="284" w:right="136" w:hanging="284"/>
-        <w:jc w:val="both"/>
-        <w:outlineLvl w:val="1"/>
-        <w:rPr>
-          <w:b/>
-          <w:bCs/>
-          <w:spacing w:val="-3"/>
-          <w:sz w:val="26"/>
-          <w:szCs w:val="26"/>
-          <w:lang w:val="en-US"/>
-        </w:rPr>
-      </w:pPr>
-      <w:r>
-        <w:rPr>
-          <w:b/>
-          <w:bCs/>
-          <w:spacing w:val="-3"/>
-          <w:sz w:val="26"/>
-          <w:szCs w:val="26"/>
-          <w:lang w:val="en-US"/>
-        </w:rPr>
-        <w:t xml:space="preserve">Đối tượng và phạm vi </w:t>
-      </w:r>
-      <w:r>
-        <w:rPr>
-          <w:b/>
-          <w:bCs/>
-          <w:spacing w:val="-3"/>
-          <w:sz w:val="26"/>
-          <w:szCs w:val="26"/>
-          <w:lang w:val="en-US"/>
-        </w:rPr>
-        <w:t>dự án</w:t>
-      </w:r>
-    </w:p>
-    <w:p>
-      <w:pPr>
-        <w:pStyle w:val="BodyText"/>
-        <w:numPr>
-          <w:ilvl w:val="0"/>
-          <w:numId w:val="6"/>
-        </w:numPr>
-        <w:spacing w:before="120"/>
-        <w:ind w:left="284" w:right="136" w:hanging="284"/>
-        <w:jc w:val="both"/>
-        <w:outlineLvl w:val="1"/>
-        <w:rPr>
-          <w:b/>
-          <w:bCs/>
-          <w:spacing w:val="-3"/>
-          <w:sz w:val="26"/>
-          <w:szCs w:val="26"/>
-          <w:lang w:val="en-US"/>
-        </w:rPr>
-      </w:pPr>
-      <w:r>
-        <w:rPr>
-          <w:b/>
-          <w:bCs/>
-          <w:spacing w:val="-3"/>
-          <w:sz w:val="26"/>
-          <w:szCs w:val="26"/>
-          <w:lang w:val="en-US"/>
-        </w:rPr>
-        <w:t>Phương pháp</w:t>
-      </w:r>
-      <w:r>
-        <w:rPr>
-          <w:b/>
-          <w:bCs/>
-          <w:spacing w:val="-3"/>
-          <w:sz w:val="26"/>
-          <w:szCs w:val="26"/>
-          <w:lang w:val="en-US"/>
-        </w:rPr>
-        <w:t>, cơ sở lý thuyết</w:t>
-      </w:r>
-    </w:p>
-    <w:p>
-      <w:pPr>
-        <w:pStyle w:val="BodyText"/>
-        <w:numPr>
-          <w:ilvl w:val="0"/>
-          <w:numId w:val="6"/>
-        </w:numPr>
-        <w:spacing w:before="120"/>
-        <w:ind w:left="284" w:right="136" w:hanging="284"/>
-        <w:jc w:val="both"/>
-        <w:outlineLvl w:val="1"/>
-        <w:rPr>
-          <w:b/>
-          <w:bCs/>
-          <w:spacing w:val="-3"/>
-          <w:sz w:val="26"/>
-          <w:szCs w:val="26"/>
-          <w:lang w:val="en-US"/>
-        </w:rPr>
-      </w:pPr>
-      <w:r>
-        <w:rPr>
-          <w:b/>
-          <w:bCs/>
-          <w:spacing w:val="-3"/>
-          <w:sz w:val="26"/>
-          <w:szCs w:val="26"/>
-          <w:lang w:val="en-US"/>
-        </w:rPr>
-        <w:t xml:space="preserve">Ý nghĩa </w:t>
-      </w:r>
-    </w:p>
-    <w:p>
-      <w:pPr>
-        <w:pStyle w:val="BodyText"/>
-        <w:tabs>
-          <w:tab w:val="left" w:pos="567"/>
-        </w:tabs>
-        <w:jc w:val="both"/>
-        <w:rPr>
-          <w:spacing w:val="-3"/>
-          <w:sz w:val="26"/>
-          <w:szCs w:val="26"/>
-          <w:lang w:val="en-US"/>
-        </w:rPr>
-      </w:pPr>
-      <w:r>
-        <w:rPr>
-          <w:sz w:val="26"/>
-          <w:szCs w:val="26"/>
-          <w:lang w:val="en-US"/>
-        </w:rPr>
-        <w:tab/>
-      </w:r>
-      <w:r>
-        <w:rPr>
-          <w:spacing w:val="-3"/>
-          <w:sz w:val="26"/>
-          <w:szCs w:val="26"/>
-          <w:lang w:val="en-US"/>
-        </w:rPr>
-        <w:t xml:space="preserve"> </w:t>
-      </w:r>
-    </w:p>
-    <w:p>
-      <w:pPr>
-        <w:pStyle w:val="BodyText"/>
-        <w:jc w:val="center"/>
-        <w:outlineLvl w:val="0"/>
-        <w:rPr>
-          <w:b/>
-          <w:bCs/>
-          <w:sz w:val="26"/>
-          <w:szCs w:val="26"/>
-          <w:lang w:val="en-US"/>
-        </w:rPr>
-      </w:pPr>
-      <w:bookmarkStart w:id="19" w:name="_Toc160803261"/>
-      <w:bookmarkStart w:id="20" w:name="_Toc184124972"/>
-    </w:p>
-    <w:p>
-      <w:pPr>
-        <w:rPr>
-          <w:b/>
-          <w:bCs/>
-          <w:sz w:val="26"/>
-          <w:szCs w:val="26"/>
-          <w:lang w:val="en-US"/>
-        </w:rPr>
-      </w:pPr>
-      <w:r>
-        <w:rPr>
-          <w:b/>
-          <w:bCs/>
-          <w:sz w:val="26"/>
-          <w:szCs w:val="26"/>
-          <w:lang w:val="en-US"/>
-        </w:rPr>
-        <w:br w:type="page"/>
-      </w:r>
-    </w:p>
-    <w:p>
-      <w:pPr>
-        <w:pStyle w:val="BodyText"/>
-        <w:jc w:val="center"/>
-        <w:outlineLvl w:val="0"/>
-        <w:rPr>
-          <w:b/>
-          <w:bCs/>
-          <w:spacing w:val="-3"/>
-          <w:sz w:val="26"/>
-          <w:szCs w:val="26"/>
-          <w:lang w:val="en-US"/>
-        </w:rPr>
-      </w:pPr>
-      <w:r>
-        <w:rPr>
-          <w:b/>
-          <w:bCs/>
-          <w:sz w:val="26"/>
-          <w:szCs w:val="26"/>
-          <w:lang w:val="en-US"/>
-        </w:rPr>
-        <w:lastRenderedPageBreak/>
-        <w:t>CHƯƠNG 2: GIẢI QUYẾT VẤN ĐỀ</w:t>
-      </w:r>
-      <w:bookmarkEnd w:id="19"/>
-      <w:bookmarkEnd w:id="20"/>
-    </w:p>
-    <w:bookmarkEnd w:id="0"/>
-    <w:p>
-      <w:pPr>
-        <w:pStyle w:val="Heading2"/>
-        <w:numPr>
-          <w:ilvl w:val="0"/>
-          <w:numId w:val="6"/>
-        </w:numPr>
-        <w:rPr>
-          <w:lang w:val="en-US"/>
-        </w:rPr>
-      </w:pPr>
-      <w:r>
-        <w:rPr>
-          <w:lang w:val="en-US"/>
-        </w:rPr>
-        <w:t>Đ</w:t>
-      </w:r>
-      <w:r>
-        <w:rPr>
-          <w:lang w:val="en-US"/>
-        </w:rPr>
-        <w:t>ề xuất thuật toán sử dụng,</w:t>
-      </w:r>
-      <w:r>
-        <w:rPr>
-          <w:lang w:val="en-US"/>
-        </w:rPr>
-        <w:t xml:space="preserve"> mô tả và trình bày thuật toán</w:t>
-      </w:r>
-    </w:p>
-    <w:p>
-      <w:pPr>
-        <w:pStyle w:val="ListParagraph"/>
-        <w:numPr>
-          <w:ilvl w:val="0"/>
-          <w:numId w:val="6"/>
-        </w:numPr>
+        <w:spacing w:line="360" w:lineRule="auto"/>
         <w:rPr>
           <w:b/>
           <w:bCs/>
@@ -4383,6 +4907,8 @@
           <w:ilvl w:val="1"/>
           <w:numId w:val="6"/>
         </w:numPr>
+        <w:spacing w:line="360" w:lineRule="auto"/>
+        <w:ind w:left="360" w:firstLine="66"/>
         <w:rPr>
           <w:b/>
           <w:bCs/>
@@ -4409,6 +4935,8 @@
           <w:ilvl w:val="2"/>
           <w:numId w:val="6"/>
         </w:numPr>
+        <w:spacing w:line="360" w:lineRule="auto"/>
+        <w:ind w:left="360" w:firstLine="207"/>
         <w:rPr>
           <w:sz w:val="26"/>
           <w:szCs w:val="26"/>
@@ -4430,6 +4958,108 @@
           <w:lang w:val="en-US"/>
         </w:rPr>
         <w:t xml:space="preserve"> (datasets từ đâu, trích dẫn …)</w:t>
+      </w:r>
+    </w:p>
+    <w:p>
+      <w:pPr>
+        <w:spacing w:before="100" w:beforeAutospacing="1" w:after="100" w:afterAutospacing="1" w:line="360" w:lineRule="auto"/>
+        <w:ind w:firstLine="567"/>
+        <w:rPr>
+          <w:sz w:val="26"/>
+          <w:szCs w:val="26"/>
+          <w:lang w:val="en-US"/>
+        </w:rPr>
+      </w:pPr>
+      <w:r>
+        <w:rPr>
+          <w:sz w:val="26"/>
+          <w:szCs w:val="26"/>
+          <w:lang w:val="en-US"/>
+        </w:rPr>
+        <w:t>Bộ dữ liệu được sử dụng trong nghiên cứu mang tên</w:t>
+      </w:r>
+      <w:r>
+        <w:rPr>
+          <w:sz w:val="26"/>
+          <w:szCs w:val="26"/>
+          <w:lang w:val="vi-VN"/>
+        </w:rPr>
+        <w:t xml:space="preserve"> </w:t>
+      </w:r>
+      <w:r>
+        <w:rPr>
+          <w:b/>
+          <w:bCs/>
+          <w:sz w:val="26"/>
+          <w:szCs w:val="26"/>
+          <w:lang w:val="en-US"/>
+        </w:rPr>
+        <w:t>GraphicDesignEvaluation</w:t>
+      </w:r>
+      <w:r>
+        <w:rPr>
+          <w:sz w:val="26"/>
+          <w:szCs w:val="26"/>
+          <w:lang w:val="en-US"/>
+        </w:rPr>
+        <w:t xml:space="preserve">, do tổ chức </w:t>
+      </w:r>
+      <w:r>
+        <w:rPr>
+          <w:i/>
+          <w:iCs/>
+          <w:sz w:val="26"/>
+          <w:szCs w:val="26"/>
+          <w:lang w:val="en-US"/>
+        </w:rPr>
+        <w:t>creative-graphic-design</w:t>
+      </w:r>
+      <w:r>
+        <w:rPr>
+          <w:sz w:val="26"/>
+          <w:szCs w:val="26"/>
+          <w:lang w:val="en-US"/>
+        </w:rPr>
+        <w:t xml:space="preserve"> công bố rộng rãi trên nền tảng HuggingFace (truy cập tại: </w:t>
+      </w:r>
+      <w:hyperlink r:id="rId15" w:history="1">
+        <w:r>
+          <w:rPr>
+            <w:rStyle w:val="Hyperlink"/>
+            <w:sz w:val="26"/>
+            <w:szCs w:val="26"/>
+            <w:lang w:val="en-US"/>
+          </w:rPr>
+          <w:t>Data source</w:t>
+        </w:r>
+      </w:hyperlink>
+      <w:r>
+        <w:rPr>
+          <w:sz w:val="26"/>
+          <w:szCs w:val="26"/>
+          <w:lang w:val="en-US"/>
+        </w:rPr>
+        <w:t>). Các mẫu dữ liệu được lưu trữ dưới định dạng Parquet và được truy xuất tự động thông qua thư viện datasets của HuggingFace.</w:t>
+      </w:r>
+    </w:p>
+    <w:p>
+      <w:pPr>
+        <w:spacing w:before="100" w:beforeAutospacing="1" w:after="100" w:afterAutospacing="1" w:line="360" w:lineRule="auto"/>
+        <w:ind w:firstLine="720"/>
+        <w:jc w:val="left"/>
+        <w:rPr>
+          <w:sz w:val="26"/>
+          <w:szCs w:val="26"/>
+          <w:lang w:val="en-US"/>
+        </w:rPr>
+      </w:pPr>
+      <w:r>
+        <w:rPr>
+          <w:sz w:val="26"/>
+          <w:szCs w:val="26"/>
+          <w:lang w:val="en-US"/>
+        </w:rPr>
+        <w:t>Điểm đặc biệt của bộ dữ liệu này là nhãn phân lớp (cột avg) được tạo ra thông qua phương pháp gán nhãn tự động (automatic annotation) bằng cách lấy điểm đánh giá trung bình từ mô hình ngôn ngữ lớn (GPT). Việc lựa chọn nguồn dữ liệu này giúp giải quyết bài toán rào cản chi phí và thời gian của phương pháp gán nhãn thủ công (human annotation), đồng thời vẫn cung cấp một thang đo đánh giá chất lượng thẩm mỹ có độ tin cậy và nhất quán cao.</w:t>
       </w:r>
     </w:p>
     <w:p>
@@ -4439,6 +5069,8 @@
           <w:ilvl w:val="2"/>
           <w:numId w:val="6"/>
         </w:numPr>
+        <w:spacing w:line="360" w:lineRule="auto"/>
+        <w:ind w:left="360" w:firstLine="207"/>
         <w:rPr>
           <w:sz w:val="26"/>
           <w:szCs w:val="26"/>
@@ -4469,6 +5101,579 @@
         </w:rPr>
         <w:t xml:space="preserve">, </w:t>
       </w:r>
+    </w:p>
+    <w:p>
+      <w:pPr>
+        <w:spacing w:before="100" w:beforeAutospacing="1" w:after="100" w:afterAutospacing="1" w:line="360" w:lineRule="auto"/>
+        <w:ind w:firstLine="720"/>
+        <w:rPr>
+          <w:sz w:val="26"/>
+          <w:szCs w:val="26"/>
+          <w:lang w:val="en-US"/>
+        </w:rPr>
+      </w:pPr>
+      <w:r>
+        <w:rPr>
+          <w:sz w:val="26"/>
+          <w:szCs w:val="26"/>
+          <w:lang w:val="en-US"/>
+        </w:rPr>
+        <w:t>Tập dữ liệu GraphicDesignEvaluation đánh giá liệu các mô hình đa phương thức lớn (LMM), chẳng hạn như GPT-4o, có thể đánh giá chất lượng của thiết kế đồ họa theo các nguyên tắc thiết kế cốt lõi—cụ thể là căn chỉnh, chồng chéo và khoảng trắng.</w:t>
+      </w:r>
+    </w:p>
+    <w:p>
+      <w:pPr>
+        <w:spacing w:before="100" w:beforeAutospacing="1" w:after="100" w:afterAutospacing="1" w:line="360" w:lineRule="auto"/>
+        <w:ind w:firstLine="720"/>
+        <w:rPr>
+          <w:sz w:val="26"/>
+          <w:szCs w:val="26"/>
+          <w:lang w:val="en-US"/>
+        </w:rPr>
+      </w:pPr>
+      <w:r>
+        <w:rPr>
+          <w:sz w:val="26"/>
+          <w:szCs w:val="26"/>
+          <w:lang w:val="en-US"/>
+        </w:rPr>
+        <w:t>Nó chứa 700 thiết kế biểu ngữ và áp phích (100 bản gốc và 600 thiết kế bị nhiễu loạn), được thu thập từ VistaCreate, mỗi thiết kế được đánh giá bởi 60 người chú thích. Mỗi hình ảnh có điểm số liên quan đến con người (thang điểm 1–10) và điểm dựa trên GPT cho ba nguyên tắc, cho phép nghiên cứu mối tương quan giữa phán đoán của con người, số liệu phỏng đoán và đánh giá dựa trên LMM.</w:t>
+      </w:r>
+    </w:p>
+    <w:p>
+      <w:pPr>
+        <w:spacing w:before="100" w:beforeAutospacing="1" w:after="100" w:afterAutospacing="1" w:line="360" w:lineRule="auto"/>
+        <w:ind w:firstLine="720"/>
+        <w:rPr>
+          <w:sz w:val="26"/>
+          <w:szCs w:val="26"/>
+          <w:lang w:val="en-US"/>
+        </w:rPr>
+      </w:pPr>
+      <w:r>
+        <w:rPr>
+          <w:sz w:val="26"/>
+          <w:szCs w:val="26"/>
+          <w:lang w:val="en-US"/>
+        </w:rPr>
+        <w:t>Bộ dữ liệu được tạo ra để đánh giá khả năng của các công cụ đánh giá dựa trên GPT để thực hiện đánh giá thẩm mỹ đáng tin cậy trong thiết kế giao tiếp trực quan.</w:t>
+      </w:r>
+    </w:p>
+    <w:tbl>
+      <w:tblPr>
+        <w:tblW w:w="0" w:type="auto"/>
+        <w:tblCellSpacing w:w="15" w:type="dxa"/>
+        <w:tblCellMar>
+          <w:top w:w="15" w:type="dxa"/>
+          <w:left w:w="15" w:type="dxa"/>
+          <w:bottom w:w="15" w:type="dxa"/>
+          <w:right w:w="15" w:type="dxa"/>
+        </w:tblCellMar>
+        <w:tblLook w:val="04A0" w:firstRow="1" w:lastRow="0" w:firstColumn="1" w:lastColumn="0" w:noHBand="0" w:noVBand="1"/>
+      </w:tblPr>
+      <w:tblGrid>
+        <w:gridCol w:w="2260"/>
+        <w:gridCol w:w="2552"/>
+        <w:gridCol w:w="4244"/>
+      </w:tblGrid>
+      <w:tr>
+        <w:trPr>
+          <w:tblHeader/>
+          <w:tblCellSpacing w:w="15" w:type="dxa"/>
+        </w:trPr>
+        <w:tc>
+          <w:tcPr>
+            <w:tcW w:w="2215" w:type="dxa"/>
+            <w:tcBorders>
+              <w:top w:val="single" w:sz="6" w:space="0" w:color="C4C7C5"/>
+              <w:left w:val="single" w:sz="6" w:space="0" w:color="C4C7C5"/>
+              <w:bottom w:val="single" w:sz="6" w:space="0" w:color="C4C7C5"/>
+              <w:right w:val="single" w:sz="6" w:space="0" w:color="C4C7C5"/>
+            </w:tcBorders>
+            <w:tcMar>
+              <w:top w:w="120" w:type="dxa"/>
+              <w:left w:w="180" w:type="dxa"/>
+              <w:bottom w:w="120" w:type="dxa"/>
+              <w:right w:w="180" w:type="dxa"/>
+            </w:tcMar>
+            <w:vAlign w:val="center"/>
+            <w:hideMark/>
+          </w:tcPr>
+          <w:p>
+            <w:pPr>
+              <w:spacing w:line="360" w:lineRule="auto"/>
+              <w:ind w:firstLine="0"/>
+              <w:rPr>
+                <w:sz w:val="26"/>
+                <w:szCs w:val="26"/>
+                <w:lang w:val="en-US"/>
+              </w:rPr>
+            </w:pPr>
+            <w:r>
+              <w:rPr>
+                <w:b/>
+                <w:bCs/>
+                <w:sz w:val="26"/>
+                <w:szCs w:val="26"/>
+                <w:lang w:val="en-US"/>
+              </w:rPr>
+              <w:lastRenderedPageBreak/>
+              <w:t>Tập dữ liệu con</w:t>
+            </w:r>
+          </w:p>
+        </w:tc>
+        <w:tc>
+          <w:tcPr>
+            <w:tcW w:w="2522" w:type="dxa"/>
+            <w:tcBorders>
+              <w:top w:val="single" w:sz="6" w:space="0" w:color="C4C7C5"/>
+              <w:left w:val="single" w:sz="6" w:space="0" w:color="C4C7C5"/>
+              <w:bottom w:val="single" w:sz="6" w:space="0" w:color="C4C7C5"/>
+              <w:right w:val="single" w:sz="6" w:space="0" w:color="C4C7C5"/>
+            </w:tcBorders>
+            <w:tcMar>
+              <w:top w:w="120" w:type="dxa"/>
+              <w:left w:w="180" w:type="dxa"/>
+              <w:bottom w:w="120" w:type="dxa"/>
+              <w:right w:w="180" w:type="dxa"/>
+            </w:tcMar>
+            <w:vAlign w:val="center"/>
+            <w:hideMark/>
+          </w:tcPr>
+          <w:p>
+            <w:pPr>
+              <w:spacing w:line="360" w:lineRule="auto"/>
+              <w:ind w:firstLine="0"/>
+              <w:rPr>
+                <w:sz w:val="26"/>
+                <w:szCs w:val="26"/>
+                <w:lang w:val="en-US"/>
+              </w:rPr>
+            </w:pPr>
+            <w:r>
+              <w:rPr>
+                <w:b/>
+                <w:bCs/>
+                <w:sz w:val="26"/>
+                <w:szCs w:val="26"/>
+                <w:lang w:val="en-US"/>
+              </w:rPr>
+              <w:t>Tiêu chí đánh giá</w:t>
+            </w:r>
+          </w:p>
+        </w:tc>
+        <w:tc>
+          <w:tcPr>
+            <w:tcW w:w="4199" w:type="dxa"/>
+            <w:tcBorders>
+              <w:top w:val="single" w:sz="6" w:space="0" w:color="C4C7C5"/>
+              <w:left w:val="single" w:sz="6" w:space="0" w:color="C4C7C5"/>
+              <w:bottom w:val="single" w:sz="6" w:space="0" w:color="C4C7C5"/>
+              <w:right w:val="single" w:sz="6" w:space="0" w:color="C4C7C5"/>
+            </w:tcBorders>
+            <w:tcMar>
+              <w:top w:w="120" w:type="dxa"/>
+              <w:left w:w="180" w:type="dxa"/>
+              <w:bottom w:w="120" w:type="dxa"/>
+              <w:right w:w="180" w:type="dxa"/>
+            </w:tcMar>
+            <w:vAlign w:val="center"/>
+            <w:hideMark/>
+          </w:tcPr>
+          <w:p>
+            <w:pPr>
+              <w:spacing w:line="360" w:lineRule="auto"/>
+              <w:ind w:firstLine="0"/>
+              <w:rPr>
+                <w:sz w:val="26"/>
+                <w:szCs w:val="26"/>
+                <w:lang w:val="en-US"/>
+              </w:rPr>
+            </w:pPr>
+            <w:r>
+              <w:rPr>
+                <w:b/>
+                <w:bCs/>
+                <w:sz w:val="26"/>
+                <w:szCs w:val="26"/>
+                <w:lang w:val="en-US"/>
+              </w:rPr>
+              <w:t>Mô tả đặc điểm không gian bố cục</w:t>
+            </w:r>
+          </w:p>
+        </w:tc>
+      </w:tr>
+      <w:tr>
+        <w:trPr>
+          <w:tblCellSpacing w:w="15" w:type="dxa"/>
+        </w:trPr>
+        <w:tc>
+          <w:tcPr>
+            <w:tcW w:w="2215" w:type="dxa"/>
+            <w:tcBorders>
+              <w:top w:val="single" w:sz="6" w:space="0" w:color="C4C7C5"/>
+              <w:left w:val="single" w:sz="6" w:space="0" w:color="C4C7C5"/>
+              <w:bottom w:val="single" w:sz="6" w:space="0" w:color="C4C7C5"/>
+              <w:right w:val="single" w:sz="6" w:space="0" w:color="C4C7C5"/>
+            </w:tcBorders>
+            <w:tcMar>
+              <w:top w:w="120" w:type="dxa"/>
+              <w:left w:w="180" w:type="dxa"/>
+              <w:bottom w:w="120" w:type="dxa"/>
+              <w:right w:w="180" w:type="dxa"/>
+            </w:tcMar>
+            <w:vAlign w:val="center"/>
+            <w:hideMark/>
+          </w:tcPr>
+          <w:p>
+            <w:pPr>
+              <w:spacing w:line="360" w:lineRule="auto"/>
+              <w:ind w:firstLine="0"/>
+              <w:rPr>
+                <w:sz w:val="26"/>
+                <w:szCs w:val="26"/>
+                <w:lang w:val="en-US"/>
+              </w:rPr>
+            </w:pPr>
+            <w:r>
+              <w:rPr>
+                <w:sz w:val="26"/>
+                <w:szCs w:val="26"/>
+                <w:lang w:val="en-US"/>
+              </w:rPr>
+              <w:t>df_alignment</w:t>
+            </w:r>
+          </w:p>
+        </w:tc>
+        <w:tc>
+          <w:tcPr>
+            <w:tcW w:w="2522" w:type="dxa"/>
+            <w:tcBorders>
+              <w:top w:val="single" w:sz="6" w:space="0" w:color="C4C7C5"/>
+              <w:left w:val="single" w:sz="6" w:space="0" w:color="C4C7C5"/>
+              <w:bottom w:val="single" w:sz="6" w:space="0" w:color="C4C7C5"/>
+              <w:right w:val="single" w:sz="6" w:space="0" w:color="C4C7C5"/>
+            </w:tcBorders>
+            <w:tcMar>
+              <w:top w:w="120" w:type="dxa"/>
+              <w:left w:w="180" w:type="dxa"/>
+              <w:bottom w:w="120" w:type="dxa"/>
+              <w:right w:w="180" w:type="dxa"/>
+            </w:tcMar>
+            <w:vAlign w:val="center"/>
+            <w:hideMark/>
+          </w:tcPr>
+          <w:p>
+            <w:pPr>
+              <w:spacing w:line="360" w:lineRule="auto"/>
+              <w:ind w:firstLine="0"/>
+              <w:jc w:val="left"/>
+              <w:rPr>
+                <w:sz w:val="26"/>
+                <w:szCs w:val="26"/>
+                <w:lang w:val="en-US"/>
+              </w:rPr>
+            </w:pPr>
+            <w:r>
+              <w:rPr>
+                <w:sz w:val="26"/>
+                <w:szCs w:val="26"/>
+                <w:lang w:val="en-US"/>
+              </w:rPr>
+              <w:t>Căn chỉnh (Alignment)</w:t>
+            </w:r>
+          </w:p>
+        </w:tc>
+        <w:tc>
+          <w:tcPr>
+            <w:tcW w:w="4199" w:type="dxa"/>
+            <w:tcBorders>
+              <w:top w:val="single" w:sz="6" w:space="0" w:color="C4C7C5"/>
+              <w:left w:val="single" w:sz="6" w:space="0" w:color="C4C7C5"/>
+              <w:bottom w:val="single" w:sz="6" w:space="0" w:color="C4C7C5"/>
+              <w:right w:val="single" w:sz="6" w:space="0" w:color="C4C7C5"/>
+            </w:tcBorders>
+            <w:tcMar>
+              <w:top w:w="120" w:type="dxa"/>
+              <w:left w:w="180" w:type="dxa"/>
+              <w:bottom w:w="120" w:type="dxa"/>
+              <w:right w:w="180" w:type="dxa"/>
+            </w:tcMar>
+            <w:vAlign w:val="center"/>
+            <w:hideMark/>
+          </w:tcPr>
+          <w:p>
+            <w:pPr>
+              <w:spacing w:line="360" w:lineRule="auto"/>
+              <w:ind w:firstLine="0"/>
+              <w:rPr>
+                <w:sz w:val="26"/>
+                <w:szCs w:val="26"/>
+                <w:lang w:val="en-US"/>
+              </w:rPr>
+            </w:pPr>
+            <w:r>
+              <w:rPr>
+                <w:sz w:val="26"/>
+                <w:szCs w:val="26"/>
+                <w:lang w:val="en-US"/>
+              </w:rPr>
+              <w:t>Đo lường mức độ thẳng hàng và tính đồng nhất trong việc sắp xếp các phần tử đồ họa.</w:t>
+            </w:r>
+          </w:p>
+        </w:tc>
+      </w:tr>
+      <w:tr>
+        <w:trPr>
+          <w:tblCellSpacing w:w="15" w:type="dxa"/>
+        </w:trPr>
+        <w:tc>
+          <w:tcPr>
+            <w:tcW w:w="2215" w:type="dxa"/>
+            <w:tcBorders>
+              <w:top w:val="single" w:sz="6" w:space="0" w:color="C4C7C5"/>
+              <w:left w:val="single" w:sz="6" w:space="0" w:color="C4C7C5"/>
+              <w:bottom w:val="single" w:sz="6" w:space="0" w:color="C4C7C5"/>
+              <w:right w:val="single" w:sz="6" w:space="0" w:color="C4C7C5"/>
+            </w:tcBorders>
+            <w:tcMar>
+              <w:top w:w="120" w:type="dxa"/>
+              <w:left w:w="180" w:type="dxa"/>
+              <w:bottom w:w="120" w:type="dxa"/>
+              <w:right w:w="180" w:type="dxa"/>
+            </w:tcMar>
+            <w:vAlign w:val="center"/>
+            <w:hideMark/>
+          </w:tcPr>
+          <w:p>
+            <w:pPr>
+              <w:spacing w:line="360" w:lineRule="auto"/>
+              <w:ind w:firstLine="0"/>
+              <w:rPr>
+                <w:sz w:val="26"/>
+                <w:szCs w:val="26"/>
+                <w:lang w:val="en-US"/>
+              </w:rPr>
+            </w:pPr>
+            <w:r>
+              <w:rPr>
+                <w:sz w:val="26"/>
+                <w:szCs w:val="26"/>
+                <w:lang w:val="en-US"/>
+              </w:rPr>
+              <w:t>df_overlap</w:t>
+            </w:r>
+          </w:p>
+        </w:tc>
+        <w:tc>
+          <w:tcPr>
+            <w:tcW w:w="2522" w:type="dxa"/>
+            <w:tcBorders>
+              <w:top w:val="single" w:sz="6" w:space="0" w:color="C4C7C5"/>
+              <w:left w:val="single" w:sz="6" w:space="0" w:color="C4C7C5"/>
+              <w:bottom w:val="single" w:sz="6" w:space="0" w:color="C4C7C5"/>
+              <w:right w:val="single" w:sz="6" w:space="0" w:color="C4C7C5"/>
+            </w:tcBorders>
+            <w:tcMar>
+              <w:top w:w="120" w:type="dxa"/>
+              <w:left w:w="180" w:type="dxa"/>
+              <w:bottom w:w="120" w:type="dxa"/>
+              <w:right w:w="180" w:type="dxa"/>
+            </w:tcMar>
+            <w:vAlign w:val="center"/>
+            <w:hideMark/>
+          </w:tcPr>
+          <w:p>
+            <w:pPr>
+              <w:spacing w:line="360" w:lineRule="auto"/>
+              <w:ind w:firstLine="0"/>
+              <w:jc w:val="left"/>
+              <w:rPr>
+                <w:sz w:val="26"/>
+                <w:szCs w:val="26"/>
+                <w:lang w:val="en-US"/>
+              </w:rPr>
+            </w:pPr>
+            <w:r>
+              <w:rPr>
+                <w:sz w:val="26"/>
+                <w:szCs w:val="26"/>
+                <w:lang w:val="en-US"/>
+              </w:rPr>
+              <w:t>Chồng lấp (Overlap)</w:t>
+            </w:r>
+          </w:p>
+        </w:tc>
+        <w:tc>
+          <w:tcPr>
+            <w:tcW w:w="4199" w:type="dxa"/>
+            <w:tcBorders>
+              <w:top w:val="single" w:sz="6" w:space="0" w:color="C4C7C5"/>
+              <w:left w:val="single" w:sz="6" w:space="0" w:color="C4C7C5"/>
+              <w:bottom w:val="single" w:sz="6" w:space="0" w:color="C4C7C5"/>
+              <w:right w:val="single" w:sz="6" w:space="0" w:color="C4C7C5"/>
+            </w:tcBorders>
+            <w:tcMar>
+              <w:top w:w="120" w:type="dxa"/>
+              <w:left w:w="180" w:type="dxa"/>
+              <w:bottom w:w="120" w:type="dxa"/>
+              <w:right w:w="180" w:type="dxa"/>
+            </w:tcMar>
+            <w:vAlign w:val="center"/>
+            <w:hideMark/>
+          </w:tcPr>
+          <w:p>
+            <w:pPr>
+              <w:spacing w:line="360" w:lineRule="auto"/>
+              <w:ind w:firstLine="0"/>
+              <w:rPr>
+                <w:sz w:val="26"/>
+                <w:szCs w:val="26"/>
+                <w:lang w:val="en-US"/>
+              </w:rPr>
+            </w:pPr>
+            <w:r>
+              <w:rPr>
+                <w:sz w:val="26"/>
+                <w:szCs w:val="26"/>
+                <w:lang w:val="en-US"/>
+              </w:rPr>
+              <w:t>Đánh giá diện tích, tỷ lệ đè lên nhau giữa các phần tử để phát hiện các lỗi che khuất thông tin.</w:t>
+            </w:r>
+          </w:p>
+        </w:tc>
+      </w:tr>
+      <w:tr>
+        <w:trPr>
+          <w:tblCellSpacing w:w="15" w:type="dxa"/>
+        </w:trPr>
+        <w:tc>
+          <w:tcPr>
+            <w:tcW w:w="2215" w:type="dxa"/>
+            <w:tcBorders>
+              <w:top w:val="single" w:sz="6" w:space="0" w:color="C4C7C5"/>
+              <w:left w:val="single" w:sz="6" w:space="0" w:color="C4C7C5"/>
+              <w:bottom w:val="single" w:sz="6" w:space="0" w:color="C4C7C5"/>
+              <w:right w:val="single" w:sz="6" w:space="0" w:color="C4C7C5"/>
+            </w:tcBorders>
+            <w:tcMar>
+              <w:top w:w="120" w:type="dxa"/>
+              <w:left w:w="180" w:type="dxa"/>
+              <w:bottom w:w="120" w:type="dxa"/>
+              <w:right w:w="180" w:type="dxa"/>
+            </w:tcMar>
+            <w:vAlign w:val="center"/>
+            <w:hideMark/>
+          </w:tcPr>
+          <w:p>
+            <w:pPr>
+              <w:spacing w:line="360" w:lineRule="auto"/>
+              <w:ind w:firstLine="0"/>
+              <w:rPr>
+                <w:sz w:val="26"/>
+                <w:szCs w:val="26"/>
+                <w:lang w:val="en-US"/>
+              </w:rPr>
+            </w:pPr>
+            <w:r>
+              <w:rPr>
+                <w:sz w:val="26"/>
+                <w:szCs w:val="26"/>
+                <w:lang w:val="en-US"/>
+              </w:rPr>
+              <w:t>df_whitespace</w:t>
+            </w:r>
+          </w:p>
+        </w:tc>
+        <w:tc>
+          <w:tcPr>
+            <w:tcW w:w="2522" w:type="dxa"/>
+            <w:tcBorders>
+              <w:top w:val="single" w:sz="6" w:space="0" w:color="C4C7C5"/>
+              <w:left w:val="single" w:sz="6" w:space="0" w:color="C4C7C5"/>
+              <w:bottom w:val="single" w:sz="6" w:space="0" w:color="C4C7C5"/>
+              <w:right w:val="single" w:sz="6" w:space="0" w:color="C4C7C5"/>
+            </w:tcBorders>
+            <w:tcMar>
+              <w:top w:w="120" w:type="dxa"/>
+              <w:left w:w="180" w:type="dxa"/>
+              <w:bottom w:w="120" w:type="dxa"/>
+              <w:right w:w="180" w:type="dxa"/>
+            </w:tcMar>
+            <w:vAlign w:val="center"/>
+            <w:hideMark/>
+          </w:tcPr>
+          <w:p>
+            <w:pPr>
+              <w:spacing w:line="360" w:lineRule="auto"/>
+              <w:ind w:firstLine="0"/>
+              <w:jc w:val="left"/>
+              <w:rPr>
+                <w:sz w:val="26"/>
+                <w:szCs w:val="26"/>
+                <w:lang w:val="en-US"/>
+              </w:rPr>
+            </w:pPr>
+            <w:r>
+              <w:rPr>
+                <w:sz w:val="26"/>
+                <w:szCs w:val="26"/>
+                <w:lang w:val="en-US"/>
+              </w:rPr>
+              <w:t>Không gian trắng (Whitespace)</w:t>
+            </w:r>
+          </w:p>
+        </w:tc>
+        <w:tc>
+          <w:tcPr>
+            <w:tcW w:w="4199" w:type="dxa"/>
+            <w:tcBorders>
+              <w:top w:val="single" w:sz="6" w:space="0" w:color="C4C7C5"/>
+              <w:left w:val="single" w:sz="6" w:space="0" w:color="C4C7C5"/>
+              <w:bottom w:val="single" w:sz="6" w:space="0" w:color="C4C7C5"/>
+              <w:right w:val="single" w:sz="6" w:space="0" w:color="C4C7C5"/>
+            </w:tcBorders>
+            <w:tcMar>
+              <w:top w:w="120" w:type="dxa"/>
+              <w:left w:w="180" w:type="dxa"/>
+              <w:bottom w:w="120" w:type="dxa"/>
+              <w:right w:w="180" w:type="dxa"/>
+            </w:tcMar>
+            <w:vAlign w:val="center"/>
+            <w:hideMark/>
+          </w:tcPr>
+          <w:p>
+            <w:pPr>
+              <w:spacing w:line="360" w:lineRule="auto"/>
+              <w:ind w:firstLine="0"/>
+              <w:rPr>
+                <w:sz w:val="26"/>
+                <w:szCs w:val="26"/>
+                <w:lang w:val="en-US"/>
+              </w:rPr>
+            </w:pPr>
+            <w:r>
+              <w:rPr>
+                <w:sz w:val="26"/>
+                <w:szCs w:val="26"/>
+                <w:lang w:val="en-US"/>
+              </w:rPr>
+              <w:t>Phân tích tỷ lệ và sự phân bổ của các vùng trống xem có hài hòa với tổng thể hay không.</w:t>
+            </w:r>
+          </w:p>
+        </w:tc>
+      </w:tr>
+    </w:tbl>
+    <w:p>
+      <w:pPr>
+        <w:spacing w:line="360" w:lineRule="auto"/>
+        <w:ind w:firstLine="0"/>
+        <w:rPr>
+          <w:sz w:val="26"/>
+          <w:szCs w:val="26"/>
+          <w:lang w:val="vi-VN"/>
+        </w:rPr>
+      </w:pPr>
     </w:p>
     <w:p>
       <w:pPr>
@@ -4477,6 +5682,8 @@
           <w:ilvl w:val="2"/>
           <w:numId w:val="6"/>
         </w:numPr>
+        <w:spacing w:line="360" w:lineRule="auto"/>
+        <w:ind w:left="360" w:firstLine="207"/>
         <w:rPr>
           <w:sz w:val="26"/>
           <w:szCs w:val="26"/>
@@ -4530,6 +5737,8 @@
           <w:ilvl w:val="1"/>
           <w:numId w:val="6"/>
         </w:numPr>
+        <w:spacing w:line="360" w:lineRule="auto"/>
+        <w:ind w:left="360" w:firstLine="66"/>
         <w:rPr>
           <w:b/>
           <w:bCs/>
@@ -4556,6 +5765,8 @@
           <w:ilvl w:val="2"/>
           <w:numId w:val="6"/>
         </w:numPr>
+        <w:spacing w:line="360" w:lineRule="auto"/>
+        <w:ind w:left="360" w:firstLine="207"/>
         <w:rPr>
           <w:sz w:val="26"/>
           <w:szCs w:val="26"/>
@@ -4578,6 +5789,8 @@
           <w:ilvl w:val="2"/>
           <w:numId w:val="6"/>
         </w:numPr>
+        <w:spacing w:line="360" w:lineRule="auto"/>
+        <w:ind w:left="360" w:firstLine="207"/>
         <w:rPr>
           <w:sz w:val="26"/>
           <w:szCs w:val="26"/>
@@ -4600,6 +5813,8 @@
           <w:ilvl w:val="2"/>
           <w:numId w:val="6"/>
         </w:numPr>
+        <w:spacing w:line="360" w:lineRule="auto"/>
+        <w:ind w:left="360" w:firstLine="207"/>
         <w:rPr>
           <w:sz w:val="26"/>
           <w:szCs w:val="26"/>
@@ -4622,6 +5837,8 @@
           <w:ilvl w:val="2"/>
           <w:numId w:val="6"/>
         </w:numPr>
+        <w:spacing w:line="360" w:lineRule="auto"/>
+        <w:ind w:left="360" w:firstLine="207"/>
         <w:rPr>
           <w:sz w:val="26"/>
           <w:szCs w:val="26"/>
@@ -4644,6 +5861,8 @@
           <w:ilvl w:val="1"/>
           <w:numId w:val="6"/>
         </w:numPr>
+        <w:spacing w:line="360" w:lineRule="auto"/>
+        <w:ind w:left="360" w:firstLine="66"/>
         <w:rPr>
           <w:b/>
           <w:bCs/>
@@ -4670,6 +5889,8 @@
           <w:ilvl w:val="2"/>
           <w:numId w:val="6"/>
         </w:numPr>
+        <w:spacing w:line="360" w:lineRule="auto"/>
+        <w:ind w:left="360" w:firstLine="207"/>
         <w:rPr>
           <w:sz w:val="26"/>
           <w:szCs w:val="26"/>
@@ -4708,6 +5929,8 @@
           <w:ilvl w:val="2"/>
           <w:numId w:val="6"/>
         </w:numPr>
+        <w:spacing w:line="360" w:lineRule="auto"/>
+        <w:ind w:left="360" w:firstLine="207"/>
         <w:rPr>
           <w:sz w:val="26"/>
           <w:szCs w:val="26"/>
@@ -4738,6 +5961,8 @@
           <w:ilvl w:val="2"/>
           <w:numId w:val="6"/>
         </w:numPr>
+        <w:spacing w:line="360" w:lineRule="auto"/>
+        <w:ind w:left="360" w:firstLine="207"/>
         <w:rPr>
           <w:sz w:val="26"/>
           <w:szCs w:val="26"/>
@@ -4776,6 +6001,8 @@
           <w:ilvl w:val="1"/>
           <w:numId w:val="6"/>
         </w:numPr>
+        <w:spacing w:line="360" w:lineRule="auto"/>
+        <w:ind w:left="360" w:firstLine="66"/>
         <w:rPr>
           <w:b/>
           <w:bCs/>
@@ -4802,18 +6029,21 @@
           <w:ilvl w:val="2"/>
           <w:numId w:val="6"/>
         </w:numPr>
-        <w:rPr>
-          <w:sz w:val="26"/>
-          <w:szCs w:val="26"/>
-          <w:lang w:val="en-US"/>
-        </w:rPr>
-      </w:pPr>
-      <w:r>
-        <w:rPr>
-          <w:sz w:val="26"/>
-          <w:szCs w:val="26"/>
-          <w:lang w:val="en-US"/>
-        </w:rPr>
+        <w:spacing w:line="360" w:lineRule="auto"/>
+        <w:ind w:left="360" w:firstLine="207"/>
+        <w:rPr>
+          <w:sz w:val="26"/>
+          <w:szCs w:val="26"/>
+          <w:lang w:val="en-US"/>
+        </w:rPr>
+      </w:pPr>
+      <w:r>
+        <w:rPr>
+          <w:sz w:val="26"/>
+          <w:szCs w:val="26"/>
+          <w:lang w:val="en-US"/>
+        </w:rPr>
+        <w:lastRenderedPageBreak/>
         <w:t>Tùy vào bài toán, loại bài toán, trình bày các kỹ thuật sử dụng đánh giá (</w:t>
       </w:r>
       <w:r>
@@ -4840,6 +6070,8 @@
           <w:ilvl w:val="2"/>
           <w:numId w:val="6"/>
         </w:numPr>
+        <w:spacing w:line="360" w:lineRule="auto"/>
+        <w:ind w:left="360" w:firstLine="207"/>
         <w:rPr>
           <w:sz w:val="26"/>
           <w:szCs w:val="26"/>
@@ -4858,7 +6090,8 @@
     <w:p>
       <w:pPr>
         <w:pStyle w:val="ListParagraph"/>
-        <w:ind w:left="0" w:firstLine="0"/>
+        <w:spacing w:line="360" w:lineRule="auto"/>
+        <w:ind w:left="0" w:firstLine="720"/>
         <w:jc w:val="center"/>
         <w:outlineLvl w:val="0"/>
         <w:rPr>
@@ -4869,8 +6102,8 @@
           <w:lang w:val="en-US"/>
         </w:rPr>
       </w:pPr>
-      <w:bookmarkStart w:id="21" w:name="_Toc160803264"/>
-      <w:bookmarkStart w:id="22" w:name="_Toc184124977"/>
+      <w:bookmarkStart w:id="20" w:name="_Toc160803264"/>
+      <w:bookmarkStart w:id="21" w:name="_Toc184124977"/>
       <w:r>
         <w:rPr>
           <w:b/>
@@ -4881,18 +6114,15 @@
         </w:rPr>
         <w:t xml:space="preserve">CHƯƠNG 3: KẾT QUẢ </w:t>
       </w:r>
+      <w:bookmarkEnd w:id="20"/>
       <w:bookmarkEnd w:id="21"/>
-      <w:bookmarkEnd w:id="22"/>
-    </w:p>
-    <w:p>
-      <w:pPr>
-        <w:tabs>
-          <w:tab w:val="left" w:pos="567"/>
-        </w:tabs>
-        <w:jc w:val="both"/>
-        <w:rPr>
-          <w:sz w:val="26"/>
-          <w:szCs w:val="26"/>
+    </w:p>
+    <w:p>
+      <w:pPr>
+        <w:pStyle w:val="Heading3"/>
+        <w:spacing w:line="360" w:lineRule="auto"/>
+        <w:ind w:firstLine="720"/>
+        <w:rPr>
           <w:lang w:val="en-US"/>
         </w:rPr>
       </w:pPr>
@@ -4922,8 +6152,8 @@
           <w:p>
             <w:pPr>
               <w:pStyle w:val="ListParagraph"/>
-              <w:spacing w:after="120" w:line="312" w:lineRule="auto"/>
-              <w:ind w:left="0" w:firstLine="0"/>
+              <w:spacing w:after="120" w:line="360" w:lineRule="auto"/>
+              <w:ind w:left="0" w:firstLine="720"/>
               <w:rPr>
                 <w:sz w:val="26"/>
                 <w:szCs w:val="26"/>
@@ -4941,8 +6171,8 @@
           <w:p>
             <w:pPr>
               <w:pStyle w:val="ListParagraph"/>
-              <w:spacing w:after="120" w:line="312" w:lineRule="auto"/>
-              <w:ind w:left="0" w:firstLine="0"/>
+              <w:spacing w:after="120" w:line="360" w:lineRule="auto"/>
+              <w:ind w:left="0" w:firstLine="720"/>
               <w:rPr>
                 <w:noProof/>
                 <w:sz w:val="26"/>
@@ -4957,17 +6187,18 @@
     <w:p>
       <w:pPr>
         <w:pStyle w:val="Caption"/>
+        <w:spacing w:line="360" w:lineRule="auto"/>
+        <w:ind w:firstLine="720"/>
         <w:rPr>
           <w:noProof/>
         </w:rPr>
       </w:pPr>
-      <w:bookmarkStart w:id="23" w:name="_Toc184129080"/>
-      <w:r>
-        <w:rPr>
-          <w:b/>
-          <w:bCs/>
-        </w:rPr>
-        <w:lastRenderedPageBreak/>
+      <w:bookmarkStart w:id="22" w:name="_Toc184129080"/>
+      <w:r>
+        <w:rPr>
+          <w:b/>
+          <w:bCs/>
+        </w:rPr>
         <w:t xml:space="preserve">Bảng </w:t>
       </w:r>
       <w:r>
@@ -5011,7 +6242,7 @@
         </w:rPr>
         <w:t>Kết quả</w:t>
       </w:r>
-      <w:bookmarkEnd w:id="23"/>
+      <w:bookmarkEnd w:id="22"/>
       <w:r>
         <w:rPr>
           <w:noProof/>
@@ -5021,6 +6252,8 @@
     </w:p>
     <w:p>
       <w:pPr>
+        <w:spacing w:line="360" w:lineRule="auto"/>
+        <w:ind w:firstLine="720"/>
         <w:rPr>
           <w:lang w:val="en-US"/>
         </w:rPr>
@@ -5057,7 +6290,8 @@
           <w:p>
             <w:pPr>
               <w:keepNext/>
-              <w:spacing w:after="120" w:line="312" w:lineRule="auto"/>
+              <w:spacing w:after="120" w:line="360" w:lineRule="auto"/>
+              <w:ind w:firstLine="720"/>
               <w:jc w:val="center"/>
               <w:rPr>
                 <w:lang w:val="en-US"/>
@@ -5084,7 +6318,7 @@
                           <pic:cNvPicPr/>
                         </pic:nvPicPr>
                         <pic:blipFill>
-                          <a:blip r:embed="rId15"/>
+                          <a:blip r:embed="rId16"/>
                           <a:stretch>
                             <a:fillRect/>
                           </a:stretch>
@@ -5121,7 +6355,8 @@
           <w:p>
             <w:pPr>
               <w:keepNext/>
-              <w:spacing w:after="120" w:line="312" w:lineRule="auto"/>
+              <w:spacing w:after="120" w:line="360" w:lineRule="auto"/>
+              <w:ind w:firstLine="720"/>
               <w:jc w:val="center"/>
               <w:rPr>
                 <w:noProof/>
@@ -5222,7 +6457,8 @@
           <w:p>
             <w:pPr>
               <w:keepNext/>
-              <w:spacing w:after="120" w:line="312" w:lineRule="auto"/>
+              <w:spacing w:after="120" w:line="360" w:lineRule="auto"/>
+              <w:ind w:firstLine="720"/>
               <w:jc w:val="center"/>
               <w:rPr>
                 <w:lang w:val="en-US"/>
@@ -5237,7 +6473,8 @@
         <w:tabs>
           <w:tab w:val="left" w:pos="567"/>
         </w:tabs>
-        <w:jc w:val="both"/>
+        <w:spacing w:line="360" w:lineRule="auto"/>
+        <w:ind w:firstLine="720"/>
         <w:rPr>
           <w:sz w:val="26"/>
           <w:szCs w:val="26"/>
@@ -5270,7 +6507,8 @@
         <w:tabs>
           <w:tab w:val="left" w:pos="567"/>
         </w:tabs>
-        <w:jc w:val="both"/>
+        <w:spacing w:line="360" w:lineRule="auto"/>
+        <w:ind w:firstLine="720"/>
         <w:rPr>
           <w:sz w:val="26"/>
           <w:szCs w:val="26"/>
@@ -5295,7 +6533,8 @@
         <w:tabs>
           <w:tab w:val="left" w:pos="567"/>
         </w:tabs>
-        <w:jc w:val="both"/>
+        <w:spacing w:line="360" w:lineRule="auto"/>
+        <w:ind w:firstLine="720"/>
         <w:rPr>
           <w:sz w:val="26"/>
           <w:szCs w:val="26"/>
@@ -5328,19 +6567,21 @@
         <w:tabs>
           <w:tab w:val="left" w:pos="567"/>
         </w:tabs>
-        <w:jc w:val="both"/>
-        <w:rPr>
-          <w:sz w:val="26"/>
-          <w:szCs w:val="26"/>
-          <w:lang w:val="en-US"/>
-        </w:rPr>
-      </w:pPr>
-      <w:r>
-        <w:rPr>
-          <w:sz w:val="26"/>
-          <w:szCs w:val="26"/>
-          <w:lang w:val="en-US"/>
-        </w:rPr>
+        <w:spacing w:line="360" w:lineRule="auto"/>
+        <w:ind w:firstLine="720"/>
+        <w:rPr>
+          <w:sz w:val="26"/>
+          <w:szCs w:val="26"/>
+          <w:lang w:val="en-US"/>
+        </w:rPr>
+      </w:pPr>
+      <w:r>
+        <w:rPr>
+          <w:sz w:val="26"/>
+          <w:szCs w:val="26"/>
+          <w:lang w:val="en-US"/>
+        </w:rPr>
+        <w:lastRenderedPageBreak/>
         <w:t>L</w:t>
       </w:r>
       <w:r>
@@ -5377,7 +6618,8 @@
         <w:tabs>
           <w:tab w:val="left" w:pos="567"/>
         </w:tabs>
-        <w:jc w:val="both"/>
+        <w:spacing w:line="360" w:lineRule="auto"/>
+        <w:ind w:firstLine="720"/>
         <w:rPr>
           <w:sz w:val="26"/>
           <w:szCs w:val="26"/>
@@ -5395,8 +6637,8 @@
     </w:p>
     <w:p>
       <w:pPr>
-        <w:ind w:firstLine="567"/>
-        <w:jc w:val="both"/>
+        <w:spacing w:line="360" w:lineRule="auto"/>
+        <w:ind w:firstLine="720"/>
         <w:rPr>
           <w:sz w:val="26"/>
           <w:szCs w:val="26"/>
@@ -5428,7 +6670,8 @@
           </w:tcPr>
           <w:p>
             <w:pPr>
-              <w:spacing w:after="120" w:line="312" w:lineRule="auto"/>
+              <w:spacing w:after="120" w:line="360" w:lineRule="auto"/>
+              <w:ind w:firstLine="720"/>
               <w:jc w:val="center"/>
               <w:rPr>
                 <w:b/>
@@ -5446,11 +6689,13 @@
       <w:pPr>
         <w:pStyle w:val="Heading1"/>
       </w:pPr>
-      <w:bookmarkStart w:id="24" w:name="_Toc160803269"/>
-      <w:bookmarkStart w:id="25" w:name="_Toc184124982"/>
-    </w:p>
-    <w:p>
-      <w:pPr>
+      <w:bookmarkStart w:id="23" w:name="_Toc160803269"/>
+      <w:bookmarkStart w:id="24" w:name="_Toc184124982"/>
+    </w:p>
+    <w:p>
+      <w:pPr>
+        <w:spacing w:line="360" w:lineRule="auto"/>
+        <w:ind w:firstLine="720"/>
         <w:rPr>
           <w:b/>
           <w:bCs/>
@@ -5471,16 +6716,17 @@
         <w:lastRenderedPageBreak/>
         <w:t>KẾT LUẬN</w:t>
       </w:r>
+      <w:bookmarkEnd w:id="23"/>
       <w:bookmarkEnd w:id="24"/>
-      <w:bookmarkEnd w:id="25"/>
     </w:p>
     <w:p>
       <w:pPr>
         <w:tabs>
           <w:tab w:val="left" w:pos="567"/>
         </w:tabs>
+        <w:spacing w:line="360" w:lineRule="auto"/>
+        <w:ind w:firstLine="720"/>
         <w:contextualSpacing/>
-        <w:jc w:val="both"/>
         <w:rPr>
           <w:sz w:val="26"/>
           <w:szCs w:val="26"/>
@@ -5493,9 +6739,9 @@
         <w:tabs>
           <w:tab w:val="left" w:pos="990"/>
         </w:tabs>
-        <w:ind w:left="720" w:firstLine="0"/>
+        <w:spacing w:line="360" w:lineRule="auto"/>
+        <w:ind w:left="720" w:firstLine="720"/>
         <w:contextualSpacing/>
-        <w:jc w:val="both"/>
         <w:rPr>
           <w:sz w:val="26"/>
           <w:szCs w:val="26"/>
@@ -5507,16 +6753,16 @@
       <w:pPr>
         <w:pStyle w:val="Heading1"/>
       </w:pPr>
-      <w:bookmarkStart w:id="26" w:name="_Toc160803270"/>
+      <w:bookmarkStart w:id="25" w:name="_Toc160803270"/>
       <w:r>
         <w:br w:type="page"/>
       </w:r>
-      <w:bookmarkStart w:id="27" w:name="_Toc184124983"/>
+      <w:bookmarkStart w:id="26" w:name="_Toc184124983"/>
       <w:r>
         <w:lastRenderedPageBreak/>
         <w:t>CÁC HƯỚNG PHÁT TRIỂN TIẾP THEO</w:t>
       </w:r>
-      <w:bookmarkEnd w:id="27"/>
+      <w:bookmarkEnd w:id="26"/>
     </w:p>
     <w:p>
       <w:pPr>
@@ -5524,8 +6770,8 @@
         <w:tabs>
           <w:tab w:val="left" w:pos="567"/>
         </w:tabs>
-        <w:ind w:left="0" w:firstLine="0"/>
-        <w:jc w:val="both"/>
+        <w:spacing w:line="360" w:lineRule="auto"/>
+        <w:ind w:left="0" w:firstLine="720"/>
         <w:rPr>
           <w:b/>
           <w:bCs/>
@@ -5549,8 +6795,8 @@
         <w:tabs>
           <w:tab w:val="left" w:pos="567"/>
         </w:tabs>
-        <w:ind w:left="0" w:firstLine="0"/>
-        <w:jc w:val="both"/>
+        <w:spacing w:line="360" w:lineRule="auto"/>
+        <w:ind w:left="0" w:firstLine="720"/>
         <w:rPr>
           <w:b/>
           <w:bCs/>
@@ -5574,17 +6820,18 @@
       <w:pPr>
         <w:pStyle w:val="Heading1"/>
       </w:pPr>
-      <w:bookmarkStart w:id="28" w:name="_Toc184124984"/>
+      <w:bookmarkStart w:id="27" w:name="_Toc184124984"/>
       <w:r>
         <w:lastRenderedPageBreak/>
         <w:t>PHỤ LỤC</w:t>
       </w:r>
-      <w:bookmarkEnd w:id="26"/>
-      <w:bookmarkEnd w:id="28"/>
-    </w:p>
-    <w:p>
-      <w:pPr>
-        <w:jc w:val="both"/>
+      <w:bookmarkEnd w:id="25"/>
+      <w:bookmarkEnd w:id="27"/>
+    </w:p>
+    <w:p>
+      <w:pPr>
+        <w:spacing w:line="360" w:lineRule="auto"/>
+        <w:ind w:firstLine="720"/>
         <w:rPr>
           <w:sz w:val="26"/>
           <w:szCs w:val="26"/>
@@ -5597,7 +6844,8 @@
         <w:tabs>
           <w:tab w:val="left" w:pos="567"/>
         </w:tabs>
-        <w:spacing w:before="120"/>
+        <w:spacing w:before="120" w:line="360" w:lineRule="auto"/>
+        <w:ind w:firstLine="720"/>
         <w:rPr>
           <w:b/>
           <w:bCs/>
@@ -5629,6 +6877,8 @@
     </w:p>
     <w:p>
       <w:pPr>
+        <w:spacing w:line="360" w:lineRule="auto"/>
+        <w:ind w:firstLine="720"/>
         <w:rPr>
           <w:sz w:val="26"/>
           <w:szCs w:val="26"/>
@@ -5641,6 +6891,8 @@
         <w:tabs>
           <w:tab w:val="left" w:pos="567"/>
         </w:tabs>
+        <w:spacing w:line="360" w:lineRule="auto"/>
+        <w:ind w:firstLine="720"/>
         <w:rPr>
           <w:b/>
           <w:bCs/>
@@ -5672,7 +6924,8 @@
     </w:p>
     <w:p>
       <w:pPr>
-        <w:jc w:val="both"/>
+        <w:spacing w:line="360" w:lineRule="auto"/>
+        <w:ind w:firstLine="720"/>
         <w:rPr>
           <w:sz w:val="26"/>
           <w:szCs w:val="26"/>
@@ -5685,6 +6938,8 @@
         <w:tabs>
           <w:tab w:val="left" w:pos="567"/>
         </w:tabs>
+        <w:spacing w:line="360" w:lineRule="auto"/>
+        <w:ind w:firstLine="720"/>
         <w:rPr>
           <w:b/>
           <w:bCs/>
@@ -5716,17 +6971,19 @@
     </w:p>
     <w:p>
       <w:pPr>
-        <w:jc w:val="both"/>
-        <w:rPr>
-          <w:sz w:val="26"/>
-          <w:szCs w:val="26"/>
-          <w:lang w:val="en-US"/>
-        </w:rPr>
-      </w:pPr>
-    </w:p>
-    <w:p>
-      <w:pPr>
-        <w:jc w:val="both"/>
+        <w:spacing w:line="360" w:lineRule="auto"/>
+        <w:ind w:firstLine="720"/>
+        <w:rPr>
+          <w:sz w:val="26"/>
+          <w:szCs w:val="26"/>
+          <w:lang w:val="en-US"/>
+        </w:rPr>
+      </w:pPr>
+    </w:p>
+    <w:p>
+      <w:pPr>
+        <w:spacing w:line="360" w:lineRule="auto"/>
+        <w:ind w:firstLine="720"/>
         <w:rPr>
           <w:sz w:val="26"/>
           <w:szCs w:val="26"/>
@@ -5738,8 +6995,8 @@
       <w:pPr>
         <w:pStyle w:val="Heading1"/>
         <w:sectPr>
-          <w:headerReference w:type="default" r:id="rId16"/>
-          <w:footerReference w:type="default" r:id="rId17"/>
+          <w:headerReference w:type="default" r:id="rId17"/>
+          <w:footerReference w:type="default" r:id="rId18"/>
           <w:pgSz w:w="11907" w:h="16840" w:code="9"/>
           <w:pgMar w:top="1418" w:right="1134" w:bottom="1701" w:left="1701" w:header="720" w:footer="720" w:gutter="0"/>
           <w:pgNumType w:start="1"/>
@@ -5747,23 +7004,24 @@
           <w:docGrid w:linePitch="299"/>
         </w:sectPr>
       </w:pPr>
-      <w:bookmarkStart w:id="29" w:name="_Toc160803271"/>
+      <w:bookmarkStart w:id="28" w:name="_Toc160803271"/>
     </w:p>
     <w:p>
       <w:pPr>
         <w:pStyle w:val="Heading1"/>
       </w:pPr>
-      <w:bookmarkStart w:id="30" w:name="_Toc184124985"/>
+      <w:bookmarkStart w:id="29" w:name="_Toc184124985"/>
       <w:r>
         <w:lastRenderedPageBreak/>
         <w:t>TÀI LIỆU THAM KHẢO</w:t>
       </w:r>
+      <w:bookmarkEnd w:id="28"/>
       <w:bookmarkEnd w:id="29"/>
-      <w:bookmarkEnd w:id="30"/>
-    </w:p>
-    <w:p>
-      <w:pPr>
-        <w:spacing w:before="120"/>
+    </w:p>
+    <w:p>
+      <w:pPr>
+        <w:spacing w:before="120" w:line="360" w:lineRule="auto"/>
+        <w:ind w:firstLine="720"/>
         <w:rPr>
           <w:b/>
           <w:bCs/>
@@ -5798,8 +7056,8 @@
         <w:tblLook w:val="04A0" w:firstRow="1" w:lastRow="0" w:firstColumn="1" w:lastColumn="0" w:noHBand="0" w:noVBand="1"/>
       </w:tblPr>
       <w:tblGrid>
-        <w:gridCol w:w="988"/>
-        <w:gridCol w:w="8074"/>
+        <w:gridCol w:w="1240"/>
+        <w:gridCol w:w="7832"/>
       </w:tblGrid>
       <w:tr>
         <w:tc>
@@ -5808,13 +7066,14 @@
           </w:tcPr>
           <w:p>
             <w:pPr>
-              <w:spacing w:after="120" w:line="312" w:lineRule="auto"/>
+              <w:spacing w:after="120" w:line="360" w:lineRule="auto"/>
+              <w:ind w:firstLine="720"/>
               <w:rPr>
                 <w:sz w:val="26"/>
                 <w:szCs w:val="26"/>
               </w:rPr>
             </w:pPr>
-            <w:bookmarkStart w:id="31" w:name="_Hlk181441975"/>
+            <w:bookmarkStart w:id="30" w:name="_Hlk181441975"/>
             <w:r>
               <w:rPr>
                 <w:sz w:val="26"/>
@@ -5845,8 +7104,8 @@
           </w:tcPr>
           <w:p>
             <w:pPr>
-              <w:spacing w:after="120" w:line="312" w:lineRule="auto"/>
-              <w:jc w:val="both"/>
+              <w:spacing w:after="120" w:line="360" w:lineRule="auto"/>
+              <w:ind w:firstLine="720"/>
               <w:rPr>
                 <w:sz w:val="26"/>
                 <w:szCs w:val="26"/>
@@ -5865,8 +7124,8 @@
     </w:tbl>
     <w:p>
       <w:pPr>
-        <w:spacing w:before="120"/>
-        <w:jc w:val="both"/>
+        <w:spacing w:before="120" w:line="360" w:lineRule="auto"/>
+        <w:ind w:firstLine="720"/>
         <w:rPr>
           <w:b/>
           <w:bCs/>
@@ -5909,8 +7168,8 @@
         <w:tblLook w:val="04A0" w:firstRow="1" w:lastRow="0" w:firstColumn="1" w:lastColumn="0" w:noHBand="0" w:noVBand="1"/>
       </w:tblPr>
       <w:tblGrid>
-        <w:gridCol w:w="988"/>
-        <w:gridCol w:w="8074"/>
+        <w:gridCol w:w="1240"/>
+        <w:gridCol w:w="7832"/>
       </w:tblGrid>
       <w:tr>
         <w:tc>
@@ -5919,7 +7178,8 @@
           </w:tcPr>
           <w:p>
             <w:pPr>
-              <w:spacing w:after="120" w:line="312" w:lineRule="auto"/>
+              <w:spacing w:after="120" w:line="360" w:lineRule="auto"/>
+              <w:ind w:firstLine="720"/>
               <w:rPr>
                 <w:sz w:val="26"/>
                 <w:szCs w:val="26"/>
@@ -5950,7 +7210,8 @@
           </w:p>
           <w:p>
             <w:pPr>
-              <w:spacing w:after="120" w:line="312" w:lineRule="auto"/>
+              <w:spacing w:after="120" w:line="360" w:lineRule="auto"/>
+              <w:ind w:firstLine="720"/>
               <w:rPr>
                 <w:sz w:val="26"/>
                 <w:szCs w:val="26"/>
@@ -5964,8 +7225,8 @@
           </w:tcPr>
           <w:p>
             <w:pPr>
-              <w:spacing w:after="120" w:line="312" w:lineRule="auto"/>
-              <w:jc w:val="both"/>
+              <w:spacing w:after="120" w:line="360" w:lineRule="auto"/>
+              <w:ind w:firstLine="720"/>
               <w:rPr>
                 <w:sz w:val="26"/>
                 <w:szCs w:val="26"/>
@@ -5997,10 +7258,12 @@
           </w:p>
         </w:tc>
       </w:tr>
-      <w:bookmarkEnd w:id="31"/>
+      <w:bookmarkEnd w:id="30"/>
     </w:tbl>
     <w:p>
       <w:pPr>
+        <w:spacing w:line="360" w:lineRule="auto"/>
+        <w:ind w:firstLine="720"/>
         <w:rPr>
           <w:sz w:val="26"/>
           <w:szCs w:val="26"/>
@@ -6009,8 +7272,8 @@
       </w:pPr>
     </w:p>
     <w:sectPr>
-      <w:headerReference w:type="default" r:id="rId18"/>
-      <w:footerReference w:type="default" r:id="rId19"/>
+      <w:headerReference w:type="default" r:id="rId19"/>
+      <w:footerReference w:type="default" r:id="rId20"/>
       <w:pgSz w:w="11907" w:h="16840" w:code="9"/>
       <w:pgMar w:top="1418" w:right="1134" w:bottom="1701" w:left="1701" w:header="720" w:footer="720" w:gutter="0"/>
       <w:pgNumType w:start="12"/>
@@ -6868,6 +8131,304 @@
     </w:lvl>
   </w:abstractNum>
   <w:abstractNum w:abstractNumId="6" w15:restartNumberingAfterBreak="0">
+    <w:nsid w:val="161D7B70"/>
+    <w:multiLevelType w:val="multilevel"/>
+    <w:tmpl w:val="93408F1E"/>
+    <w:lvl w:ilvl="0">
+      <w:start w:val="1"/>
+      <w:numFmt w:val="bullet"/>
+      <w:lvlText w:val=""/>
+      <w:lvlJc w:val="left"/>
+      <w:pPr>
+        <w:tabs>
+          <w:tab w:val="num" w:pos="720"/>
+        </w:tabs>
+        <w:ind w:left="720" w:hanging="360"/>
+      </w:pPr>
+      <w:rPr>
+        <w:rFonts w:ascii="Symbol" w:hAnsi="Symbol" w:hint="default"/>
+        <w:sz w:val="20"/>
+      </w:rPr>
+    </w:lvl>
+    <w:lvl w:ilvl="1" w:tentative="1">
+      <w:start w:val="1"/>
+      <w:numFmt w:val="bullet"/>
+      <w:lvlText w:val="o"/>
+      <w:lvlJc w:val="left"/>
+      <w:pPr>
+        <w:tabs>
+          <w:tab w:val="num" w:pos="1440"/>
+        </w:tabs>
+        <w:ind w:left="1440" w:hanging="360"/>
+      </w:pPr>
+      <w:rPr>
+        <w:rFonts w:ascii="Courier New" w:hAnsi="Courier New" w:hint="default"/>
+        <w:sz w:val="20"/>
+      </w:rPr>
+    </w:lvl>
+    <w:lvl w:ilvl="2" w:tentative="1">
+      <w:start w:val="1"/>
+      <w:numFmt w:val="bullet"/>
+      <w:lvlText w:val=""/>
+      <w:lvlJc w:val="left"/>
+      <w:pPr>
+        <w:tabs>
+          <w:tab w:val="num" w:pos="2160"/>
+        </w:tabs>
+        <w:ind w:left="2160" w:hanging="360"/>
+      </w:pPr>
+      <w:rPr>
+        <w:rFonts w:ascii="Wingdings" w:hAnsi="Wingdings" w:hint="default"/>
+        <w:sz w:val="20"/>
+      </w:rPr>
+    </w:lvl>
+    <w:lvl w:ilvl="3" w:tentative="1">
+      <w:start w:val="1"/>
+      <w:numFmt w:val="bullet"/>
+      <w:lvlText w:val=""/>
+      <w:lvlJc w:val="left"/>
+      <w:pPr>
+        <w:tabs>
+          <w:tab w:val="num" w:pos="2880"/>
+        </w:tabs>
+        <w:ind w:left="2880" w:hanging="360"/>
+      </w:pPr>
+      <w:rPr>
+        <w:rFonts w:ascii="Wingdings" w:hAnsi="Wingdings" w:hint="default"/>
+        <w:sz w:val="20"/>
+      </w:rPr>
+    </w:lvl>
+    <w:lvl w:ilvl="4" w:tentative="1">
+      <w:start w:val="1"/>
+      <w:numFmt w:val="bullet"/>
+      <w:lvlText w:val=""/>
+      <w:lvlJc w:val="left"/>
+      <w:pPr>
+        <w:tabs>
+          <w:tab w:val="num" w:pos="3600"/>
+        </w:tabs>
+        <w:ind w:left="3600" w:hanging="360"/>
+      </w:pPr>
+      <w:rPr>
+        <w:rFonts w:ascii="Wingdings" w:hAnsi="Wingdings" w:hint="default"/>
+        <w:sz w:val="20"/>
+      </w:rPr>
+    </w:lvl>
+    <w:lvl w:ilvl="5" w:tentative="1">
+      <w:start w:val="1"/>
+      <w:numFmt w:val="bullet"/>
+      <w:lvlText w:val=""/>
+      <w:lvlJc w:val="left"/>
+      <w:pPr>
+        <w:tabs>
+          <w:tab w:val="num" w:pos="4320"/>
+        </w:tabs>
+        <w:ind w:left="4320" w:hanging="360"/>
+      </w:pPr>
+      <w:rPr>
+        <w:rFonts w:ascii="Wingdings" w:hAnsi="Wingdings" w:hint="default"/>
+        <w:sz w:val="20"/>
+      </w:rPr>
+    </w:lvl>
+    <w:lvl w:ilvl="6" w:tentative="1">
+      <w:start w:val="1"/>
+      <w:numFmt w:val="bullet"/>
+      <w:lvlText w:val=""/>
+      <w:lvlJc w:val="left"/>
+      <w:pPr>
+        <w:tabs>
+          <w:tab w:val="num" w:pos="5040"/>
+        </w:tabs>
+        <w:ind w:left="5040" w:hanging="360"/>
+      </w:pPr>
+      <w:rPr>
+        <w:rFonts w:ascii="Wingdings" w:hAnsi="Wingdings" w:hint="default"/>
+        <w:sz w:val="20"/>
+      </w:rPr>
+    </w:lvl>
+    <w:lvl w:ilvl="7" w:tentative="1">
+      <w:start w:val="1"/>
+      <w:numFmt w:val="bullet"/>
+      <w:lvlText w:val=""/>
+      <w:lvlJc w:val="left"/>
+      <w:pPr>
+        <w:tabs>
+          <w:tab w:val="num" w:pos="5760"/>
+        </w:tabs>
+        <w:ind w:left="5760" w:hanging="360"/>
+      </w:pPr>
+      <w:rPr>
+        <w:rFonts w:ascii="Wingdings" w:hAnsi="Wingdings" w:hint="default"/>
+        <w:sz w:val="20"/>
+      </w:rPr>
+    </w:lvl>
+    <w:lvl w:ilvl="8" w:tentative="1">
+      <w:start w:val="1"/>
+      <w:numFmt w:val="bullet"/>
+      <w:lvlText w:val=""/>
+      <w:lvlJc w:val="left"/>
+      <w:pPr>
+        <w:tabs>
+          <w:tab w:val="num" w:pos="6480"/>
+        </w:tabs>
+        <w:ind w:left="6480" w:hanging="360"/>
+      </w:pPr>
+      <w:rPr>
+        <w:rFonts w:ascii="Wingdings" w:hAnsi="Wingdings" w:hint="default"/>
+        <w:sz w:val="20"/>
+      </w:rPr>
+    </w:lvl>
+  </w:abstractNum>
+  <w:abstractNum w:abstractNumId="7" w15:restartNumberingAfterBreak="0">
+    <w:nsid w:val="1D2B2D11"/>
+    <w:multiLevelType w:val="multilevel"/>
+    <w:tmpl w:val="4E2C7AA8"/>
+    <w:lvl w:ilvl="0">
+      <w:start w:val="1"/>
+      <w:numFmt w:val="bullet"/>
+      <w:lvlText w:val=""/>
+      <w:lvlJc w:val="left"/>
+      <w:pPr>
+        <w:tabs>
+          <w:tab w:val="num" w:pos="720"/>
+        </w:tabs>
+        <w:ind w:left="720" w:hanging="360"/>
+      </w:pPr>
+      <w:rPr>
+        <w:rFonts w:ascii="Symbol" w:hAnsi="Symbol" w:hint="default"/>
+        <w:sz w:val="20"/>
+      </w:rPr>
+    </w:lvl>
+    <w:lvl w:ilvl="1" w:tentative="1">
+      <w:start w:val="1"/>
+      <w:numFmt w:val="bullet"/>
+      <w:lvlText w:val="o"/>
+      <w:lvlJc w:val="left"/>
+      <w:pPr>
+        <w:tabs>
+          <w:tab w:val="num" w:pos="1440"/>
+        </w:tabs>
+        <w:ind w:left="1440" w:hanging="360"/>
+      </w:pPr>
+      <w:rPr>
+        <w:rFonts w:ascii="Courier New" w:hAnsi="Courier New" w:hint="default"/>
+        <w:sz w:val="20"/>
+      </w:rPr>
+    </w:lvl>
+    <w:lvl w:ilvl="2" w:tentative="1">
+      <w:start w:val="1"/>
+      <w:numFmt w:val="bullet"/>
+      <w:lvlText w:val=""/>
+      <w:lvlJc w:val="left"/>
+      <w:pPr>
+        <w:tabs>
+          <w:tab w:val="num" w:pos="2160"/>
+        </w:tabs>
+        <w:ind w:left="2160" w:hanging="360"/>
+      </w:pPr>
+      <w:rPr>
+        <w:rFonts w:ascii="Wingdings" w:hAnsi="Wingdings" w:hint="default"/>
+        <w:sz w:val="20"/>
+      </w:rPr>
+    </w:lvl>
+    <w:lvl w:ilvl="3" w:tentative="1">
+      <w:start w:val="1"/>
+      <w:numFmt w:val="bullet"/>
+      <w:lvlText w:val=""/>
+      <w:lvlJc w:val="left"/>
+      <w:pPr>
+        <w:tabs>
+          <w:tab w:val="num" w:pos="2880"/>
+        </w:tabs>
+        <w:ind w:left="2880" w:hanging="360"/>
+      </w:pPr>
+      <w:rPr>
+        <w:rFonts w:ascii="Wingdings" w:hAnsi="Wingdings" w:hint="default"/>
+        <w:sz w:val="20"/>
+      </w:rPr>
+    </w:lvl>
+    <w:lvl w:ilvl="4" w:tentative="1">
+      <w:start w:val="1"/>
+      <w:numFmt w:val="bullet"/>
+      <w:lvlText w:val=""/>
+      <w:lvlJc w:val="left"/>
+      <w:pPr>
+        <w:tabs>
+          <w:tab w:val="num" w:pos="3600"/>
+        </w:tabs>
+        <w:ind w:left="3600" w:hanging="360"/>
+      </w:pPr>
+      <w:rPr>
+        <w:rFonts w:ascii="Wingdings" w:hAnsi="Wingdings" w:hint="default"/>
+        <w:sz w:val="20"/>
+      </w:rPr>
+    </w:lvl>
+    <w:lvl w:ilvl="5" w:tentative="1">
+      <w:start w:val="1"/>
+      <w:numFmt w:val="bullet"/>
+      <w:lvlText w:val=""/>
+      <w:lvlJc w:val="left"/>
+      <w:pPr>
+        <w:tabs>
+          <w:tab w:val="num" w:pos="4320"/>
+        </w:tabs>
+        <w:ind w:left="4320" w:hanging="360"/>
+      </w:pPr>
+      <w:rPr>
+        <w:rFonts w:ascii="Wingdings" w:hAnsi="Wingdings" w:hint="default"/>
+        <w:sz w:val="20"/>
+      </w:rPr>
+    </w:lvl>
+    <w:lvl w:ilvl="6" w:tentative="1">
+      <w:start w:val="1"/>
+      <w:numFmt w:val="bullet"/>
+      <w:lvlText w:val=""/>
+      <w:lvlJc w:val="left"/>
+      <w:pPr>
+        <w:tabs>
+          <w:tab w:val="num" w:pos="5040"/>
+        </w:tabs>
+        <w:ind w:left="5040" w:hanging="360"/>
+      </w:pPr>
+      <w:rPr>
+        <w:rFonts w:ascii="Wingdings" w:hAnsi="Wingdings" w:hint="default"/>
+        <w:sz w:val="20"/>
+      </w:rPr>
+    </w:lvl>
+    <w:lvl w:ilvl="7" w:tentative="1">
+      <w:start w:val="1"/>
+      <w:numFmt w:val="bullet"/>
+      <w:lvlText w:val=""/>
+      <w:lvlJc w:val="left"/>
+      <w:pPr>
+        <w:tabs>
+          <w:tab w:val="num" w:pos="5760"/>
+        </w:tabs>
+        <w:ind w:left="5760" w:hanging="360"/>
+      </w:pPr>
+      <w:rPr>
+        <w:rFonts w:ascii="Wingdings" w:hAnsi="Wingdings" w:hint="default"/>
+        <w:sz w:val="20"/>
+      </w:rPr>
+    </w:lvl>
+    <w:lvl w:ilvl="8" w:tentative="1">
+      <w:start w:val="1"/>
+      <w:numFmt w:val="bullet"/>
+      <w:lvlText w:val=""/>
+      <w:lvlJc w:val="left"/>
+      <w:pPr>
+        <w:tabs>
+          <w:tab w:val="num" w:pos="6480"/>
+        </w:tabs>
+        <w:ind w:left="6480" w:hanging="360"/>
+      </w:pPr>
+      <w:rPr>
+        <w:rFonts w:ascii="Wingdings" w:hAnsi="Wingdings" w:hint="default"/>
+        <w:sz w:val="20"/>
+      </w:rPr>
+    </w:lvl>
+  </w:abstractNum>
+  <w:abstractNum w:abstractNumId="8" w15:restartNumberingAfterBreak="0">
     <w:nsid w:val="23C8692F"/>
     <w:multiLevelType w:val="multilevel"/>
     <w:tmpl w:val="112C0ED2"/>
@@ -7016,7 +8577,7 @@
       </w:rPr>
     </w:lvl>
   </w:abstractNum>
-  <w:abstractNum w:abstractNumId="7" w15:restartNumberingAfterBreak="0">
+  <w:abstractNum w:abstractNumId="9" w15:restartNumberingAfterBreak="0">
     <w:nsid w:val="2CEC067A"/>
     <w:multiLevelType w:val="multilevel"/>
     <w:tmpl w:val="36E6688C"/>
@@ -7165,7 +8726,7 @@
       </w:rPr>
     </w:lvl>
   </w:abstractNum>
-  <w:abstractNum w:abstractNumId="8" w15:restartNumberingAfterBreak="0">
+  <w:abstractNum w:abstractNumId="10" w15:restartNumberingAfterBreak="0">
     <w:nsid w:val="2D462561"/>
     <w:multiLevelType w:val="multilevel"/>
     <w:tmpl w:val="7C5EB43E"/>
@@ -7282,7 +8843,7 @@
       </w:pPr>
     </w:lvl>
   </w:abstractNum>
-  <w:abstractNum w:abstractNumId="9" w15:restartNumberingAfterBreak="0">
+  <w:abstractNum w:abstractNumId="11" w15:restartNumberingAfterBreak="0">
     <w:nsid w:val="39094427"/>
     <w:multiLevelType w:val="multilevel"/>
     <w:tmpl w:val="39094427"/>
@@ -7396,7 +8957,7 @@
       </w:rPr>
     </w:lvl>
   </w:abstractNum>
-  <w:abstractNum w:abstractNumId="10" w15:restartNumberingAfterBreak="0">
+  <w:abstractNum w:abstractNumId="12" w15:restartNumberingAfterBreak="0">
     <w:nsid w:val="3C0A0B11"/>
     <w:multiLevelType w:val="hybridMultilevel"/>
     <w:tmpl w:val="3E387F2A"/>
@@ -7485,7 +9046,7 @@
       </w:pPr>
     </w:lvl>
   </w:abstractNum>
-  <w:abstractNum w:abstractNumId="11" w15:restartNumberingAfterBreak="0">
+  <w:abstractNum w:abstractNumId="13" w15:restartNumberingAfterBreak="0">
     <w:nsid w:val="3DD60511"/>
     <w:multiLevelType w:val="hybridMultilevel"/>
     <w:tmpl w:val="922AD15C"/>
@@ -7597,7 +9158,156 @@
       </w:rPr>
     </w:lvl>
   </w:abstractNum>
-  <w:abstractNum w:abstractNumId="12" w15:restartNumberingAfterBreak="0">
+  <w:abstractNum w:abstractNumId="14" w15:restartNumberingAfterBreak="0">
+    <w:nsid w:val="3DD83BDA"/>
+    <w:multiLevelType w:val="multilevel"/>
+    <w:tmpl w:val="9A927880"/>
+    <w:lvl w:ilvl="0">
+      <w:start w:val="1"/>
+      <w:numFmt w:val="bullet"/>
+      <w:lvlText w:val=""/>
+      <w:lvlJc w:val="left"/>
+      <w:pPr>
+        <w:tabs>
+          <w:tab w:val="num" w:pos="720"/>
+        </w:tabs>
+        <w:ind w:left="720" w:hanging="360"/>
+      </w:pPr>
+      <w:rPr>
+        <w:rFonts w:ascii="Symbol" w:hAnsi="Symbol" w:hint="default"/>
+        <w:sz w:val="20"/>
+      </w:rPr>
+    </w:lvl>
+    <w:lvl w:ilvl="1" w:tentative="1">
+      <w:start w:val="1"/>
+      <w:numFmt w:val="bullet"/>
+      <w:lvlText w:val="o"/>
+      <w:lvlJc w:val="left"/>
+      <w:pPr>
+        <w:tabs>
+          <w:tab w:val="num" w:pos="1440"/>
+        </w:tabs>
+        <w:ind w:left="1440" w:hanging="360"/>
+      </w:pPr>
+      <w:rPr>
+        <w:rFonts w:ascii="Courier New" w:hAnsi="Courier New" w:hint="default"/>
+        <w:sz w:val="20"/>
+      </w:rPr>
+    </w:lvl>
+    <w:lvl w:ilvl="2" w:tentative="1">
+      <w:start w:val="1"/>
+      <w:numFmt w:val="bullet"/>
+      <w:lvlText w:val=""/>
+      <w:lvlJc w:val="left"/>
+      <w:pPr>
+        <w:tabs>
+          <w:tab w:val="num" w:pos="2160"/>
+        </w:tabs>
+        <w:ind w:left="2160" w:hanging="360"/>
+      </w:pPr>
+      <w:rPr>
+        <w:rFonts w:ascii="Wingdings" w:hAnsi="Wingdings" w:hint="default"/>
+        <w:sz w:val="20"/>
+      </w:rPr>
+    </w:lvl>
+    <w:lvl w:ilvl="3" w:tentative="1">
+      <w:start w:val="1"/>
+      <w:numFmt w:val="bullet"/>
+      <w:lvlText w:val=""/>
+      <w:lvlJc w:val="left"/>
+      <w:pPr>
+        <w:tabs>
+          <w:tab w:val="num" w:pos="2880"/>
+        </w:tabs>
+        <w:ind w:left="2880" w:hanging="360"/>
+      </w:pPr>
+      <w:rPr>
+        <w:rFonts w:ascii="Wingdings" w:hAnsi="Wingdings" w:hint="default"/>
+        <w:sz w:val="20"/>
+      </w:rPr>
+    </w:lvl>
+    <w:lvl w:ilvl="4" w:tentative="1">
+      <w:start w:val="1"/>
+      <w:numFmt w:val="bullet"/>
+      <w:lvlText w:val=""/>
+      <w:lvlJc w:val="left"/>
+      <w:pPr>
+        <w:tabs>
+          <w:tab w:val="num" w:pos="3600"/>
+        </w:tabs>
+        <w:ind w:left="3600" w:hanging="360"/>
+      </w:pPr>
+      <w:rPr>
+        <w:rFonts w:ascii="Wingdings" w:hAnsi="Wingdings" w:hint="default"/>
+        <w:sz w:val="20"/>
+      </w:rPr>
+    </w:lvl>
+    <w:lvl w:ilvl="5" w:tentative="1">
+      <w:start w:val="1"/>
+      <w:numFmt w:val="bullet"/>
+      <w:lvlText w:val=""/>
+      <w:lvlJc w:val="left"/>
+      <w:pPr>
+        <w:tabs>
+          <w:tab w:val="num" w:pos="4320"/>
+        </w:tabs>
+        <w:ind w:left="4320" w:hanging="360"/>
+      </w:pPr>
+      <w:rPr>
+        <w:rFonts w:ascii="Wingdings" w:hAnsi="Wingdings" w:hint="default"/>
+        <w:sz w:val="20"/>
+      </w:rPr>
+    </w:lvl>
+    <w:lvl w:ilvl="6" w:tentative="1">
+      <w:start w:val="1"/>
+      <w:numFmt w:val="bullet"/>
+      <w:lvlText w:val=""/>
+      <w:lvlJc w:val="left"/>
+      <w:pPr>
+        <w:tabs>
+          <w:tab w:val="num" w:pos="5040"/>
+        </w:tabs>
+        <w:ind w:left="5040" w:hanging="360"/>
+      </w:pPr>
+      <w:rPr>
+        <w:rFonts w:ascii="Wingdings" w:hAnsi="Wingdings" w:hint="default"/>
+        <w:sz w:val="20"/>
+      </w:rPr>
+    </w:lvl>
+    <w:lvl w:ilvl="7" w:tentative="1">
+      <w:start w:val="1"/>
+      <w:numFmt w:val="bullet"/>
+      <w:lvlText w:val=""/>
+      <w:lvlJc w:val="left"/>
+      <w:pPr>
+        <w:tabs>
+          <w:tab w:val="num" w:pos="5760"/>
+        </w:tabs>
+        <w:ind w:left="5760" w:hanging="360"/>
+      </w:pPr>
+      <w:rPr>
+        <w:rFonts w:ascii="Wingdings" w:hAnsi="Wingdings" w:hint="default"/>
+        <w:sz w:val="20"/>
+      </w:rPr>
+    </w:lvl>
+    <w:lvl w:ilvl="8" w:tentative="1">
+      <w:start w:val="1"/>
+      <w:numFmt w:val="bullet"/>
+      <w:lvlText w:val=""/>
+      <w:lvlJc w:val="left"/>
+      <w:pPr>
+        <w:tabs>
+          <w:tab w:val="num" w:pos="6480"/>
+        </w:tabs>
+        <w:ind w:left="6480" w:hanging="360"/>
+      </w:pPr>
+      <w:rPr>
+        <w:rFonts w:ascii="Wingdings" w:hAnsi="Wingdings" w:hint="default"/>
+        <w:sz w:val="20"/>
+      </w:rPr>
+    </w:lvl>
+  </w:abstractNum>
+  <w:abstractNum w:abstractNumId="15" w15:restartNumberingAfterBreak="0">
     <w:nsid w:val="3FEB565D"/>
     <w:multiLevelType w:val="multilevel"/>
     <w:tmpl w:val="C59A4E34"/>
@@ -7746,7 +9456,7 @@
       </w:rPr>
     </w:lvl>
   </w:abstractNum>
-  <w:abstractNum w:abstractNumId="13" w15:restartNumberingAfterBreak="0">
+  <w:abstractNum w:abstractNumId="16" w15:restartNumberingAfterBreak="0">
     <w:nsid w:val="4CF0643F"/>
     <w:multiLevelType w:val="hybridMultilevel"/>
     <w:tmpl w:val="01A2EED6"/>
@@ -7863,7 +9573,7 @@
       </w:rPr>
     </w:lvl>
   </w:abstractNum>
-  <w:abstractNum w:abstractNumId="14" w15:restartNumberingAfterBreak="0">
+  <w:abstractNum w:abstractNumId="17" w15:restartNumberingAfterBreak="0">
     <w:nsid w:val="53373E06"/>
     <w:multiLevelType w:val="hybridMultilevel"/>
     <w:tmpl w:val="3C28505A"/>
@@ -7976,7 +9686,7 @@
       </w:rPr>
     </w:lvl>
   </w:abstractNum>
-  <w:abstractNum w:abstractNumId="15" w15:restartNumberingAfterBreak="0">
+  <w:abstractNum w:abstractNumId="18" w15:restartNumberingAfterBreak="0">
     <w:nsid w:val="60CA799E"/>
     <w:multiLevelType w:val="hybridMultilevel"/>
     <w:tmpl w:val="1ACC4680"/>
@@ -8100,7 +9810,7 @@
       </w:rPr>
     </w:lvl>
   </w:abstractNum>
-  <w:abstractNum w:abstractNumId="16" w15:restartNumberingAfterBreak="0">
+  <w:abstractNum w:abstractNumId="19" w15:restartNumberingAfterBreak="0">
     <w:nsid w:val="687B01B5"/>
     <w:multiLevelType w:val="multilevel"/>
     <w:tmpl w:val="60B6A3EC"/>
@@ -8213,7 +9923,7 @@
       </w:rPr>
     </w:lvl>
   </w:abstractNum>
-  <w:abstractNum w:abstractNumId="17" w15:restartNumberingAfterBreak="0">
+  <w:abstractNum w:abstractNumId="20" w15:restartNumberingAfterBreak="0">
     <w:nsid w:val="7F065926"/>
     <w:multiLevelType w:val="hybridMultilevel"/>
     <w:tmpl w:val="86387348"/>
@@ -8338,58 +10048,67 @@
     </w:lvl>
   </w:abstractNum>
   <w:num w:numId="1" w16cid:durableId="857694837">
-    <w:abstractNumId w:val="13"/>
+    <w:abstractNumId w:val="16"/>
   </w:num>
   <w:num w:numId="2" w16cid:durableId="1285187579">
-    <w:abstractNumId w:val="17"/>
+    <w:abstractNumId w:val="20"/>
   </w:num>
   <w:num w:numId="3" w16cid:durableId="2129161019">
-    <w:abstractNumId w:val="15"/>
+    <w:abstractNumId w:val="18"/>
   </w:num>
   <w:num w:numId="4" w16cid:durableId="596061602">
-    <w:abstractNumId w:val="16"/>
+    <w:abstractNumId w:val="19"/>
   </w:num>
   <w:num w:numId="5" w16cid:durableId="2141532793">
     <w:abstractNumId w:val="4"/>
   </w:num>
   <w:num w:numId="6" w16cid:durableId="518550240">
-    <w:abstractNumId w:val="10"/>
+    <w:abstractNumId w:val="12"/>
   </w:num>
   <w:num w:numId="7" w16cid:durableId="2140341769">
-    <w:abstractNumId w:val="9"/>
+    <w:abstractNumId w:val="11"/>
   </w:num>
   <w:num w:numId="8" w16cid:durableId="2048136079">
-    <w:abstractNumId w:val="11"/>
+    <w:abstractNumId w:val="13"/>
   </w:num>
   <w:num w:numId="9" w16cid:durableId="535119626">
     <w:abstractNumId w:val="3"/>
   </w:num>
   <w:num w:numId="10" w16cid:durableId="1264802672">
-    <w:abstractNumId w:val="12"/>
+    <w:abstractNumId w:val="15"/>
   </w:num>
   <w:num w:numId="11" w16cid:durableId="1717311075">
-    <w:abstractNumId w:val="6"/>
+    <w:abstractNumId w:val="8"/>
   </w:num>
   <w:num w:numId="12" w16cid:durableId="108937257">
     <w:abstractNumId w:val="1"/>
   </w:num>
   <w:num w:numId="13" w16cid:durableId="436485050">
-    <w:abstractNumId w:val="7"/>
+    <w:abstractNumId w:val="9"/>
   </w:num>
   <w:num w:numId="14" w16cid:durableId="1643076854">
     <w:abstractNumId w:val="5"/>
   </w:num>
   <w:num w:numId="15" w16cid:durableId="705831669">
-    <w:abstractNumId w:val="14"/>
+    <w:abstractNumId w:val="17"/>
   </w:num>
   <w:num w:numId="16" w16cid:durableId="1485243925">
     <w:abstractNumId w:val="0"/>
   </w:num>
   <w:num w:numId="17" w16cid:durableId="235940554">
-    <w:abstractNumId w:val="8"/>
+    <w:abstractNumId w:val="10"/>
   </w:num>
   <w:num w:numId="18" w16cid:durableId="594093091">
     <w:abstractNumId w:val="2"/>
+  </w:num>
+  <w:num w:numId="19" w16cid:durableId="587731780">
+    <w:abstractNumId w:val="14"/>
+  </w:num>
+  <w:num w:numId="20" w16cid:durableId="233663787">
+    <w:abstractNumId w:val="7"/>
+  </w:num>
+  <w:num w:numId="21" w16cid:durableId="57480619">
+    <w:abstractNumId w:val="6"/>
   </w:num>
 </w:numbering>
 </file>
@@ -8410,6 +10129,8 @@
     <w:pPrDefault>
       <w:pPr>
         <w:spacing w:after="120" w:line="312" w:lineRule="auto"/>
+        <w:ind w:firstLine="680"/>
+        <w:jc w:val="both"/>
       </w:pPr>
     </w:pPrDefault>
   </w:docDefaults>
@@ -8809,8 +10530,10 @@
     <w:autoRedefine/>
     <w:uiPriority w:val="9"/>
     <w:qFormat/>
-    <w:rsid w:val="00AB1213"/>
+    <w:rsid w:val="008134F1"/>
     <w:pPr>
+      <w:spacing w:line="360" w:lineRule="auto"/>
+      <w:ind w:firstLine="0"/>
       <w:jc w:val="center"/>
       <w:outlineLvl w:val="0"/>
     </w:pPr>
@@ -8850,7 +10573,6 @@
     <w:next w:val="Normal"/>
     <w:link w:val="Heading3Char"/>
     <w:uiPriority w:val="9"/>
-    <w:semiHidden/>
     <w:unhideWhenUsed/>
     <w:qFormat/>
     <w:rsid w:val="009C618A"/>
@@ -8897,7 +10619,7 @@
     <w:basedOn w:val="DefaultParagraphFont"/>
     <w:link w:val="Heading1"/>
     <w:uiPriority w:val="9"/>
-    <w:rsid w:val="00AB1213"/>
+    <w:rsid w:val="008134F1"/>
     <w:rPr>
       <w:rFonts w:ascii="Times New Roman" w:eastAsia="Times New Roman" w:hAnsi="Times New Roman" w:cs="Times New Roman"/>
       <w:b/>
@@ -9210,9 +10932,6 @@
     <w:unhideWhenUsed/>
     <w:qFormat/>
     <w:rsid w:val="00613262"/>
-    <w:pPr>
-      <w:jc w:val="both"/>
-    </w:pPr>
     <w:rPr>
       <w:rFonts w:eastAsiaTheme="minorHAnsi"/>
       <w:iCs/>
@@ -9248,7 +10967,6 @@
         <w:numId w:val="7"/>
       </w:numPr>
       <w:spacing w:before="120" w:line="264" w:lineRule="auto"/>
-      <w:jc w:val="both"/>
     </w:pPr>
     <w:rPr>
       <w:rFonts w:eastAsia="SimSun"/>
@@ -9375,7 +11093,6 @@
     <w:basedOn w:val="DefaultParagraphFont"/>
     <w:link w:val="Heading3"/>
     <w:uiPriority w:val="9"/>
-    <w:semiHidden/>
     <w:rsid w:val="009C618A"/>
     <w:rPr>
       <w:rFonts w:ascii="Times New Roman" w:eastAsiaTheme="majorEastAsia" w:hAnsi="Times New Roman" w:cstheme="majorBidi"/>
@@ -9469,6 +11186,60 @@
       <w:szCs w:val="56"/>
       <w:lang w:val="vi"/>
       <w14:ligatures w14:val="none"/>
+    </w:rPr>
+  </w:style>
+  <w:style w:type="paragraph" w:customStyle="1" w:styleId="Style1">
+    <w:name w:val="Style1"/>
+    <w:basedOn w:val="Heading3"/>
+    <w:link w:val="Style1Char"/>
+    <w:qFormat/>
+    <w:rsid w:val="00CF67E5"/>
+    <w:rPr>
+      <w:b/>
+      <w:bCs/>
+      <w:lang w:val="en-US"/>
+    </w:rPr>
+  </w:style>
+  <w:style w:type="character" w:customStyle="1" w:styleId="Style1Char">
+    <w:name w:val="Style1 Char"/>
+    <w:basedOn w:val="Heading3Char"/>
+    <w:link w:val="Style1"/>
+    <w:rsid w:val="00CF67E5"/>
+    <w:rPr>
+      <w:rFonts w:ascii="Times New Roman" w:eastAsiaTheme="majorEastAsia" w:hAnsi="Times New Roman" w:cstheme="majorBidi"/>
+      <w:b/>
+      <w:bCs/>
+      <w:i/>
+      <w:kern w:val="0"/>
+      <w:sz w:val="26"/>
+      <w:szCs w:val="24"/>
+      <w:lang w:val="vi"/>
+      <w14:ligatures w14:val="none"/>
+    </w:rPr>
+  </w:style>
+  <w:style w:type="character" w:styleId="HTMLCode">
+    <w:name w:val="HTML Code"/>
+    <w:basedOn w:val="DefaultParagraphFont"/>
+    <w:uiPriority w:val="99"/>
+    <w:semiHidden/>
+    <w:unhideWhenUsed/>
+    <w:rsid w:val="006F2EDB"/>
+    <w:rPr>
+      <w:rFonts w:ascii="Courier New" w:eastAsia="Times New Roman" w:hAnsi="Courier New" w:cs="Courier New"/>
+      <w:sz w:val="20"/>
+      <w:szCs w:val="20"/>
+    </w:rPr>
+  </w:style>
+  <w:style w:type="character" w:styleId="FollowedHyperlink">
+    <w:name w:val="FollowedHyperlink"/>
+    <w:basedOn w:val="DefaultParagraphFont"/>
+    <w:uiPriority w:val="99"/>
+    <w:semiHidden/>
+    <w:unhideWhenUsed/>
+    <w:rsid w:val="006F2EDB"/>
+    <w:rPr>
+      <w:color w:val="954F72" w:themeColor="followedHyperlink"/>
+      <w:u w:val="single"/>
     </w:rPr>
   </w:style>
 </w:styles>
